--- a/5-人员管理/流程制度规范类文件/050105-人员工作交接管理制度.docx
+++ b/5-人员管理/流程制度规范类文件/050105-人员工作交接管理制度.docx
@@ -1,7 +1,6 @@
 
 <file path=word/document.xml><?xml version="1.0" encoding="utf-8"?>
-<w:document xmlns:wpc="http://schemas.microsoft.com/office/word/2010/wordprocessingCanvas" xmlns:mc="http://schemas.openxmlformats.org/markup-compatibility/2006" xmlns:o="urn:schemas-microsoft-com:office:office" xmlns:r="http://schemas.openxmlformats.org/officeDocument/2006/relationships" xmlns:m="http://schemas.openxmlformats.org/officeDocument/2006/math" xmlns:v="urn:schemas-microsoft-com:vml" xmlns:wp14="http://schemas.microsoft.com/office/word/2010/wordprocessingDrawing" xmlns:wp="http://schemas.openxmlformats.org/drawingml/2006/wordprocessingDrawing" xmlns:w10="urn:schemas-microsoft-com:office:word" xmlns:w="http://schemas.openxmlformats.org/wordprocessingml/2006/main" xmlns:w14="http://schemas.microsoft.com/office/word/2010/wordml" xmlns:w15="http://schemas.microsoft.com/office/word/2012/wordml" xmlns:wne="http://schemas.microsoft.com/office/word/2006/wordml" xmlns:wpg="http://schemas.microsoft.com/office/word/2010/wordprocessingGroup" xmlns:wpi="http://schemas.microsoft.com/office/word/2010/wordprocessingInk" xmlns:wps="http://schemas.microsoft.com/office/word/2010/wordprocessingShape" mc:Ignorable="w14 w15 wp14">
-  <!-- Generated by Aspose.Words for .NET 13.3.0.1 -->
+<w:document xmlns:wpc="http://schemas.microsoft.com/office/word/2010/wordprocessingCanvas" xmlns:mc="http://schemas.openxmlformats.org/markup-compatibility/2006" xmlns:o="urn:schemas-microsoft-com:office:office" xmlns:r="http://schemas.openxmlformats.org/officeDocument/2006/relationships" xmlns:m="http://schemas.openxmlformats.org/officeDocument/2006/math" xmlns:v="urn:schemas-microsoft-com:vml" xmlns:wp14="http://schemas.microsoft.com/office/word/2010/wordprocessingDrawing" xmlns:wp="http://schemas.openxmlformats.org/drawingml/2006/wordprocessingDrawing" xmlns:w="http://schemas.openxmlformats.org/wordprocessingml/2006/main" xmlns:w14="http://schemas.microsoft.com/office/word/2010/wordml" xmlns:w10="urn:schemas-microsoft-com:office:word" xmlns:w15="http://schemas.microsoft.com/office/word/2012/wordml" xmlns:wpg="http://schemas.microsoft.com/office/word/2010/wordprocessingGroup" xmlns:wpi="http://schemas.microsoft.com/office/word/2010/wordprocessingInk" xmlns:wne="http://schemas.microsoft.com/office/word/2006/wordml" xmlns:wps="http://schemas.microsoft.com/office/word/2010/wordprocessingShape" xmlns:wpsCustomData="http://www.wps.cn/officeDocument/2013/wpsCustomData" mc:Ignorable="w14 w15 wp14">
   <w:body>
     <w:p>
       <w:pPr>
@@ -14,7 +13,7 @@
         <w:spacing w:before="78" w:line="219" w:lineRule="auto"/>
         <w:ind w:left="25"/>
         <w:rPr>
-          <w:rFonts w:ascii="宋体" w:eastAsia="宋体" w:hAnsi="宋体" w:cs="宋体" w:hint="default"/>
+          <w:rFonts w:hint="default" w:ascii="宋体" w:hAnsi="宋体" w:eastAsia="宋体" w:cs="宋体"/>
           <w:sz w:val="24"/>
           <w:szCs w:val="24"/>
           <w:lang w:val="en-US" w:eastAsia="zh-CN"/>
@@ -22,7 +21,7 @@
       </w:pPr>
       <w:r>
         <w:rPr>
-          <w:rFonts w:ascii="宋体" w:eastAsia="宋体" w:hAnsi="宋体" w:cs="宋体"/>
+          <w:rFonts w:ascii="宋体" w:hAnsi="宋体" w:eastAsia="宋体" w:cs="宋体"/>
           <w:b/>
           <w:bCs/>
           <w:spacing w:val="-3"/>
@@ -33,7 +32,7 @@
       </w:r>
       <w:r>
         <w:rPr>
-          <w:rFonts w:ascii="宋体" w:eastAsia="宋体" w:hAnsi="宋体" w:cs="宋体" w:hint="eastAsia"/>
+          <w:rFonts w:hint="eastAsia" w:ascii="宋体" w:hAnsi="宋体" w:eastAsia="宋体" w:cs="宋体"/>
           <w:b/>
           <w:bCs/>
           <w:spacing w:val="-3"/>
@@ -45,7 +44,7 @@
       </w:r>
       <w:r>
         <w:rPr>
-          <w:rFonts w:ascii="宋体" w:eastAsia="宋体" w:hAnsi="宋体" w:cs="宋体"/>
+          <w:rFonts w:ascii="宋体" w:hAnsi="宋体" w:eastAsia="宋体" w:cs="宋体"/>
           <w:b/>
           <w:bCs/>
           <w:spacing w:val="-3"/>
@@ -56,7 +55,7 @@
       </w:r>
       <w:r>
         <w:rPr>
-          <w:rFonts w:ascii="宋体" w:eastAsia="宋体" w:hAnsi="宋体" w:cs="宋体" w:hint="eastAsia"/>
+          <w:rFonts w:hint="eastAsia" w:ascii="宋体" w:hAnsi="宋体" w:eastAsia="宋体" w:cs="宋体"/>
           <w:b/>
           <w:bCs/>
           <w:spacing w:val="-3"/>
@@ -86,14 +85,14 @@
         <w:ind w:left="23"/>
         <w:textAlignment w:val="auto"/>
         <w:rPr>
-          <w:rFonts w:ascii="宋体" w:eastAsia="宋体" w:hAnsi="宋体" w:cs="宋体"/>
-          <w:sz w:val="24"/>
-          <w:szCs w:val="24"/>
-        </w:rPr>
-      </w:pPr>
-      <w:r>
-        <w:rPr>
-          <w:rFonts w:ascii="宋体" w:eastAsia="宋体" w:hAnsi="宋体" w:cs="宋体"/>
+          <w:rFonts w:ascii="宋体" w:hAnsi="宋体" w:eastAsia="宋体" w:cs="宋体"/>
+          <w:sz w:val="24"/>
+          <w:szCs w:val="24"/>
+        </w:rPr>
+      </w:pPr>
+      <w:r>
+        <w:rPr>
+          <w:rFonts w:ascii="宋体" w:hAnsi="宋体" w:eastAsia="宋体" w:cs="宋体"/>
           <w:b/>
           <w:bCs/>
           <w:spacing w:val="240"/>
@@ -105,7 +104,7 @@
       </w:r>
       <w:r>
         <w:rPr>
-          <w:rFonts w:ascii="宋体" w:eastAsia="宋体" w:hAnsi="宋体" w:cs="宋体"/>
+          <w:rFonts w:ascii="宋体" w:hAnsi="宋体" w:eastAsia="宋体" w:cs="宋体"/>
           <w:b/>
           <w:bCs/>
           <w:spacing w:val="0"/>
@@ -117,7 +116,7 @@
       </w:r>
       <w:r>
         <w:rPr>
-          <w:rFonts w:ascii="宋体" w:eastAsia="宋体" w:hAnsi="宋体" w:cs="宋体"/>
+          <w:rFonts w:ascii="宋体" w:hAnsi="宋体" w:eastAsia="宋体" w:cs="宋体"/>
           <w:b/>
           <w:bCs/>
           <w:spacing w:val="-5"/>
@@ -129,7 +128,7 @@
     </w:p>
     <w:p>
       <w:pPr>
-        <w:pStyle w:val="a"/>
+        <w:pStyle w:val="25"/>
         <w:keepLines w:val="0"/>
         <w:pageBreakBefore w:val="0"/>
         <w:widowControl/>
@@ -137,7 +136,7 @@
         <w:overflowPunct/>
         <w:bidi w:val="0"/>
       </w:pPr>
-      <w:bookmarkStart w:id="0" w:name="_Toc4796"/>
+      <w:bookmarkStart w:id="0" w:name="_Toc10875"/>
       <w:r>
         <w:rPr>
           <w:rFonts w:hint="eastAsia"/>
@@ -149,7 +148,7 @@
     </w:p>
     <w:p>
       <w:pPr>
-        <w:pStyle w:val="a0"/>
+        <w:pStyle w:val="26"/>
         <w:keepLines w:val="0"/>
         <w:pageBreakBefore w:val="0"/>
         <w:widowControl/>
@@ -162,7 +161,7 @@
         </w:rPr>
       </w:pPr>
       <w:bookmarkStart w:id="1" w:name="_Toc16009"/>
-      <w:bookmarkStart w:id="2" w:name="_Toc3989"/>
+      <w:bookmarkStart w:id="2" w:name="_Toc27940"/>
       <w:r>
         <w:rPr>
           <w:rFonts w:hint="eastAsia"/>
@@ -175,17 +174,18 @@
     </w:p>
     <w:tbl>
       <w:tblPr>
-        <w:tblStyle w:val="TableGrid"/>
+        <w:tblStyle w:val="22"/>
         <w:tblW w:w="0" w:type="auto"/>
         <w:tblInd w:w="2443" w:type="dxa"/>
         <w:tblBorders>
-          <w:top w:val="nil"/>
-          <w:left w:val="nil"/>
-          <w:bottom w:val="nil"/>
-          <w:right w:val="nil"/>
-          <w:insideH w:val="nil"/>
-          <w:insideV w:val="nil"/>
+          <w:top w:val="none" w:color="auto" w:sz="0" w:space="0"/>
+          <w:left w:val="none" w:color="auto" w:sz="0" w:space="0"/>
+          <w:bottom w:val="none" w:color="auto" w:sz="0" w:space="0"/>
+          <w:right w:val="none" w:color="auto" w:sz="0" w:space="0"/>
+          <w:insideH w:val="none" w:color="auto" w:sz="0" w:space="0"/>
+          <w:insideV w:val="none" w:color="auto" w:sz="0" w:space="0"/>
         </w:tblBorders>
+        <w:tblLayout w:type="autofit"/>
         <w:tblCellMar>
           <w:top w:w="0" w:type="dxa"/>
           <w:left w:w="108" w:type="dxa"/>
@@ -199,15 +199,13 @@
       </w:tblGrid>
       <w:tr>
         <w:tblPrEx>
-          <w:tblW w:w="0" w:type="auto"/>
-          <w:tblInd w:w="2443" w:type="dxa"/>
           <w:tblBorders>
-            <w:top w:val="nil"/>
-            <w:left w:val="nil"/>
-            <w:bottom w:val="nil"/>
-            <w:right w:val="nil"/>
-            <w:insideH w:val="nil"/>
-            <w:insideV w:val="nil"/>
+            <w:top w:val="none" w:color="auto" w:sz="0" w:space="0"/>
+            <w:left w:val="none" w:color="auto" w:sz="0" w:space="0"/>
+            <w:bottom w:val="none" w:color="auto" w:sz="0" w:space="0"/>
+            <w:right w:val="none" w:color="auto" w:sz="0" w:space="0"/>
+            <w:insideH w:val="none" w:color="auto" w:sz="0" w:space="0"/>
+            <w:insideV w:val="none" w:color="auto" w:sz="0" w:space="0"/>
           </w:tblBorders>
           <w:tblCellMar>
             <w:top w:w="0" w:type="dxa"/>
@@ -217,17 +215,18 @@
           </w:tblCellMar>
         </w:tblPrEx>
         <w:trPr>
-          <w:trHeight w:val="810"/>
+          <w:trHeight w:val="810" w:hRule="atLeast"/>
         </w:trPr>
         <w:tc>
           <w:tcPr>
             <w:tcW w:w="1818" w:type="dxa"/>
+            <w:vAlign w:val="top"/>
           </w:tcPr>
           <w:p>
             <w:pPr>
               <w:keepLines w:val="0"/>
               <w:pageBreakBefore w:val="0"/>
-              <w:widowControl/>
+              <w:widowControl w:val="0"/>
               <w:wordWrap/>
               <w:overflowPunct/>
               <w:bidi w:val="0"/>
@@ -247,7 +246,7 @@
             </w:r>
             <w:r>
               <w:rPr>
-                <w:rFonts w:asciiTheme="minorAscii" w:eastAsiaTheme="minorEastAsia" w:hAnsiTheme="minorAscii" w:hint="default"/>
+                <w:rFonts w:hint="default" w:asciiTheme="minorAscii" w:hAnsiTheme="minorAscii" w:eastAsiaTheme="minorEastAsia"/>
                 <w:spacing w:val="227"/>
                 <w:sz w:val="21"/>
                 <w:vertAlign w:val="baseline"/>
@@ -272,12 +271,13 @@
         <w:tc>
           <w:tcPr>
             <w:tcW w:w="4261" w:type="dxa"/>
+            <w:vAlign w:val="top"/>
           </w:tcPr>
           <w:p>
             <w:pPr>
               <w:keepLines w:val="0"/>
               <w:pageBreakBefore w:val="0"/>
-              <w:widowControl/>
+              <w:widowControl w:val="0"/>
               <w:wordWrap/>
               <w:overflowPunct/>
               <w:bidi w:val="0"/>
@@ -297,7 +297,7 @@
             </w:r>
             <w:r>
               <w:rPr>
-                <w:rFonts w:asciiTheme="minorAscii" w:eastAsiaTheme="minorEastAsia" w:hAnsiTheme="minorAscii" w:hint="eastAsia"/>
+                <w:rFonts w:hint="eastAsia" w:asciiTheme="minorAscii" w:hAnsiTheme="minorAscii" w:eastAsiaTheme="minorEastAsia"/>
                 <w:spacing w:val="227"/>
                 <w:sz w:val="21"/>
                 <w:vertAlign w:val="baseline"/>
@@ -319,8 +319,14 @@
       </w:tr>
       <w:tr>
         <w:tblPrEx>
-          <w:tblW w:w="0" w:type="auto"/>
-          <w:tblInd w:w="2443" w:type="dxa"/>
+          <w:tblBorders>
+            <w:top w:val="none" w:color="auto" w:sz="0" w:space="0"/>
+            <w:left w:val="none" w:color="auto" w:sz="0" w:space="0"/>
+            <w:bottom w:val="none" w:color="auto" w:sz="0" w:space="0"/>
+            <w:right w:val="none" w:color="auto" w:sz="0" w:space="0"/>
+            <w:insideH w:val="none" w:color="auto" w:sz="0" w:space="0"/>
+            <w:insideV w:val="none" w:color="auto" w:sz="0" w:space="0"/>
+          </w:tblBorders>
           <w:tblCellMar>
             <w:top w:w="0" w:type="dxa"/>
             <w:left w:w="108" w:type="dxa"/>
@@ -329,23 +335,24 @@
           </w:tblCellMar>
         </w:tblPrEx>
         <w:trPr>
-          <w:trHeight w:val="810"/>
+          <w:trHeight w:val="810" w:hRule="atLeast"/>
         </w:trPr>
         <w:tc>
           <w:tcPr>
             <w:tcW w:w="1818" w:type="dxa"/>
             <w:shd w:val="clear" w:color="auto" w:fill="auto"/>
+            <w:vAlign w:val="top"/>
           </w:tcPr>
           <w:p>
             <w:pPr>
               <w:keepLines w:val="0"/>
               <w:pageBreakBefore w:val="0"/>
-              <w:widowControl/>
+              <w:widowControl w:val="0"/>
               <w:wordWrap/>
               <w:overflowPunct/>
               <w:bidi w:val="0"/>
               <w:rPr>
-                <w:rFonts w:ascii="Arial" w:eastAsia="Arial" w:hAnsi="Arial" w:cs="Arial" w:hint="eastAsia"/>
+                <w:rFonts w:hint="eastAsia" w:ascii="Arial" w:hAnsi="Arial" w:eastAsia="Arial" w:cs="Arial"/>
                 <w:snapToGrid w:val="0"/>
                 <w:color w:val="000000"/>
                 <w:kern w:val="0"/>
@@ -365,7 +372,7 @@
             </w:r>
             <w:r>
               <w:rPr>
-                <w:rFonts w:asciiTheme="minorAscii" w:eastAsiaTheme="minorEastAsia" w:hAnsiTheme="minorAscii" w:hint="default"/>
+                <w:rFonts w:hint="default" w:asciiTheme="minorAscii" w:hAnsiTheme="minorAscii" w:eastAsiaTheme="minorEastAsia"/>
                 <w:spacing w:val="227"/>
                 <w:sz w:val="21"/>
                 <w:vertAlign w:val="baseline"/>
@@ -376,13 +383,10 @@
             <w:r>
               <w:rPr>
                 <w:rFonts w:hint="eastAsia"/>
-                <w:spacing w:val="90"/>
-                <w:kern w:val="0"/>
                 <w:u w:val="single"/>
-                <w:vertAlign w:val="baseline"/>
                 <w:lang w:val="en-US" w:eastAsia="zh-CN"/>
               </w:rPr>
-              <w:t>严长运</w:t>
+              <w:t>刘钢要</w:t>
             </w:r>
           </w:p>
         </w:tc>
@@ -390,17 +394,18 @@
           <w:tcPr>
             <w:tcW w:w="4261" w:type="dxa"/>
             <w:shd w:val="clear" w:color="auto" w:fill="auto"/>
+            <w:vAlign w:val="top"/>
           </w:tcPr>
           <w:p>
             <w:pPr>
               <w:keepLines w:val="0"/>
               <w:pageBreakBefore w:val="0"/>
-              <w:widowControl/>
+              <w:widowControl w:val="0"/>
               <w:wordWrap/>
               <w:overflowPunct/>
               <w:bidi w:val="0"/>
               <w:rPr>
-                <w:rFonts w:ascii="Arial" w:eastAsia="Arial" w:hAnsi="Arial" w:cs="Arial" w:hint="eastAsia"/>
+                <w:rFonts w:hint="eastAsia" w:ascii="Arial" w:hAnsi="Arial" w:eastAsia="Arial" w:cs="Arial"/>
                 <w:snapToGrid w:val="0"/>
                 <w:color w:val="000000"/>
                 <w:kern w:val="0"/>
@@ -420,7 +425,7 @@
             </w:r>
             <w:r>
               <w:rPr>
-                <w:rFonts w:asciiTheme="minorAscii" w:eastAsiaTheme="minorEastAsia" w:hAnsiTheme="minorAscii" w:hint="eastAsia"/>
+                <w:rFonts w:hint="eastAsia" w:asciiTheme="minorAscii" w:hAnsiTheme="minorAscii" w:eastAsiaTheme="minorEastAsia"/>
                 <w:spacing w:val="227"/>
                 <w:sz w:val="21"/>
                 <w:vertAlign w:val="baseline"/>
@@ -442,8 +447,14 @@
       </w:tr>
       <w:tr>
         <w:tblPrEx>
-          <w:tblW w:w="0" w:type="auto"/>
-          <w:tblInd w:w="2443" w:type="dxa"/>
+          <w:tblBorders>
+            <w:top w:val="none" w:color="auto" w:sz="0" w:space="0"/>
+            <w:left w:val="none" w:color="auto" w:sz="0" w:space="0"/>
+            <w:bottom w:val="none" w:color="auto" w:sz="0" w:space="0"/>
+            <w:right w:val="none" w:color="auto" w:sz="0" w:space="0"/>
+            <w:insideH w:val="none" w:color="auto" w:sz="0" w:space="0"/>
+            <w:insideV w:val="none" w:color="auto" w:sz="0" w:space="0"/>
+          </w:tblBorders>
           <w:tblCellMar>
             <w:top w:w="0" w:type="dxa"/>
             <w:left w:w="108" w:type="dxa"/>
@@ -452,17 +463,18 @@
           </w:tblCellMar>
         </w:tblPrEx>
         <w:trPr>
-          <w:trHeight w:val="635"/>
+          <w:trHeight w:val="635" w:hRule="atLeast"/>
         </w:trPr>
         <w:tc>
           <w:tcPr>
             <w:tcW w:w="1818" w:type="dxa"/>
+            <w:vAlign w:val="top"/>
           </w:tcPr>
           <w:p>
             <w:pPr>
               <w:keepLines w:val="0"/>
               <w:pageBreakBefore w:val="0"/>
-              <w:widowControl/>
+              <w:widowControl w:val="0"/>
               <w:wordWrap/>
               <w:overflowPunct/>
               <w:bidi w:val="0"/>
@@ -482,7 +494,7 @@
             </w:r>
             <w:r>
               <w:rPr>
-                <w:rFonts w:asciiTheme="minorAscii" w:eastAsiaTheme="minorEastAsia" w:hAnsiTheme="minorAscii" w:hint="eastAsia"/>
+                <w:rFonts w:hint="eastAsia" w:asciiTheme="minorAscii" w:hAnsiTheme="minorAscii" w:eastAsiaTheme="minorEastAsia"/>
                 <w:spacing w:val="227"/>
                 <w:sz w:val="21"/>
                 <w:vertAlign w:val="baseline"/>
@@ -503,12 +515,13 @@
         <w:tc>
           <w:tcPr>
             <w:tcW w:w="4261" w:type="dxa"/>
+            <w:vAlign w:val="top"/>
           </w:tcPr>
           <w:p>
             <w:pPr>
               <w:keepLines w:val="0"/>
               <w:pageBreakBefore w:val="0"/>
-              <w:widowControl/>
+              <w:widowControl w:val="0"/>
               <w:wordWrap/>
               <w:overflowPunct/>
               <w:bidi w:val="0"/>
@@ -528,7 +541,7 @@
             </w:r>
             <w:r>
               <w:rPr>
-                <w:rFonts w:asciiTheme="minorAscii" w:eastAsiaTheme="minorEastAsia" w:hAnsiTheme="minorAscii" w:hint="eastAsia"/>
+                <w:rFonts w:hint="eastAsia" w:asciiTheme="minorAscii" w:hAnsiTheme="minorAscii" w:eastAsiaTheme="minorEastAsia"/>
                 <w:spacing w:val="227"/>
                 <w:sz w:val="21"/>
                 <w:vertAlign w:val="baseline"/>
@@ -573,14 +586,14 @@
         <w:spacing w:before="153" w:line="225" w:lineRule="auto"/>
         <w:ind w:left="3634"/>
         <w:rPr>
-          <w:rFonts w:ascii="宋体" w:eastAsia="宋体" w:hAnsi="宋体" w:cs="宋体"/>
+          <w:rFonts w:ascii="宋体" w:hAnsi="宋体" w:eastAsia="宋体" w:cs="宋体"/>
           <w:sz w:val="31"/>
           <w:szCs w:val="31"/>
         </w:rPr>
       </w:pPr>
       <w:r>
         <w:rPr>
-          <w:rFonts w:ascii="宋体" w:eastAsia="宋体" w:hAnsi="宋体" w:cs="宋体"/>
+          <w:rFonts w:ascii="宋体" w:hAnsi="宋体" w:eastAsia="宋体" w:cs="宋体"/>
           <w:b/>
           <w:bCs/>
           <w:spacing w:val="4"/>
@@ -592,16 +605,16 @@
     </w:p>
     <w:tbl>
       <w:tblPr>
-        <w:tblStyle w:val="TableNormal0"/>
+        <w:tblStyle w:val="27"/>
         <w:tblW w:w="8301" w:type="dxa"/>
         <w:tblInd w:w="2" w:type="dxa"/>
         <w:tblBorders>
-          <w:top w:val="single" w:sz="2" w:space="0" w:color="000000"/>
-          <w:left w:val="single" w:sz="2" w:space="0" w:color="000000"/>
-          <w:bottom w:val="single" w:sz="2" w:space="0" w:color="000000"/>
-          <w:right w:val="single" w:sz="2" w:space="0" w:color="000000"/>
-          <w:insideH w:val="single" w:sz="2" w:space="0" w:color="000000"/>
-          <w:insideV w:val="single" w:sz="2" w:space="0" w:color="000000"/>
+          <w:top w:val="single" w:color="000000" w:sz="2" w:space="0"/>
+          <w:left w:val="single" w:color="000000" w:sz="2" w:space="0"/>
+          <w:bottom w:val="single" w:color="000000" w:sz="2" w:space="0"/>
+          <w:right w:val="single" w:color="000000" w:sz="2" w:space="0"/>
+          <w:insideH w:val="single" w:color="000000" w:sz="2" w:space="0"/>
+          <w:insideV w:val="single" w:color="000000" w:sz="2" w:space="0"/>
         </w:tblBorders>
         <w:tblLayout w:type="fixed"/>
         <w:tblCellMar>
@@ -621,17 +634,14 @@
       </w:tblGrid>
       <w:tr>
         <w:tblPrEx>
-          <w:tblW w:w="8301" w:type="dxa"/>
-          <w:tblInd w:w="2" w:type="dxa"/>
           <w:tblBorders>
-            <w:top w:val="single" w:sz="2" w:space="0" w:color="000000"/>
-            <w:left w:val="single" w:sz="2" w:space="0" w:color="000000"/>
-            <w:bottom w:val="single" w:sz="2" w:space="0" w:color="000000"/>
-            <w:right w:val="single" w:sz="2" w:space="0" w:color="000000"/>
-            <w:insideH w:val="single" w:sz="2" w:space="0" w:color="000000"/>
-            <w:insideV w:val="single" w:sz="2" w:space="0" w:color="000000"/>
+            <w:top w:val="single" w:color="000000" w:sz="2" w:space="0"/>
+            <w:left w:val="single" w:color="000000" w:sz="2" w:space="0"/>
+            <w:bottom w:val="single" w:color="000000" w:sz="2" w:space="0"/>
+            <w:right w:val="single" w:color="000000" w:sz="2" w:space="0"/>
+            <w:insideH w:val="single" w:color="000000" w:sz="2" w:space="0"/>
+            <w:insideV w:val="single" w:color="000000" w:sz="2" w:space="0"/>
           </w:tblBorders>
-          <w:tblLayout w:type="fixed"/>
           <w:tblCellMar>
             <w:top w:w="0" w:type="dxa"/>
             <w:left w:w="0" w:type="dxa"/>
@@ -640,7 +650,7 @@
           </w:tblCellMar>
         </w:tblPrEx>
         <w:trPr>
-          <w:trHeight w:val="593"/>
+          <w:trHeight w:val="593" w:hRule="atLeast"/>
         </w:trPr>
         <w:tc>
           <w:tcPr>
@@ -657,14 +667,14 @@
               <w:spacing w:before="176" w:line="228" w:lineRule="auto"/>
               <w:ind w:left="607"/>
               <w:rPr>
-                <w:rFonts w:ascii="宋体" w:eastAsia="宋体" w:hAnsi="宋体" w:cs="宋体"/>
+                <w:rFonts w:ascii="宋体" w:hAnsi="宋体" w:eastAsia="宋体" w:cs="宋体"/>
                 <w:sz w:val="20"/>
                 <w:szCs w:val="20"/>
               </w:rPr>
             </w:pPr>
             <w:r>
               <w:rPr>
-                <w:rFonts w:ascii="宋体" w:eastAsia="宋体" w:hAnsi="宋体" w:cs="宋体"/>
+                <w:rFonts w:ascii="宋体" w:hAnsi="宋体" w:eastAsia="宋体" w:cs="宋体"/>
                 <w:spacing w:val="-14"/>
                 <w:sz w:val="20"/>
                 <w:szCs w:val="20"/>
@@ -688,14 +698,14 @@
               <w:spacing w:before="175" w:line="227" w:lineRule="auto"/>
               <w:ind w:left="253"/>
               <w:rPr>
-                <w:rFonts w:ascii="宋体" w:eastAsia="宋体" w:hAnsi="宋体" w:cs="宋体"/>
+                <w:rFonts w:ascii="宋体" w:hAnsi="宋体" w:eastAsia="宋体" w:cs="宋体"/>
                 <w:sz w:val="20"/>
                 <w:szCs w:val="20"/>
               </w:rPr>
             </w:pPr>
             <w:r>
               <w:rPr>
-                <w:rFonts w:ascii="宋体" w:eastAsia="宋体" w:hAnsi="宋体" w:cs="宋体"/>
+                <w:rFonts w:ascii="宋体" w:hAnsi="宋体" w:eastAsia="宋体" w:cs="宋体"/>
                 <w:spacing w:val="4"/>
                 <w:sz w:val="20"/>
                 <w:szCs w:val="20"/>
@@ -719,14 +729,14 @@
               <w:spacing w:before="175" w:line="228" w:lineRule="auto"/>
               <w:ind w:left="730"/>
               <w:rPr>
-                <w:rFonts w:ascii="宋体" w:eastAsia="宋体" w:hAnsi="宋体" w:cs="宋体"/>
+                <w:rFonts w:ascii="宋体" w:hAnsi="宋体" w:eastAsia="宋体" w:cs="宋体"/>
                 <w:sz w:val="20"/>
                 <w:szCs w:val="20"/>
               </w:rPr>
             </w:pPr>
             <w:r>
               <w:rPr>
-                <w:rFonts w:ascii="宋体" w:eastAsia="宋体" w:hAnsi="宋体" w:cs="宋体"/>
+                <w:rFonts w:ascii="宋体" w:hAnsi="宋体" w:eastAsia="宋体" w:cs="宋体"/>
                 <w:spacing w:val="7"/>
                 <w:sz w:val="20"/>
                 <w:szCs w:val="20"/>
@@ -750,14 +760,14 @@
               <w:spacing w:before="175" w:line="228" w:lineRule="auto"/>
               <w:ind w:left="310"/>
               <w:rPr>
-                <w:rFonts w:ascii="宋体" w:eastAsia="宋体" w:hAnsi="宋体" w:cs="宋体"/>
+                <w:rFonts w:ascii="宋体" w:hAnsi="宋体" w:eastAsia="宋体" w:cs="宋体"/>
                 <w:sz w:val="20"/>
                 <w:szCs w:val="20"/>
               </w:rPr>
             </w:pPr>
             <w:r>
               <w:rPr>
-                <w:rFonts w:ascii="宋体" w:eastAsia="宋体" w:hAnsi="宋体" w:cs="宋体"/>
+                <w:rFonts w:ascii="宋体" w:hAnsi="宋体" w:eastAsia="宋体" w:cs="宋体"/>
                 <w:spacing w:val="6"/>
                 <w:sz w:val="20"/>
                 <w:szCs w:val="20"/>
@@ -781,7 +791,7 @@
               <w:spacing w:before="175" w:line="228" w:lineRule="auto"/>
               <w:ind w:left="310"/>
               <w:rPr>
-                <w:rFonts w:ascii="宋体" w:eastAsia="宋体" w:hAnsi="宋体" w:cs="宋体" w:hint="eastAsia"/>
+                <w:rFonts w:hint="eastAsia" w:ascii="宋体" w:hAnsi="宋体" w:eastAsia="宋体" w:cs="宋体"/>
                 <w:spacing w:val="6"/>
                 <w:sz w:val="20"/>
                 <w:szCs w:val="20"/>
@@ -790,7 +800,7 @@
             </w:pPr>
             <w:r>
               <w:rPr>
-                <w:rFonts w:ascii="宋体" w:eastAsia="宋体" w:hAnsi="宋体" w:cs="宋体" w:hint="eastAsia"/>
+                <w:rFonts w:hint="eastAsia" w:ascii="宋体" w:hAnsi="宋体" w:eastAsia="宋体" w:cs="宋体"/>
                 <w:spacing w:val="6"/>
                 <w:sz w:val="20"/>
                 <w:szCs w:val="20"/>
@@ -815,14 +825,14 @@
               <w:spacing w:before="176" w:line="229" w:lineRule="auto"/>
               <w:ind w:left="311"/>
               <w:rPr>
-                <w:rFonts w:ascii="宋体" w:eastAsia="宋体" w:hAnsi="宋体" w:cs="宋体"/>
+                <w:rFonts w:ascii="宋体" w:hAnsi="宋体" w:eastAsia="宋体" w:cs="宋体"/>
                 <w:sz w:val="20"/>
                 <w:szCs w:val="20"/>
               </w:rPr>
             </w:pPr>
             <w:r>
               <w:rPr>
-                <w:rFonts w:ascii="宋体" w:eastAsia="宋体" w:hAnsi="宋体" w:cs="宋体"/>
+                <w:rFonts w:ascii="宋体" w:hAnsi="宋体" w:eastAsia="宋体" w:cs="宋体"/>
                 <w:spacing w:val="7"/>
                 <w:sz w:val="20"/>
                 <w:szCs w:val="20"/>
@@ -834,9 +844,14 @@
       </w:tr>
       <w:tr>
         <w:tblPrEx>
-          <w:tblW w:w="8301" w:type="dxa"/>
-          <w:tblInd w:w="2" w:type="dxa"/>
-          <w:tblLayout w:type="fixed"/>
+          <w:tblBorders>
+            <w:top w:val="single" w:color="000000" w:sz="2" w:space="0"/>
+            <w:left w:val="single" w:color="000000" w:sz="2" w:space="0"/>
+            <w:bottom w:val="single" w:color="000000" w:sz="2" w:space="0"/>
+            <w:right w:val="single" w:color="000000" w:sz="2" w:space="0"/>
+            <w:insideH w:val="single" w:color="000000" w:sz="2" w:space="0"/>
+            <w:insideV w:val="single" w:color="000000" w:sz="2" w:space="0"/>
+          </w:tblBorders>
           <w:tblCellMar>
             <w:top w:w="0" w:type="dxa"/>
             <w:left w:w="0" w:type="dxa"/>
@@ -845,7 +860,7 @@
           </w:tblCellMar>
         </w:tblPrEx>
         <w:trPr>
-          <w:trHeight w:val="556"/>
+          <w:trHeight w:val="556" w:hRule="atLeast"/>
         </w:trPr>
         <w:tc>
           <w:tcPr>
@@ -862,14 +877,14 @@
               <w:spacing w:before="173" w:line="267" w:lineRule="exact"/>
               <w:ind w:left="260"/>
               <w:rPr>
-                <w:rFonts w:ascii="宋体" w:eastAsia="宋体" w:hAnsi="宋体" w:cs="宋体"/>
+                <w:rFonts w:ascii="宋体" w:hAnsi="宋体" w:eastAsia="宋体" w:cs="宋体"/>
                 <w:sz w:val="20"/>
                 <w:szCs w:val="20"/>
               </w:rPr>
             </w:pPr>
             <w:r>
               <w:rPr>
-                <w:rFonts w:ascii="宋体" w:eastAsia="宋体" w:hAnsi="宋体" w:cs="宋体"/>
+                <w:rFonts w:ascii="宋体" w:hAnsi="宋体" w:eastAsia="宋体" w:cs="宋体"/>
                 <w:spacing w:val="3"/>
                 <w:position w:val="1"/>
                 <w:sz w:val="20"/>
@@ -894,14 +909,14 @@
               <w:spacing w:before="173" w:line="267" w:lineRule="exact"/>
               <w:ind w:left="248"/>
               <w:rPr>
-                <w:rFonts w:ascii="宋体" w:eastAsia="宋体" w:hAnsi="宋体" w:cs="宋体"/>
+                <w:rFonts w:ascii="宋体" w:hAnsi="宋体" w:eastAsia="宋体" w:cs="宋体"/>
                 <w:sz w:val="20"/>
                 <w:szCs w:val="20"/>
               </w:rPr>
             </w:pPr>
             <w:r>
               <w:rPr>
-                <w:rFonts w:ascii="宋体" w:eastAsia="宋体" w:hAnsi="宋体" w:cs="宋体"/>
+                <w:rFonts w:ascii="宋体" w:hAnsi="宋体" w:eastAsia="宋体" w:cs="宋体"/>
                 <w:spacing w:val="4"/>
                 <w:position w:val="1"/>
                 <w:sz w:val="20"/>
@@ -927,14 +942,14 @@
               <w:ind w:left="114"/>
               <w:jc w:val="center"/>
               <w:rPr>
-                <w:rFonts w:ascii="宋体" w:eastAsia="宋体" w:hAnsi="宋体" w:cs="宋体"/>
+                <w:rFonts w:ascii="宋体" w:hAnsi="宋体" w:eastAsia="宋体" w:cs="宋体"/>
                 <w:sz w:val="20"/>
                 <w:szCs w:val="20"/>
               </w:rPr>
             </w:pPr>
             <w:r>
               <w:rPr>
-                <w:rFonts w:ascii="宋体" w:eastAsia="宋体" w:hAnsi="宋体" w:cs="宋体"/>
+                <w:rFonts w:ascii="宋体" w:hAnsi="宋体" w:eastAsia="宋体" w:cs="宋体"/>
                 <w:spacing w:val="7"/>
                 <w:sz w:val="20"/>
                 <w:szCs w:val="20"/>
@@ -958,7 +973,7 @@
               <w:spacing w:before="172" w:line="228" w:lineRule="auto"/>
               <w:ind w:left="313"/>
               <w:rPr>
-                <w:rFonts w:ascii="宋体" w:eastAsia="宋体" w:hAnsi="宋体" w:cs="宋体"/>
+                <w:rFonts w:ascii="宋体" w:hAnsi="宋体" w:eastAsia="宋体" w:cs="宋体"/>
                 <w:sz w:val="20"/>
                 <w:szCs w:val="20"/>
               </w:rPr>
@@ -992,7 +1007,7 @@
               <w:spacing w:before="172" w:line="228" w:lineRule="auto"/>
               <w:ind w:left="313"/>
               <w:rPr>
-                <w:rFonts w:ascii="宋体" w:eastAsia="宋体" w:hAnsi="宋体" w:cs="宋体" w:hint="eastAsia"/>
+                <w:rFonts w:hint="eastAsia" w:ascii="宋体" w:hAnsi="宋体" w:eastAsia="宋体" w:cs="宋体"/>
                 <w:spacing w:val="5"/>
                 <w:sz w:val="20"/>
                 <w:szCs w:val="20"/>
@@ -1000,14 +1015,10 @@
             </w:pPr>
             <w:r>
               <w:rPr>
-                <w:rFonts w:ascii="宋体" w:eastAsia="宋体" w:hAnsi="宋体" w:cs="宋体" w:hint="eastAsia"/>
-                <w:spacing w:val="100"/>
-                <w:kern w:val="0"/>
-                <w:sz w:val="20"/>
-                <w:szCs w:val="20"/>
+                <w:rFonts w:hint="eastAsia"/>
                 <w:lang w:val="en-US" w:eastAsia="zh-CN"/>
               </w:rPr>
-              <w:t>严长运</w:t>
+              <w:t>刘钢要</w:t>
             </w:r>
           </w:p>
         </w:tc>
@@ -1026,14 +1037,14 @@
               <w:spacing w:before="173" w:line="229" w:lineRule="auto"/>
               <w:ind w:left="314"/>
               <w:rPr>
-                <w:rFonts w:ascii="宋体" w:eastAsia="宋体" w:hAnsi="宋体" w:cs="宋体"/>
+                <w:rFonts w:ascii="宋体" w:hAnsi="宋体" w:eastAsia="宋体" w:cs="宋体"/>
                 <w:sz w:val="20"/>
                 <w:szCs w:val="20"/>
               </w:rPr>
             </w:pPr>
             <w:r>
               <w:rPr>
-                <w:rFonts w:ascii="宋体" w:eastAsia="宋体" w:hAnsi="宋体" w:cs="宋体" w:hint="eastAsia"/>
+                <w:rFonts w:hint="eastAsia" w:ascii="宋体" w:hAnsi="宋体" w:eastAsia="宋体" w:cs="宋体"/>
                 <w:spacing w:val="6"/>
                 <w:sz w:val="20"/>
                 <w:szCs w:val="20"/>
@@ -1046,9 +1057,14 @@
       </w:tr>
       <w:tr>
         <w:tblPrEx>
-          <w:tblW w:w="8301" w:type="dxa"/>
-          <w:tblInd w:w="2" w:type="dxa"/>
-          <w:tblLayout w:type="fixed"/>
+          <w:tblBorders>
+            <w:top w:val="single" w:color="000000" w:sz="2" w:space="0"/>
+            <w:left w:val="single" w:color="000000" w:sz="2" w:space="0"/>
+            <w:bottom w:val="single" w:color="000000" w:sz="2" w:space="0"/>
+            <w:right w:val="single" w:color="000000" w:sz="2" w:space="0"/>
+            <w:insideH w:val="single" w:color="000000" w:sz="2" w:space="0"/>
+            <w:insideV w:val="single" w:color="000000" w:sz="2" w:space="0"/>
+          </w:tblBorders>
           <w:tblCellMar>
             <w:top w:w="0" w:type="dxa"/>
             <w:left w:w="0" w:type="dxa"/>
@@ -1057,7 +1073,7 @@
           </w:tblCellMar>
         </w:tblPrEx>
         <w:trPr>
-          <w:trHeight w:val="556"/>
+          <w:trHeight w:val="556" w:hRule="atLeast"/>
         </w:trPr>
         <w:tc>
           <w:tcPr>
@@ -1065,7 +1081,7 @@
           </w:tcPr>
           <w:p>
             <w:pPr>
-              <w:pStyle w:val="TableText"/>
+              <w:pStyle w:val="28"/>
               <w:keepLines w:val="0"/>
               <w:pageBreakBefore w:val="0"/>
               <w:widowControl/>
@@ -1081,7 +1097,7 @@
           </w:tcPr>
           <w:p>
             <w:pPr>
-              <w:pStyle w:val="TableText"/>
+              <w:pStyle w:val="28"/>
               <w:keepLines w:val="0"/>
               <w:pageBreakBefore w:val="0"/>
               <w:widowControl/>
@@ -1097,7 +1113,7 @@
           </w:tcPr>
           <w:p>
             <w:pPr>
-              <w:pStyle w:val="TableText"/>
+              <w:pStyle w:val="28"/>
               <w:keepLines w:val="0"/>
               <w:pageBreakBefore w:val="0"/>
               <w:widowControl/>
@@ -1147,7 +1163,7 @@
           </w:tcPr>
           <w:p>
             <w:pPr>
-              <w:pStyle w:val="TableText"/>
+              <w:pStyle w:val="28"/>
               <w:keepLines w:val="0"/>
               <w:pageBreakBefore w:val="0"/>
               <w:widowControl/>
@@ -1160,9 +1176,14 @@
       </w:tr>
       <w:tr>
         <w:tblPrEx>
-          <w:tblW w:w="8301" w:type="dxa"/>
-          <w:tblInd w:w="2" w:type="dxa"/>
-          <w:tblLayout w:type="fixed"/>
+          <w:tblBorders>
+            <w:top w:val="single" w:color="000000" w:sz="2" w:space="0"/>
+            <w:left w:val="single" w:color="000000" w:sz="2" w:space="0"/>
+            <w:bottom w:val="single" w:color="000000" w:sz="2" w:space="0"/>
+            <w:right w:val="single" w:color="000000" w:sz="2" w:space="0"/>
+            <w:insideH w:val="single" w:color="000000" w:sz="2" w:space="0"/>
+            <w:insideV w:val="single" w:color="000000" w:sz="2" w:space="0"/>
+          </w:tblBorders>
           <w:tblCellMar>
             <w:top w:w="0" w:type="dxa"/>
             <w:left w:w="0" w:type="dxa"/>
@@ -1171,7 +1192,7 @@
           </w:tblCellMar>
         </w:tblPrEx>
         <w:trPr>
-          <w:trHeight w:val="556"/>
+          <w:trHeight w:val="556" w:hRule="atLeast"/>
         </w:trPr>
         <w:tc>
           <w:tcPr>
@@ -1179,7 +1200,7 @@
           </w:tcPr>
           <w:p>
             <w:pPr>
-              <w:pStyle w:val="TableText"/>
+              <w:pStyle w:val="28"/>
               <w:keepLines w:val="0"/>
               <w:pageBreakBefore w:val="0"/>
               <w:widowControl/>
@@ -1195,7 +1216,7 @@
           </w:tcPr>
           <w:p>
             <w:pPr>
-              <w:pStyle w:val="TableText"/>
+              <w:pStyle w:val="28"/>
               <w:keepLines w:val="0"/>
               <w:pageBreakBefore w:val="0"/>
               <w:widowControl/>
@@ -1211,7 +1232,7 @@
           </w:tcPr>
           <w:p>
             <w:pPr>
-              <w:pStyle w:val="TableText"/>
+              <w:pStyle w:val="28"/>
               <w:keepLines w:val="0"/>
               <w:pageBreakBefore w:val="0"/>
               <w:widowControl/>
@@ -1261,7 +1282,7 @@
           </w:tcPr>
           <w:p>
             <w:pPr>
-              <w:pStyle w:val="TableText"/>
+              <w:pStyle w:val="28"/>
               <w:keepLines w:val="0"/>
               <w:pageBreakBefore w:val="0"/>
               <w:widowControl/>
@@ -1274,9 +1295,14 @@
       </w:tr>
       <w:tr>
         <w:tblPrEx>
-          <w:tblW w:w="8301" w:type="dxa"/>
-          <w:tblInd w:w="2" w:type="dxa"/>
-          <w:tblLayout w:type="fixed"/>
+          <w:tblBorders>
+            <w:top w:val="single" w:color="000000" w:sz="2" w:space="0"/>
+            <w:left w:val="single" w:color="000000" w:sz="2" w:space="0"/>
+            <w:bottom w:val="single" w:color="000000" w:sz="2" w:space="0"/>
+            <w:right w:val="single" w:color="000000" w:sz="2" w:space="0"/>
+            <w:insideH w:val="single" w:color="000000" w:sz="2" w:space="0"/>
+            <w:insideV w:val="single" w:color="000000" w:sz="2" w:space="0"/>
+          </w:tblBorders>
           <w:tblCellMar>
             <w:top w:w="0" w:type="dxa"/>
             <w:left w:w="0" w:type="dxa"/>
@@ -1285,7 +1311,7 @@
           </w:tblCellMar>
         </w:tblPrEx>
         <w:trPr>
-          <w:trHeight w:val="557"/>
+          <w:trHeight w:val="557" w:hRule="atLeast"/>
         </w:trPr>
         <w:tc>
           <w:tcPr>
@@ -1293,7 +1319,7 @@
           </w:tcPr>
           <w:p>
             <w:pPr>
-              <w:pStyle w:val="TableText"/>
+              <w:pStyle w:val="28"/>
               <w:keepLines w:val="0"/>
               <w:pageBreakBefore w:val="0"/>
               <w:widowControl/>
@@ -1309,7 +1335,7 @@
           </w:tcPr>
           <w:p>
             <w:pPr>
-              <w:pStyle w:val="TableText"/>
+              <w:pStyle w:val="28"/>
               <w:keepLines w:val="0"/>
               <w:pageBreakBefore w:val="0"/>
               <w:widowControl/>
@@ -1325,7 +1351,7 @@
           </w:tcPr>
           <w:p>
             <w:pPr>
-              <w:pStyle w:val="TableText"/>
+              <w:pStyle w:val="28"/>
               <w:keepLines w:val="0"/>
               <w:pageBreakBefore w:val="0"/>
               <w:widowControl/>
@@ -1341,7 +1367,7 @@
           </w:tcPr>
           <w:p>
             <w:pPr>
-              <w:pStyle w:val="TableText"/>
+              <w:pStyle w:val="28"/>
               <w:keepLines w:val="0"/>
               <w:pageBreakBefore w:val="0"/>
               <w:widowControl/>
@@ -1357,7 +1383,7 @@
           </w:tcPr>
           <w:p>
             <w:pPr>
-              <w:pStyle w:val="TableText"/>
+              <w:pStyle w:val="28"/>
               <w:keepLines w:val="0"/>
               <w:pageBreakBefore w:val="0"/>
               <w:widowControl/>
@@ -1373,7 +1399,7 @@
           </w:tcPr>
           <w:p>
             <w:pPr>
-              <w:pStyle w:val="TableText"/>
+              <w:pStyle w:val="28"/>
               <w:keepLines w:val="0"/>
               <w:pageBreakBefore w:val="0"/>
               <w:widowControl/>
@@ -1386,9 +1412,14 @@
       </w:tr>
       <w:tr>
         <w:tblPrEx>
-          <w:tblW w:w="8301" w:type="dxa"/>
-          <w:tblInd w:w="2" w:type="dxa"/>
-          <w:tblLayout w:type="fixed"/>
+          <w:tblBorders>
+            <w:top w:val="single" w:color="000000" w:sz="2" w:space="0"/>
+            <w:left w:val="single" w:color="000000" w:sz="2" w:space="0"/>
+            <w:bottom w:val="single" w:color="000000" w:sz="2" w:space="0"/>
+            <w:right w:val="single" w:color="000000" w:sz="2" w:space="0"/>
+            <w:insideH w:val="single" w:color="000000" w:sz="2" w:space="0"/>
+            <w:insideV w:val="single" w:color="000000" w:sz="2" w:space="0"/>
+          </w:tblBorders>
           <w:tblCellMar>
             <w:top w:w="0" w:type="dxa"/>
             <w:left w:w="0" w:type="dxa"/>
@@ -1397,7 +1428,7 @@
           </w:tblCellMar>
         </w:tblPrEx>
         <w:trPr>
-          <w:trHeight w:val="556"/>
+          <w:trHeight w:val="556" w:hRule="atLeast"/>
         </w:trPr>
         <w:tc>
           <w:tcPr>
@@ -1405,7 +1436,7 @@
           </w:tcPr>
           <w:p>
             <w:pPr>
-              <w:pStyle w:val="TableText"/>
+              <w:pStyle w:val="28"/>
               <w:keepLines w:val="0"/>
               <w:pageBreakBefore w:val="0"/>
               <w:widowControl/>
@@ -1421,7 +1452,7 @@
           </w:tcPr>
           <w:p>
             <w:pPr>
-              <w:pStyle w:val="TableText"/>
+              <w:pStyle w:val="28"/>
               <w:keepLines w:val="0"/>
               <w:pageBreakBefore w:val="0"/>
               <w:widowControl/>
@@ -1437,7 +1468,7 @@
           </w:tcPr>
           <w:p>
             <w:pPr>
-              <w:pStyle w:val="TableText"/>
+              <w:pStyle w:val="28"/>
               <w:keepLines w:val="0"/>
               <w:pageBreakBefore w:val="0"/>
               <w:widowControl/>
@@ -1453,7 +1484,7 @@
           </w:tcPr>
           <w:p>
             <w:pPr>
-              <w:pStyle w:val="TableText"/>
+              <w:pStyle w:val="28"/>
               <w:keepLines w:val="0"/>
               <w:pageBreakBefore w:val="0"/>
               <w:widowControl/>
@@ -1469,7 +1500,7 @@
           </w:tcPr>
           <w:p>
             <w:pPr>
-              <w:pStyle w:val="TableText"/>
+              <w:pStyle w:val="28"/>
               <w:keepLines w:val="0"/>
               <w:pageBreakBefore w:val="0"/>
               <w:widowControl/>
@@ -1485,7 +1516,7 @@
           </w:tcPr>
           <w:p>
             <w:pPr>
-              <w:pStyle w:val="TableText"/>
+              <w:pStyle w:val="28"/>
               <w:keepLines w:val="0"/>
               <w:pageBreakBefore w:val="0"/>
               <w:widowControl/>
@@ -1498,9 +1529,14 @@
       </w:tr>
       <w:tr>
         <w:tblPrEx>
-          <w:tblW w:w="8301" w:type="dxa"/>
-          <w:tblInd w:w="2" w:type="dxa"/>
-          <w:tblLayout w:type="fixed"/>
+          <w:tblBorders>
+            <w:top w:val="single" w:color="000000" w:sz="2" w:space="0"/>
+            <w:left w:val="single" w:color="000000" w:sz="2" w:space="0"/>
+            <w:bottom w:val="single" w:color="000000" w:sz="2" w:space="0"/>
+            <w:right w:val="single" w:color="000000" w:sz="2" w:space="0"/>
+            <w:insideH w:val="single" w:color="000000" w:sz="2" w:space="0"/>
+            <w:insideV w:val="single" w:color="000000" w:sz="2" w:space="0"/>
+          </w:tblBorders>
           <w:tblCellMar>
             <w:top w:w="0" w:type="dxa"/>
             <w:left w:w="0" w:type="dxa"/>
@@ -1509,7 +1545,7 @@
           </w:tblCellMar>
         </w:tblPrEx>
         <w:trPr>
-          <w:trHeight w:val="561"/>
+          <w:trHeight w:val="561" w:hRule="atLeast"/>
         </w:trPr>
         <w:tc>
           <w:tcPr>
@@ -1517,7 +1553,7 @@
           </w:tcPr>
           <w:p>
             <w:pPr>
-              <w:pStyle w:val="TableText"/>
+              <w:pStyle w:val="28"/>
               <w:keepLines w:val="0"/>
               <w:pageBreakBefore w:val="0"/>
               <w:widowControl/>
@@ -1533,7 +1569,7 @@
           </w:tcPr>
           <w:p>
             <w:pPr>
-              <w:pStyle w:val="TableText"/>
+              <w:pStyle w:val="28"/>
               <w:keepLines w:val="0"/>
               <w:pageBreakBefore w:val="0"/>
               <w:widowControl/>
@@ -1549,7 +1585,7 @@
           </w:tcPr>
           <w:p>
             <w:pPr>
-              <w:pStyle w:val="TableText"/>
+              <w:pStyle w:val="28"/>
               <w:keepLines w:val="0"/>
               <w:pageBreakBefore w:val="0"/>
               <w:widowControl/>
@@ -1565,7 +1601,7 @@
           </w:tcPr>
           <w:p>
             <w:pPr>
-              <w:pStyle w:val="TableText"/>
+              <w:pStyle w:val="28"/>
               <w:keepLines w:val="0"/>
               <w:pageBreakBefore w:val="0"/>
               <w:widowControl/>
@@ -1581,7 +1617,7 @@
           </w:tcPr>
           <w:p>
             <w:pPr>
-              <w:pStyle w:val="TableText"/>
+              <w:pStyle w:val="28"/>
               <w:keepLines w:val="0"/>
               <w:pageBreakBefore w:val="0"/>
               <w:widowControl/>
@@ -1597,7 +1633,7 @@
           </w:tcPr>
           <w:p>
             <w:pPr>
-              <w:pStyle w:val="TableText"/>
+              <w:pStyle w:val="28"/>
               <w:keepLines w:val="0"/>
               <w:pageBreakBefore w:val="0"/>
               <w:widowControl/>
@@ -1625,7 +1661,7 @@
     <w:sdt>
       <w:sdtPr>
         <w:rPr>
-          <w:rFonts w:ascii="宋体" w:eastAsia="宋体" w:hAnsi="宋体" w:cs="Arial"/>
+          <w:rFonts w:ascii="宋体" w:hAnsi="宋体" w:eastAsia="宋体" w:cs="Arial"/>
           <w:snapToGrid w:val="0"/>
           <w:color w:val="000000"/>
           <w:kern w:val="0"/>
@@ -1641,7 +1677,7 @@
       </w:sdtPr>
       <w:sdtEndPr>
         <w:rPr>
-          <w:rFonts w:ascii="宋体" w:eastAsia="宋体" w:hAnsi="宋体" w:cs="宋体" w:hint="eastAsia"/>
+          <w:rFonts w:hint="eastAsia" w:ascii="宋体" w:hAnsi="宋体" w:eastAsia="宋体" w:cs="宋体"/>
           <w:snapToGrid w:val="0"/>
           <w:color w:val="000000"/>
           <w:kern w:val="0"/>
@@ -1660,17 +1696,17 @@
             <w:overflowPunct/>
             <w:bidi w:val="0"/>
             <w:spacing w:before="0" w:beforeLines="0" w:after="0" w:afterLines="0" w:line="240" w:lineRule="auto"/>
-            <w:ind w:left="0" w:right="0" w:firstLine="0" w:leftChars="0" w:rightChars="0" w:firstLineChars="0"/>
+            <w:ind w:left="0" w:leftChars="0" w:right="0" w:rightChars="0" w:firstLine="0" w:firstLineChars="0"/>
             <w:jc w:val="center"/>
             <w:rPr>
-              <w:rFonts w:ascii="宋体" w:eastAsia="宋体" w:hAnsi="宋体" w:cs="宋体" w:hint="eastAsia"/>
+              <w:rFonts w:hint="eastAsia" w:ascii="宋体" w:hAnsi="宋体" w:eastAsia="宋体" w:cs="宋体"/>
               <w:sz w:val="24"/>
               <w:szCs w:val="24"/>
             </w:rPr>
           </w:pPr>
           <w:r>
             <w:rPr>
-              <w:rFonts w:ascii="宋体" w:eastAsia="宋体" w:hAnsi="宋体" w:cs="宋体" w:hint="eastAsia"/>
+              <w:rFonts w:hint="eastAsia" w:ascii="宋体" w:hAnsi="宋体" w:eastAsia="宋体" w:cs="宋体"/>
               <w:sz w:val="24"/>
               <w:szCs w:val="24"/>
             </w:rPr>
@@ -1679,14 +1715,16 @@
         </w:p>
         <w:p>
           <w:pPr>
-            <w:pStyle w:val="TOC1"/>
+            <w:pStyle w:val="17"/>
             <w:tabs>
               <w:tab w:val="right" w:leader="dot" w:pos="8306"/>
             </w:tabs>
           </w:pPr>
-          <w:r>
-            <w:rPr>
-              <w:rFonts w:ascii="宋体" w:eastAsia="宋体" w:hAnsi="宋体" w:cs="宋体" w:hint="eastAsia"/>
+          <w:bookmarkStart w:id="35" w:name="_GoBack"/>
+          <w:bookmarkEnd w:id="35"/>
+          <w:r>
+            <w:rPr>
+              <w:rFonts w:hint="eastAsia" w:ascii="宋体" w:hAnsi="宋体" w:eastAsia="宋体" w:cs="宋体"/>
               <w:sz w:val="24"/>
               <w:szCs w:val="24"/>
             </w:rPr>
@@ -1694,7 +1732,7 @@
           </w:r>
           <w:r>
             <w:rPr>
-              <w:rFonts w:ascii="宋体" w:eastAsia="宋体" w:hAnsi="宋体" w:cs="宋体" w:hint="eastAsia"/>
+              <w:rFonts w:hint="eastAsia" w:ascii="宋体" w:hAnsi="宋体" w:eastAsia="宋体" w:cs="宋体"/>
               <w:sz w:val="24"/>
               <w:szCs w:val="24"/>
             </w:rPr>
@@ -1702,7 +1740,7 @@
           </w:r>
           <w:r>
             <w:rPr>
-              <w:rFonts w:ascii="宋体" w:eastAsia="宋体" w:hAnsi="宋体" w:cs="宋体" w:hint="eastAsia"/>
+              <w:rFonts w:hint="eastAsia" w:ascii="宋体" w:hAnsi="宋体" w:eastAsia="宋体" w:cs="宋体"/>
               <w:sz w:val="24"/>
               <w:szCs w:val="24"/>
             </w:rPr>
@@ -1710,21 +1748,21 @@
           </w:r>
           <w:r>
             <w:rPr>
-              <w:rFonts w:ascii="宋体" w:eastAsia="宋体" w:hAnsi="宋体" w:cs="宋体" w:hint="eastAsia"/>
+              <w:rFonts w:hint="eastAsia" w:ascii="宋体" w:hAnsi="宋体" w:eastAsia="宋体" w:cs="宋体"/>
               <w:szCs w:val="24"/>
             </w:rPr>
             <w:fldChar w:fldCharType="begin"/>
           </w:r>
           <w:r>
             <w:rPr>
-              <w:rFonts w:ascii="宋体" w:eastAsia="宋体" w:hAnsi="宋体" w:cs="宋体" w:hint="eastAsia"/>
-              <w:szCs w:val="24"/>
-            </w:rPr>
-            <w:instrText xml:space="preserve"> HYPERLINK \l _Toc4796 </w:instrText>
-          </w:r>
-          <w:r>
-            <w:rPr>
-              <w:rFonts w:ascii="宋体" w:eastAsia="宋体" w:hAnsi="宋体" w:cs="宋体" w:hint="eastAsia"/>
+              <w:rFonts w:hint="eastAsia" w:ascii="宋体" w:hAnsi="宋体" w:eastAsia="宋体" w:cs="宋体"/>
+              <w:szCs w:val="24"/>
+            </w:rPr>
+            <w:instrText xml:space="preserve"> HYPERLINK \l _Toc10875 </w:instrText>
+          </w:r>
+          <w:r>
+            <w:rPr>
+              <w:rFonts w:hint="eastAsia" w:ascii="宋体" w:hAnsi="宋体" w:eastAsia="宋体" w:cs="宋体"/>
               <w:szCs w:val="24"/>
             </w:rPr>
             <w:fldChar w:fldCharType="separate"/>
@@ -1743,7 +1781,7 @@
             <w:fldChar w:fldCharType="begin"/>
           </w:r>
           <w:r>
-            <w:instrText xml:space="preserve"> PAGEREF _Toc4796 \h </w:instrText>
+            <w:instrText xml:space="preserve"> PAGEREF _Toc10875 \h </w:instrText>
           </w:r>
           <w:r>
             <w:fldChar w:fldCharType="separate"/>
@@ -1756,7 +1794,7 @@
           </w:r>
           <w:r>
             <w:rPr>
-              <w:rFonts w:ascii="宋体" w:eastAsia="宋体" w:hAnsi="宋体" w:cs="宋体" w:hint="eastAsia"/>
+              <w:rFonts w:hint="eastAsia" w:ascii="宋体" w:hAnsi="宋体" w:eastAsia="宋体" w:cs="宋体"/>
               <w:szCs w:val="24"/>
             </w:rPr>
             <w:fldChar w:fldCharType="end"/>
@@ -1764,28 +1802,28 @@
         </w:p>
         <w:p>
           <w:pPr>
-            <w:pStyle w:val="TOC1"/>
+            <w:pStyle w:val="17"/>
             <w:tabs>
               <w:tab w:val="right" w:leader="dot" w:pos="8306"/>
             </w:tabs>
           </w:pPr>
           <w:r>
             <w:rPr>
-              <w:rFonts w:ascii="宋体" w:eastAsia="宋体" w:hAnsi="宋体" w:cs="宋体" w:hint="eastAsia"/>
+              <w:rFonts w:hint="eastAsia" w:ascii="宋体" w:hAnsi="宋体" w:eastAsia="宋体" w:cs="宋体"/>
               <w:szCs w:val="24"/>
             </w:rPr>
             <w:fldChar w:fldCharType="begin"/>
           </w:r>
           <w:r>
             <w:rPr>
-              <w:rFonts w:ascii="宋体" w:eastAsia="宋体" w:hAnsi="宋体" w:cs="宋体" w:hint="eastAsia"/>
-              <w:szCs w:val="24"/>
-            </w:rPr>
-            <w:instrText xml:space="preserve"> HYPERLINK \l _Toc3989 </w:instrText>
-          </w:r>
-          <w:r>
-            <w:rPr>
-              <w:rFonts w:ascii="宋体" w:eastAsia="宋体" w:hAnsi="宋体" w:cs="宋体" w:hint="eastAsia"/>
+              <w:rFonts w:hint="eastAsia" w:ascii="宋体" w:hAnsi="宋体" w:eastAsia="宋体" w:cs="宋体"/>
+              <w:szCs w:val="24"/>
+            </w:rPr>
+            <w:instrText xml:space="preserve"> HYPERLINK \l _Toc27940 </w:instrText>
+          </w:r>
+          <w:r>
+            <w:rPr>
+              <w:rFonts w:hint="eastAsia" w:ascii="宋体" w:hAnsi="宋体" w:eastAsia="宋体" w:cs="宋体"/>
               <w:szCs w:val="24"/>
             </w:rPr>
             <w:fldChar w:fldCharType="separate"/>
@@ -1804,7 +1842,7 @@
             <w:fldChar w:fldCharType="begin"/>
           </w:r>
           <w:r>
-            <w:instrText xml:space="preserve"> PAGEREF _Toc3989 \h </w:instrText>
+            <w:instrText xml:space="preserve"> PAGEREF _Toc27940 \h </w:instrText>
           </w:r>
           <w:r>
             <w:fldChar w:fldCharType="separate"/>
@@ -1817,7 +1855,7 @@
           </w:r>
           <w:r>
             <w:rPr>
-              <w:rFonts w:ascii="宋体" w:eastAsia="宋体" w:hAnsi="宋体" w:cs="宋体" w:hint="eastAsia"/>
+              <w:rFonts w:hint="eastAsia" w:ascii="宋体" w:hAnsi="宋体" w:eastAsia="宋体" w:cs="宋体"/>
               <w:szCs w:val="24"/>
             </w:rPr>
             <w:fldChar w:fldCharType="end"/>
@@ -1825,28 +1863,28 @@
         </w:p>
         <w:p>
           <w:pPr>
-            <w:pStyle w:val="TOC1"/>
+            <w:pStyle w:val="17"/>
             <w:tabs>
               <w:tab w:val="right" w:leader="dot" w:pos="8306"/>
             </w:tabs>
           </w:pPr>
           <w:r>
             <w:rPr>
-              <w:rFonts w:ascii="宋体" w:eastAsia="宋体" w:hAnsi="宋体" w:cs="宋体" w:hint="eastAsia"/>
+              <w:rFonts w:hint="eastAsia" w:ascii="宋体" w:hAnsi="宋体" w:eastAsia="宋体" w:cs="宋体"/>
               <w:szCs w:val="24"/>
             </w:rPr>
             <w:fldChar w:fldCharType="begin"/>
           </w:r>
           <w:r>
             <w:rPr>
-              <w:rFonts w:ascii="宋体" w:eastAsia="宋体" w:hAnsi="宋体" w:cs="宋体" w:hint="eastAsia"/>
-              <w:szCs w:val="24"/>
-            </w:rPr>
-            <w:instrText xml:space="preserve"> HYPERLINK \l _Toc25171 </w:instrText>
-          </w:r>
-          <w:r>
-            <w:rPr>
-              <w:rFonts w:ascii="宋体" w:eastAsia="宋体" w:hAnsi="宋体" w:cs="宋体" w:hint="eastAsia"/>
+              <w:rFonts w:hint="eastAsia" w:ascii="宋体" w:hAnsi="宋体" w:eastAsia="宋体" w:cs="宋体"/>
+              <w:szCs w:val="24"/>
+            </w:rPr>
+            <w:instrText xml:space="preserve"> HYPERLINK \l _Toc29659 </w:instrText>
+          </w:r>
+          <w:r>
+            <w:rPr>
+              <w:rFonts w:hint="eastAsia" w:ascii="宋体" w:hAnsi="宋体" w:eastAsia="宋体" w:cs="宋体"/>
               <w:szCs w:val="24"/>
             </w:rPr>
             <w:fldChar w:fldCharType="separate"/>
@@ -1867,7 +1905,7 @@
             <w:fldChar w:fldCharType="begin"/>
           </w:r>
           <w:r>
-            <w:instrText xml:space="preserve"> PAGEREF _Toc25171 \h </w:instrText>
+            <w:instrText xml:space="preserve"> PAGEREF _Toc29659 \h </w:instrText>
           </w:r>
           <w:r>
             <w:fldChar w:fldCharType="separate"/>
@@ -1880,7 +1918,7 @@
           </w:r>
           <w:r>
             <w:rPr>
-              <w:rFonts w:ascii="宋体" w:eastAsia="宋体" w:hAnsi="宋体" w:cs="宋体" w:hint="eastAsia"/>
+              <w:rFonts w:hint="eastAsia" w:ascii="宋体" w:hAnsi="宋体" w:eastAsia="宋体" w:cs="宋体"/>
               <w:szCs w:val="24"/>
             </w:rPr>
             <w:fldChar w:fldCharType="end"/>
@@ -1888,28 +1926,28 @@
         </w:p>
         <w:p>
           <w:pPr>
-            <w:pStyle w:val="TOC1"/>
+            <w:pStyle w:val="17"/>
             <w:tabs>
               <w:tab w:val="right" w:leader="dot" w:pos="8306"/>
             </w:tabs>
           </w:pPr>
           <w:r>
             <w:rPr>
-              <w:rFonts w:ascii="宋体" w:eastAsia="宋体" w:hAnsi="宋体" w:cs="宋体" w:hint="eastAsia"/>
+              <w:rFonts w:hint="eastAsia" w:ascii="宋体" w:hAnsi="宋体" w:eastAsia="宋体" w:cs="宋体"/>
               <w:szCs w:val="24"/>
             </w:rPr>
             <w:fldChar w:fldCharType="begin"/>
           </w:r>
           <w:r>
             <w:rPr>
-              <w:rFonts w:ascii="宋体" w:eastAsia="宋体" w:hAnsi="宋体" w:cs="宋体" w:hint="eastAsia"/>
-              <w:szCs w:val="24"/>
-            </w:rPr>
-            <w:instrText xml:space="preserve"> HYPERLINK \l _Toc21228 </w:instrText>
-          </w:r>
-          <w:r>
-            <w:rPr>
-              <w:rFonts w:ascii="宋体" w:eastAsia="宋体" w:hAnsi="宋体" w:cs="宋体" w:hint="eastAsia"/>
+              <w:rFonts w:hint="eastAsia" w:ascii="宋体" w:hAnsi="宋体" w:eastAsia="宋体" w:cs="宋体"/>
+              <w:szCs w:val="24"/>
+            </w:rPr>
+            <w:instrText xml:space="preserve"> HYPERLINK \l _Toc21968 </w:instrText>
+          </w:r>
+          <w:r>
+            <w:rPr>
+              <w:rFonts w:hint="eastAsia" w:ascii="宋体" w:hAnsi="宋体" w:eastAsia="宋体" w:cs="宋体"/>
               <w:szCs w:val="24"/>
             </w:rPr>
             <w:fldChar w:fldCharType="separate"/>
@@ -1935,7 +1973,7 @@
             <w:fldChar w:fldCharType="begin"/>
           </w:r>
           <w:r>
-            <w:instrText xml:space="preserve"> PAGEREF _Toc21228 \h </w:instrText>
+            <w:instrText xml:space="preserve"> PAGEREF _Toc21968 \h </w:instrText>
           </w:r>
           <w:r>
             <w:fldChar w:fldCharType="separate"/>
@@ -1948,7 +1986,7 @@
           </w:r>
           <w:r>
             <w:rPr>
-              <w:rFonts w:ascii="宋体" w:eastAsia="宋体" w:hAnsi="宋体" w:cs="宋体" w:hint="eastAsia"/>
+              <w:rFonts w:hint="eastAsia" w:ascii="宋体" w:hAnsi="宋体" w:eastAsia="宋体" w:cs="宋体"/>
               <w:szCs w:val="24"/>
             </w:rPr>
             <w:fldChar w:fldCharType="end"/>
@@ -1956,28 +1994,28 @@
         </w:p>
         <w:p>
           <w:pPr>
-            <w:pStyle w:val="TOC1"/>
+            <w:pStyle w:val="17"/>
             <w:tabs>
               <w:tab w:val="right" w:leader="dot" w:pos="8306"/>
             </w:tabs>
           </w:pPr>
           <w:r>
             <w:rPr>
-              <w:rFonts w:ascii="宋体" w:eastAsia="宋体" w:hAnsi="宋体" w:cs="宋体" w:hint="eastAsia"/>
+              <w:rFonts w:hint="eastAsia" w:ascii="宋体" w:hAnsi="宋体" w:eastAsia="宋体" w:cs="宋体"/>
               <w:szCs w:val="24"/>
             </w:rPr>
             <w:fldChar w:fldCharType="begin"/>
           </w:r>
           <w:r>
             <w:rPr>
-              <w:rFonts w:ascii="宋体" w:eastAsia="宋体" w:hAnsi="宋体" w:cs="宋体" w:hint="eastAsia"/>
-              <w:szCs w:val="24"/>
-            </w:rPr>
-            <w:instrText xml:space="preserve"> HYPERLINK \l _Toc14486 </w:instrText>
-          </w:r>
-          <w:r>
-            <w:rPr>
-              <w:rFonts w:ascii="宋体" w:eastAsia="宋体" w:hAnsi="宋体" w:cs="宋体" w:hint="eastAsia"/>
+              <w:rFonts w:hint="eastAsia" w:ascii="宋体" w:hAnsi="宋体" w:eastAsia="宋体" w:cs="宋体"/>
+              <w:szCs w:val="24"/>
+            </w:rPr>
+            <w:instrText xml:space="preserve"> HYPERLINK \l _Toc26393 </w:instrText>
+          </w:r>
+          <w:r>
+            <w:rPr>
+              <w:rFonts w:hint="eastAsia" w:ascii="宋体" w:hAnsi="宋体" w:eastAsia="宋体" w:cs="宋体"/>
               <w:szCs w:val="24"/>
             </w:rPr>
             <w:fldChar w:fldCharType="separate"/>
@@ -2005,7 +2043,7 @@
             <w:fldChar w:fldCharType="begin"/>
           </w:r>
           <w:r>
-            <w:instrText xml:space="preserve"> PAGEREF _Toc14486 \h </w:instrText>
+            <w:instrText xml:space="preserve"> PAGEREF _Toc26393 \h </w:instrText>
           </w:r>
           <w:r>
             <w:fldChar w:fldCharType="separate"/>
@@ -2018,7 +2056,7 @@
           </w:r>
           <w:r>
             <w:rPr>
-              <w:rFonts w:ascii="宋体" w:eastAsia="宋体" w:hAnsi="宋体" w:cs="宋体" w:hint="eastAsia"/>
+              <w:rFonts w:hint="eastAsia" w:ascii="宋体" w:hAnsi="宋体" w:eastAsia="宋体" w:cs="宋体"/>
               <w:szCs w:val="24"/>
             </w:rPr>
             <w:fldChar w:fldCharType="end"/>
@@ -2026,28 +2064,28 @@
         </w:p>
         <w:p>
           <w:pPr>
-            <w:pStyle w:val="TOC1"/>
+            <w:pStyle w:val="17"/>
             <w:tabs>
               <w:tab w:val="right" w:leader="dot" w:pos="8306"/>
             </w:tabs>
           </w:pPr>
           <w:r>
             <w:rPr>
-              <w:rFonts w:ascii="宋体" w:eastAsia="宋体" w:hAnsi="宋体" w:cs="宋体" w:hint="eastAsia"/>
+              <w:rFonts w:hint="eastAsia" w:ascii="宋体" w:hAnsi="宋体" w:eastAsia="宋体" w:cs="宋体"/>
               <w:szCs w:val="24"/>
             </w:rPr>
             <w:fldChar w:fldCharType="begin"/>
           </w:r>
           <w:r>
             <w:rPr>
-              <w:rFonts w:ascii="宋体" w:eastAsia="宋体" w:hAnsi="宋体" w:cs="宋体" w:hint="eastAsia"/>
-              <w:szCs w:val="24"/>
-            </w:rPr>
-            <w:instrText xml:space="preserve"> HYPERLINK \l _Toc19305 </w:instrText>
-          </w:r>
-          <w:r>
-            <w:rPr>
-              <w:rFonts w:ascii="宋体" w:eastAsia="宋体" w:hAnsi="宋体" w:cs="宋体" w:hint="eastAsia"/>
+              <w:rFonts w:hint="eastAsia" w:ascii="宋体" w:hAnsi="宋体" w:eastAsia="宋体" w:cs="宋体"/>
+              <w:szCs w:val="24"/>
+            </w:rPr>
+            <w:instrText xml:space="preserve"> HYPERLINK \l _Toc371 </w:instrText>
+          </w:r>
+          <w:r>
+            <w:rPr>
+              <w:rFonts w:hint="eastAsia" w:ascii="宋体" w:hAnsi="宋体" w:eastAsia="宋体" w:cs="宋体"/>
               <w:szCs w:val="24"/>
             </w:rPr>
             <w:fldChar w:fldCharType="separate"/>
@@ -2073,7 +2111,7 @@
             <w:fldChar w:fldCharType="begin"/>
           </w:r>
           <w:r>
-            <w:instrText xml:space="preserve"> PAGEREF _Toc19305 \h </w:instrText>
+            <w:instrText xml:space="preserve"> PAGEREF _Toc371 \h </w:instrText>
           </w:r>
           <w:r>
             <w:fldChar w:fldCharType="separate"/>
@@ -2086,7 +2124,7 @@
           </w:r>
           <w:r>
             <w:rPr>
-              <w:rFonts w:ascii="宋体" w:eastAsia="宋体" w:hAnsi="宋体" w:cs="宋体" w:hint="eastAsia"/>
+              <w:rFonts w:hint="eastAsia" w:ascii="宋体" w:hAnsi="宋体" w:eastAsia="宋体" w:cs="宋体"/>
               <w:szCs w:val="24"/>
             </w:rPr>
             <w:fldChar w:fldCharType="end"/>
@@ -2094,28 +2132,28 @@
         </w:p>
         <w:p>
           <w:pPr>
-            <w:pStyle w:val="TOC1"/>
+            <w:pStyle w:val="17"/>
             <w:tabs>
               <w:tab w:val="right" w:leader="dot" w:pos="8306"/>
             </w:tabs>
           </w:pPr>
           <w:r>
             <w:rPr>
-              <w:rFonts w:ascii="宋体" w:eastAsia="宋体" w:hAnsi="宋体" w:cs="宋体" w:hint="eastAsia"/>
+              <w:rFonts w:hint="eastAsia" w:ascii="宋体" w:hAnsi="宋体" w:eastAsia="宋体" w:cs="宋体"/>
               <w:szCs w:val="24"/>
             </w:rPr>
             <w:fldChar w:fldCharType="begin"/>
           </w:r>
           <w:r>
             <w:rPr>
-              <w:rFonts w:ascii="宋体" w:eastAsia="宋体" w:hAnsi="宋体" w:cs="宋体" w:hint="eastAsia"/>
-              <w:szCs w:val="24"/>
-            </w:rPr>
-            <w:instrText xml:space="preserve"> HYPERLINK \l _Toc18667 </w:instrText>
-          </w:r>
-          <w:r>
-            <w:rPr>
-              <w:rFonts w:ascii="宋体" w:eastAsia="宋体" w:hAnsi="宋体" w:cs="宋体" w:hint="eastAsia"/>
+              <w:rFonts w:hint="eastAsia" w:ascii="宋体" w:hAnsi="宋体" w:eastAsia="宋体" w:cs="宋体"/>
+              <w:szCs w:val="24"/>
+            </w:rPr>
+            <w:instrText xml:space="preserve"> HYPERLINK \l _Toc11446 </w:instrText>
+          </w:r>
+          <w:r>
+            <w:rPr>
+              <w:rFonts w:hint="eastAsia" w:ascii="宋体" w:hAnsi="宋体" w:eastAsia="宋体" w:cs="宋体"/>
               <w:szCs w:val="24"/>
             </w:rPr>
             <w:fldChar w:fldCharType="separate"/>
@@ -2141,7 +2179,7 @@
             <w:fldChar w:fldCharType="begin"/>
           </w:r>
           <w:r>
-            <w:instrText xml:space="preserve"> PAGEREF _Toc18667 \h </w:instrText>
+            <w:instrText xml:space="preserve"> PAGEREF _Toc11446 \h </w:instrText>
           </w:r>
           <w:r>
             <w:fldChar w:fldCharType="separate"/>
@@ -2154,7 +2192,7 @@
           </w:r>
           <w:r>
             <w:rPr>
-              <w:rFonts w:ascii="宋体" w:eastAsia="宋体" w:hAnsi="宋体" w:cs="宋体" w:hint="eastAsia"/>
+              <w:rFonts w:hint="eastAsia" w:ascii="宋体" w:hAnsi="宋体" w:eastAsia="宋体" w:cs="宋体"/>
               <w:szCs w:val="24"/>
             </w:rPr>
             <w:fldChar w:fldCharType="end"/>
@@ -2162,28 +2200,28 @@
         </w:p>
         <w:p>
           <w:pPr>
-            <w:pStyle w:val="TOC2"/>
+            <w:pStyle w:val="18"/>
             <w:tabs>
               <w:tab w:val="right" w:leader="dot" w:pos="8306"/>
             </w:tabs>
           </w:pPr>
           <w:r>
             <w:rPr>
-              <w:rFonts w:ascii="宋体" w:eastAsia="宋体" w:hAnsi="宋体" w:cs="宋体" w:hint="eastAsia"/>
+              <w:rFonts w:hint="eastAsia" w:ascii="宋体" w:hAnsi="宋体" w:eastAsia="宋体" w:cs="宋体"/>
               <w:szCs w:val="24"/>
             </w:rPr>
             <w:fldChar w:fldCharType="begin"/>
           </w:r>
           <w:r>
             <w:rPr>
-              <w:rFonts w:ascii="宋体" w:eastAsia="宋体" w:hAnsi="宋体" w:cs="宋体" w:hint="eastAsia"/>
-              <w:szCs w:val="24"/>
-            </w:rPr>
-            <w:instrText xml:space="preserve"> HYPERLINK \l _Toc27171 </w:instrText>
-          </w:r>
-          <w:r>
-            <w:rPr>
-              <w:rFonts w:ascii="宋体" w:eastAsia="宋体" w:hAnsi="宋体" w:cs="宋体" w:hint="eastAsia"/>
+              <w:rFonts w:hint="eastAsia" w:ascii="宋体" w:hAnsi="宋体" w:eastAsia="宋体" w:cs="宋体"/>
+              <w:szCs w:val="24"/>
+            </w:rPr>
+            <w:instrText xml:space="preserve"> HYPERLINK \l _Toc19749 </w:instrText>
+          </w:r>
+          <w:r>
+            <w:rPr>
+              <w:rFonts w:hint="eastAsia" w:ascii="宋体" w:hAnsi="宋体" w:eastAsia="宋体" w:cs="宋体"/>
               <w:szCs w:val="24"/>
             </w:rPr>
             <w:fldChar w:fldCharType="separate"/>
@@ -2215,7 +2253,7 @@
             <w:fldChar w:fldCharType="begin"/>
           </w:r>
           <w:r>
-            <w:instrText xml:space="preserve"> PAGEREF _Toc27171 \h </w:instrText>
+            <w:instrText xml:space="preserve"> PAGEREF _Toc19749 \h </w:instrText>
           </w:r>
           <w:r>
             <w:fldChar w:fldCharType="separate"/>
@@ -2228,7 +2266,7 @@
           </w:r>
           <w:r>
             <w:rPr>
-              <w:rFonts w:ascii="宋体" w:eastAsia="宋体" w:hAnsi="宋体" w:cs="宋体" w:hint="eastAsia"/>
+              <w:rFonts w:hint="eastAsia" w:ascii="宋体" w:hAnsi="宋体" w:eastAsia="宋体" w:cs="宋体"/>
               <w:szCs w:val="24"/>
             </w:rPr>
             <w:fldChar w:fldCharType="end"/>
@@ -2236,28 +2274,28 @@
         </w:p>
         <w:p>
           <w:pPr>
-            <w:pStyle w:val="TOC2"/>
+            <w:pStyle w:val="18"/>
             <w:tabs>
               <w:tab w:val="right" w:leader="dot" w:pos="8306"/>
             </w:tabs>
           </w:pPr>
           <w:r>
             <w:rPr>
-              <w:rFonts w:ascii="宋体" w:eastAsia="宋体" w:hAnsi="宋体" w:cs="宋体" w:hint="eastAsia"/>
+              <w:rFonts w:hint="eastAsia" w:ascii="宋体" w:hAnsi="宋体" w:eastAsia="宋体" w:cs="宋体"/>
               <w:szCs w:val="24"/>
             </w:rPr>
             <w:fldChar w:fldCharType="begin"/>
           </w:r>
           <w:r>
             <w:rPr>
-              <w:rFonts w:ascii="宋体" w:eastAsia="宋体" w:hAnsi="宋体" w:cs="宋体" w:hint="eastAsia"/>
-              <w:szCs w:val="24"/>
-            </w:rPr>
-            <w:instrText xml:space="preserve"> HYPERLINK \l _Toc17967 </w:instrText>
-          </w:r>
-          <w:r>
-            <w:rPr>
-              <w:rFonts w:ascii="宋体" w:eastAsia="宋体" w:hAnsi="宋体" w:cs="宋体" w:hint="eastAsia"/>
+              <w:rFonts w:hint="eastAsia" w:ascii="宋体" w:hAnsi="宋体" w:eastAsia="宋体" w:cs="宋体"/>
+              <w:szCs w:val="24"/>
+            </w:rPr>
+            <w:instrText xml:space="preserve"> HYPERLINK \l _Toc4511 </w:instrText>
+          </w:r>
+          <w:r>
+            <w:rPr>
+              <w:rFonts w:hint="eastAsia" w:ascii="宋体" w:hAnsi="宋体" w:eastAsia="宋体" w:cs="宋体"/>
               <w:szCs w:val="24"/>
             </w:rPr>
             <w:fldChar w:fldCharType="separate"/>
@@ -2278,7 +2316,7 @@
             <w:fldChar w:fldCharType="begin"/>
           </w:r>
           <w:r>
-            <w:instrText xml:space="preserve"> PAGEREF _Toc17967 \h </w:instrText>
+            <w:instrText xml:space="preserve"> PAGEREF _Toc4511 \h </w:instrText>
           </w:r>
           <w:r>
             <w:fldChar w:fldCharType="separate"/>
@@ -2291,7 +2329,7 @@
           </w:r>
           <w:r>
             <w:rPr>
-              <w:rFonts w:ascii="宋体" w:eastAsia="宋体" w:hAnsi="宋体" w:cs="宋体" w:hint="eastAsia"/>
+              <w:rFonts w:hint="eastAsia" w:ascii="宋体" w:hAnsi="宋体" w:eastAsia="宋体" w:cs="宋体"/>
               <w:szCs w:val="24"/>
             </w:rPr>
             <w:fldChar w:fldCharType="end"/>
@@ -2299,28 +2337,28 @@
         </w:p>
         <w:p>
           <w:pPr>
-            <w:pStyle w:val="TOC3"/>
+            <w:pStyle w:val="14"/>
             <w:tabs>
               <w:tab w:val="right" w:leader="dot" w:pos="8306"/>
             </w:tabs>
           </w:pPr>
           <w:r>
             <w:rPr>
-              <w:rFonts w:ascii="宋体" w:eastAsia="宋体" w:hAnsi="宋体" w:cs="宋体" w:hint="eastAsia"/>
+              <w:rFonts w:hint="eastAsia" w:ascii="宋体" w:hAnsi="宋体" w:eastAsia="宋体" w:cs="宋体"/>
               <w:szCs w:val="24"/>
             </w:rPr>
             <w:fldChar w:fldCharType="begin"/>
           </w:r>
           <w:r>
             <w:rPr>
-              <w:rFonts w:ascii="宋体" w:eastAsia="宋体" w:hAnsi="宋体" w:cs="宋体" w:hint="eastAsia"/>
-              <w:szCs w:val="24"/>
-            </w:rPr>
-            <w:instrText xml:space="preserve"> HYPERLINK \l _Toc3103 </w:instrText>
-          </w:r>
-          <w:r>
-            <w:rPr>
-              <w:rFonts w:ascii="宋体" w:eastAsia="宋体" w:hAnsi="宋体" w:cs="宋体" w:hint="eastAsia"/>
+              <w:rFonts w:hint="eastAsia" w:ascii="宋体" w:hAnsi="宋体" w:eastAsia="宋体" w:cs="宋体"/>
+              <w:szCs w:val="24"/>
+            </w:rPr>
+            <w:instrText xml:space="preserve"> HYPERLINK \l _Toc28045 </w:instrText>
+          </w:r>
+          <w:r>
+            <w:rPr>
+              <w:rFonts w:hint="eastAsia" w:ascii="宋体" w:hAnsi="宋体" w:eastAsia="宋体" w:cs="宋体"/>
               <w:szCs w:val="24"/>
             </w:rPr>
             <w:fldChar w:fldCharType="separate"/>
@@ -2341,7 +2379,7 @@
             <w:fldChar w:fldCharType="begin"/>
           </w:r>
           <w:r>
-            <w:instrText xml:space="preserve"> PAGEREF _Toc3103 \h </w:instrText>
+            <w:instrText xml:space="preserve"> PAGEREF _Toc28045 \h </w:instrText>
           </w:r>
           <w:r>
             <w:fldChar w:fldCharType="separate"/>
@@ -2354,7 +2392,7 @@
           </w:r>
           <w:r>
             <w:rPr>
-              <w:rFonts w:ascii="宋体" w:eastAsia="宋体" w:hAnsi="宋体" w:cs="宋体" w:hint="eastAsia"/>
+              <w:rFonts w:hint="eastAsia" w:ascii="宋体" w:hAnsi="宋体" w:eastAsia="宋体" w:cs="宋体"/>
               <w:szCs w:val="24"/>
             </w:rPr>
             <w:fldChar w:fldCharType="end"/>
@@ -2362,28 +2400,28 @@
         </w:p>
         <w:p>
           <w:pPr>
-            <w:pStyle w:val="TOC3"/>
+            <w:pStyle w:val="14"/>
             <w:tabs>
               <w:tab w:val="right" w:leader="dot" w:pos="8306"/>
             </w:tabs>
           </w:pPr>
           <w:r>
             <w:rPr>
-              <w:rFonts w:ascii="宋体" w:eastAsia="宋体" w:hAnsi="宋体" w:cs="宋体" w:hint="eastAsia"/>
+              <w:rFonts w:hint="eastAsia" w:ascii="宋体" w:hAnsi="宋体" w:eastAsia="宋体" w:cs="宋体"/>
               <w:szCs w:val="24"/>
             </w:rPr>
             <w:fldChar w:fldCharType="begin"/>
           </w:r>
           <w:r>
             <w:rPr>
-              <w:rFonts w:ascii="宋体" w:eastAsia="宋体" w:hAnsi="宋体" w:cs="宋体" w:hint="eastAsia"/>
-              <w:szCs w:val="24"/>
-            </w:rPr>
-            <w:instrText xml:space="preserve"> HYPERLINK \l _Toc8327 </w:instrText>
-          </w:r>
-          <w:r>
-            <w:rPr>
-              <w:rFonts w:ascii="宋体" w:eastAsia="宋体" w:hAnsi="宋体" w:cs="宋体" w:hint="eastAsia"/>
+              <w:rFonts w:hint="eastAsia" w:ascii="宋体" w:hAnsi="宋体" w:eastAsia="宋体" w:cs="宋体"/>
+              <w:szCs w:val="24"/>
+            </w:rPr>
+            <w:instrText xml:space="preserve"> HYPERLINK \l _Toc19874 </w:instrText>
+          </w:r>
+          <w:r>
+            <w:rPr>
+              <w:rFonts w:hint="eastAsia" w:ascii="宋体" w:hAnsi="宋体" w:eastAsia="宋体" w:cs="宋体"/>
               <w:szCs w:val="24"/>
             </w:rPr>
             <w:fldChar w:fldCharType="separate"/>
@@ -2404,7 +2442,7 @@
             <w:fldChar w:fldCharType="begin"/>
           </w:r>
           <w:r>
-            <w:instrText xml:space="preserve"> PAGEREF _Toc8327 \h </w:instrText>
+            <w:instrText xml:space="preserve"> PAGEREF _Toc19874 \h </w:instrText>
           </w:r>
           <w:r>
             <w:fldChar w:fldCharType="separate"/>
@@ -2417,7 +2455,7 @@
           </w:r>
           <w:r>
             <w:rPr>
-              <w:rFonts w:ascii="宋体" w:eastAsia="宋体" w:hAnsi="宋体" w:cs="宋体" w:hint="eastAsia"/>
+              <w:rFonts w:hint="eastAsia" w:ascii="宋体" w:hAnsi="宋体" w:eastAsia="宋体" w:cs="宋体"/>
               <w:szCs w:val="24"/>
             </w:rPr>
             <w:fldChar w:fldCharType="end"/>
@@ -2425,28 +2463,28 @@
         </w:p>
         <w:p>
           <w:pPr>
-            <w:pStyle w:val="TOC3"/>
+            <w:pStyle w:val="14"/>
             <w:tabs>
               <w:tab w:val="right" w:leader="dot" w:pos="8306"/>
             </w:tabs>
           </w:pPr>
           <w:r>
             <w:rPr>
-              <w:rFonts w:ascii="宋体" w:eastAsia="宋体" w:hAnsi="宋体" w:cs="宋体" w:hint="eastAsia"/>
+              <w:rFonts w:hint="eastAsia" w:ascii="宋体" w:hAnsi="宋体" w:eastAsia="宋体" w:cs="宋体"/>
               <w:szCs w:val="24"/>
             </w:rPr>
             <w:fldChar w:fldCharType="begin"/>
           </w:r>
           <w:r>
             <w:rPr>
-              <w:rFonts w:ascii="宋体" w:eastAsia="宋体" w:hAnsi="宋体" w:cs="宋体" w:hint="eastAsia"/>
-              <w:szCs w:val="24"/>
-            </w:rPr>
-            <w:instrText xml:space="preserve"> HYPERLINK \l _Toc4950 </w:instrText>
-          </w:r>
-          <w:r>
-            <w:rPr>
-              <w:rFonts w:ascii="宋体" w:eastAsia="宋体" w:hAnsi="宋体" w:cs="宋体" w:hint="eastAsia"/>
+              <w:rFonts w:hint="eastAsia" w:ascii="宋体" w:hAnsi="宋体" w:eastAsia="宋体" w:cs="宋体"/>
+              <w:szCs w:val="24"/>
+            </w:rPr>
+            <w:instrText xml:space="preserve"> HYPERLINK \l _Toc16889 </w:instrText>
+          </w:r>
+          <w:r>
+            <w:rPr>
+              <w:rFonts w:hint="eastAsia" w:ascii="宋体" w:hAnsi="宋体" w:eastAsia="宋体" w:cs="宋体"/>
               <w:szCs w:val="24"/>
             </w:rPr>
             <w:fldChar w:fldCharType="separate"/>
@@ -2467,7 +2505,7 @@
             <w:fldChar w:fldCharType="begin"/>
           </w:r>
           <w:r>
-            <w:instrText xml:space="preserve"> PAGEREF _Toc4950 \h </w:instrText>
+            <w:instrText xml:space="preserve"> PAGEREF _Toc16889 \h </w:instrText>
           </w:r>
           <w:r>
             <w:fldChar w:fldCharType="separate"/>
@@ -2480,7 +2518,7 @@
           </w:r>
           <w:r>
             <w:rPr>
-              <w:rFonts w:ascii="宋体" w:eastAsia="宋体" w:hAnsi="宋体" w:cs="宋体" w:hint="eastAsia"/>
+              <w:rFonts w:hint="eastAsia" w:ascii="宋体" w:hAnsi="宋体" w:eastAsia="宋体" w:cs="宋体"/>
               <w:szCs w:val="24"/>
             </w:rPr>
             <w:fldChar w:fldCharType="end"/>
@@ -2488,28 +2526,28 @@
         </w:p>
         <w:p>
           <w:pPr>
-            <w:pStyle w:val="TOC3"/>
+            <w:pStyle w:val="14"/>
             <w:tabs>
               <w:tab w:val="right" w:leader="dot" w:pos="8306"/>
             </w:tabs>
           </w:pPr>
           <w:r>
             <w:rPr>
-              <w:rFonts w:ascii="宋体" w:eastAsia="宋体" w:hAnsi="宋体" w:cs="宋体" w:hint="eastAsia"/>
+              <w:rFonts w:hint="eastAsia" w:ascii="宋体" w:hAnsi="宋体" w:eastAsia="宋体" w:cs="宋体"/>
               <w:szCs w:val="24"/>
             </w:rPr>
             <w:fldChar w:fldCharType="begin"/>
           </w:r>
           <w:r>
             <w:rPr>
-              <w:rFonts w:ascii="宋体" w:eastAsia="宋体" w:hAnsi="宋体" w:cs="宋体" w:hint="eastAsia"/>
-              <w:szCs w:val="24"/>
-            </w:rPr>
-            <w:instrText xml:space="preserve"> HYPERLINK \l _Toc17097 </w:instrText>
-          </w:r>
-          <w:r>
-            <w:rPr>
-              <w:rFonts w:ascii="宋体" w:eastAsia="宋体" w:hAnsi="宋体" w:cs="宋体" w:hint="eastAsia"/>
+              <w:rFonts w:hint="eastAsia" w:ascii="宋体" w:hAnsi="宋体" w:eastAsia="宋体" w:cs="宋体"/>
+              <w:szCs w:val="24"/>
+            </w:rPr>
+            <w:instrText xml:space="preserve"> HYPERLINK \l _Toc5795 </w:instrText>
+          </w:r>
+          <w:r>
+            <w:rPr>
+              <w:rFonts w:hint="eastAsia" w:ascii="宋体" w:hAnsi="宋体" w:eastAsia="宋体" w:cs="宋体"/>
               <w:szCs w:val="24"/>
             </w:rPr>
             <w:fldChar w:fldCharType="separate"/>
@@ -2535,7 +2573,7 @@
             <w:fldChar w:fldCharType="begin"/>
           </w:r>
           <w:r>
-            <w:instrText xml:space="preserve"> PAGEREF _Toc17097 \h </w:instrText>
+            <w:instrText xml:space="preserve"> PAGEREF _Toc5795 \h </w:instrText>
           </w:r>
           <w:r>
             <w:fldChar w:fldCharType="separate"/>
@@ -2548,7 +2586,7 @@
           </w:r>
           <w:r>
             <w:rPr>
-              <w:rFonts w:ascii="宋体" w:eastAsia="宋体" w:hAnsi="宋体" w:cs="宋体" w:hint="eastAsia"/>
+              <w:rFonts w:hint="eastAsia" w:ascii="宋体" w:hAnsi="宋体" w:eastAsia="宋体" w:cs="宋体"/>
               <w:szCs w:val="24"/>
             </w:rPr>
             <w:fldChar w:fldCharType="end"/>
@@ -2556,28 +2594,28 @@
         </w:p>
         <w:p>
           <w:pPr>
-            <w:pStyle w:val="TOC2"/>
+            <w:pStyle w:val="18"/>
             <w:tabs>
               <w:tab w:val="right" w:leader="dot" w:pos="8306"/>
             </w:tabs>
           </w:pPr>
           <w:r>
             <w:rPr>
-              <w:rFonts w:ascii="宋体" w:eastAsia="宋体" w:hAnsi="宋体" w:cs="宋体" w:hint="eastAsia"/>
+              <w:rFonts w:hint="eastAsia" w:ascii="宋体" w:hAnsi="宋体" w:eastAsia="宋体" w:cs="宋体"/>
               <w:szCs w:val="24"/>
             </w:rPr>
             <w:fldChar w:fldCharType="begin"/>
           </w:r>
           <w:r>
             <w:rPr>
-              <w:rFonts w:ascii="宋体" w:eastAsia="宋体" w:hAnsi="宋体" w:cs="宋体" w:hint="eastAsia"/>
-              <w:szCs w:val="24"/>
-            </w:rPr>
-            <w:instrText xml:space="preserve"> HYPERLINK \l _Toc5374 </w:instrText>
-          </w:r>
-          <w:r>
-            <w:rPr>
-              <w:rFonts w:ascii="宋体" w:eastAsia="宋体" w:hAnsi="宋体" w:cs="宋体" w:hint="eastAsia"/>
+              <w:rFonts w:hint="eastAsia" w:ascii="宋体" w:hAnsi="宋体" w:eastAsia="宋体" w:cs="宋体"/>
+              <w:szCs w:val="24"/>
+            </w:rPr>
+            <w:instrText xml:space="preserve"> HYPERLINK \l _Toc30019 </w:instrText>
+          </w:r>
+          <w:r>
+            <w:rPr>
+              <w:rFonts w:hint="eastAsia" w:ascii="宋体" w:hAnsi="宋体" w:eastAsia="宋体" w:cs="宋体"/>
               <w:szCs w:val="24"/>
             </w:rPr>
             <w:fldChar w:fldCharType="separate"/>
@@ -2605,7 +2643,7 @@
             <w:fldChar w:fldCharType="begin"/>
           </w:r>
           <w:r>
-            <w:instrText xml:space="preserve"> PAGEREF _Toc5374 \h </w:instrText>
+            <w:instrText xml:space="preserve"> PAGEREF _Toc30019 \h </w:instrText>
           </w:r>
           <w:r>
             <w:fldChar w:fldCharType="separate"/>
@@ -2618,7 +2656,7 @@
           </w:r>
           <w:r>
             <w:rPr>
-              <w:rFonts w:ascii="宋体" w:eastAsia="宋体" w:hAnsi="宋体" w:cs="宋体" w:hint="eastAsia"/>
+              <w:rFonts w:hint="eastAsia" w:ascii="宋体" w:hAnsi="宋体" w:eastAsia="宋体" w:cs="宋体"/>
               <w:szCs w:val="24"/>
             </w:rPr>
             <w:fldChar w:fldCharType="end"/>
@@ -2626,28 +2664,28 @@
         </w:p>
         <w:p>
           <w:pPr>
-            <w:pStyle w:val="TOC3"/>
+            <w:pStyle w:val="14"/>
             <w:tabs>
               <w:tab w:val="right" w:leader="dot" w:pos="8306"/>
             </w:tabs>
           </w:pPr>
           <w:r>
             <w:rPr>
-              <w:rFonts w:ascii="宋体" w:eastAsia="宋体" w:hAnsi="宋体" w:cs="宋体" w:hint="eastAsia"/>
+              <w:rFonts w:hint="eastAsia" w:ascii="宋体" w:hAnsi="宋体" w:eastAsia="宋体" w:cs="宋体"/>
               <w:szCs w:val="24"/>
             </w:rPr>
             <w:fldChar w:fldCharType="begin"/>
           </w:r>
           <w:r>
             <w:rPr>
-              <w:rFonts w:ascii="宋体" w:eastAsia="宋体" w:hAnsi="宋体" w:cs="宋体" w:hint="eastAsia"/>
-              <w:szCs w:val="24"/>
-            </w:rPr>
-            <w:instrText xml:space="preserve"> HYPERLINK \l _Toc21537 </w:instrText>
-          </w:r>
-          <w:r>
-            <w:rPr>
-              <w:rFonts w:ascii="宋体" w:eastAsia="宋体" w:hAnsi="宋体" w:cs="宋体" w:hint="eastAsia"/>
+              <w:rFonts w:hint="eastAsia" w:ascii="宋体" w:hAnsi="宋体" w:eastAsia="宋体" w:cs="宋体"/>
+              <w:szCs w:val="24"/>
+            </w:rPr>
+            <w:instrText xml:space="preserve"> HYPERLINK \l _Toc11899 </w:instrText>
+          </w:r>
+          <w:r>
+            <w:rPr>
+              <w:rFonts w:hint="eastAsia" w:ascii="宋体" w:hAnsi="宋体" w:eastAsia="宋体" w:cs="宋体"/>
               <w:szCs w:val="24"/>
             </w:rPr>
             <w:fldChar w:fldCharType="separate"/>
@@ -2668,7 +2706,7 @@
             <w:fldChar w:fldCharType="begin"/>
           </w:r>
           <w:r>
-            <w:instrText xml:space="preserve"> PAGEREF _Toc21537 \h </w:instrText>
+            <w:instrText xml:space="preserve"> PAGEREF _Toc11899 \h </w:instrText>
           </w:r>
           <w:r>
             <w:fldChar w:fldCharType="separate"/>
@@ -2681,7 +2719,7 @@
           </w:r>
           <w:r>
             <w:rPr>
-              <w:rFonts w:ascii="宋体" w:eastAsia="宋体" w:hAnsi="宋体" w:cs="宋体" w:hint="eastAsia"/>
+              <w:rFonts w:hint="eastAsia" w:ascii="宋体" w:hAnsi="宋体" w:eastAsia="宋体" w:cs="宋体"/>
               <w:szCs w:val="24"/>
             </w:rPr>
             <w:fldChar w:fldCharType="end"/>
@@ -2689,28 +2727,28 @@
         </w:p>
         <w:p>
           <w:pPr>
-            <w:pStyle w:val="TOC3"/>
+            <w:pStyle w:val="14"/>
             <w:tabs>
               <w:tab w:val="right" w:leader="dot" w:pos="8306"/>
             </w:tabs>
           </w:pPr>
           <w:r>
             <w:rPr>
-              <w:rFonts w:ascii="宋体" w:eastAsia="宋体" w:hAnsi="宋体" w:cs="宋体" w:hint="eastAsia"/>
+              <w:rFonts w:hint="eastAsia" w:ascii="宋体" w:hAnsi="宋体" w:eastAsia="宋体" w:cs="宋体"/>
               <w:szCs w:val="24"/>
             </w:rPr>
             <w:fldChar w:fldCharType="begin"/>
           </w:r>
           <w:r>
             <w:rPr>
-              <w:rFonts w:ascii="宋体" w:eastAsia="宋体" w:hAnsi="宋体" w:cs="宋体" w:hint="eastAsia"/>
-              <w:szCs w:val="24"/>
-            </w:rPr>
-            <w:instrText xml:space="preserve"> HYPERLINK \l _Toc12065 </w:instrText>
-          </w:r>
-          <w:r>
-            <w:rPr>
-              <w:rFonts w:ascii="宋体" w:eastAsia="宋体" w:hAnsi="宋体" w:cs="宋体" w:hint="eastAsia"/>
+              <w:rFonts w:hint="eastAsia" w:ascii="宋体" w:hAnsi="宋体" w:eastAsia="宋体" w:cs="宋体"/>
+              <w:szCs w:val="24"/>
+            </w:rPr>
+            <w:instrText xml:space="preserve"> HYPERLINK \l _Toc704 </w:instrText>
+          </w:r>
+          <w:r>
+            <w:rPr>
+              <w:rFonts w:hint="eastAsia" w:ascii="宋体" w:hAnsi="宋体" w:eastAsia="宋体" w:cs="宋体"/>
               <w:szCs w:val="24"/>
             </w:rPr>
             <w:fldChar w:fldCharType="separate"/>
@@ -2738,7 +2776,7 @@
             <w:fldChar w:fldCharType="begin"/>
           </w:r>
           <w:r>
-            <w:instrText xml:space="preserve"> PAGEREF _Toc12065 \h </w:instrText>
+            <w:instrText xml:space="preserve"> PAGEREF _Toc704 \h </w:instrText>
           </w:r>
           <w:r>
             <w:fldChar w:fldCharType="separate"/>
@@ -2751,7 +2789,7 @@
           </w:r>
           <w:r>
             <w:rPr>
-              <w:rFonts w:ascii="宋体" w:eastAsia="宋体" w:hAnsi="宋体" w:cs="宋体" w:hint="eastAsia"/>
+              <w:rFonts w:hint="eastAsia" w:ascii="宋体" w:hAnsi="宋体" w:eastAsia="宋体" w:cs="宋体"/>
               <w:szCs w:val="24"/>
             </w:rPr>
             <w:fldChar w:fldCharType="end"/>
@@ -2759,28 +2797,28 @@
         </w:p>
         <w:p>
           <w:pPr>
-            <w:pStyle w:val="TOC2"/>
+            <w:pStyle w:val="18"/>
             <w:tabs>
               <w:tab w:val="right" w:leader="dot" w:pos="8306"/>
             </w:tabs>
           </w:pPr>
           <w:r>
             <w:rPr>
-              <w:rFonts w:ascii="宋体" w:eastAsia="宋体" w:hAnsi="宋体" w:cs="宋体" w:hint="eastAsia"/>
+              <w:rFonts w:hint="eastAsia" w:ascii="宋体" w:hAnsi="宋体" w:eastAsia="宋体" w:cs="宋体"/>
               <w:szCs w:val="24"/>
             </w:rPr>
             <w:fldChar w:fldCharType="begin"/>
           </w:r>
           <w:r>
             <w:rPr>
-              <w:rFonts w:ascii="宋体" w:eastAsia="宋体" w:hAnsi="宋体" w:cs="宋体" w:hint="eastAsia"/>
-              <w:szCs w:val="24"/>
-            </w:rPr>
-            <w:instrText xml:space="preserve"> HYPERLINK \l _Toc26585 </w:instrText>
-          </w:r>
-          <w:r>
-            <w:rPr>
-              <w:rFonts w:ascii="宋体" w:eastAsia="宋体" w:hAnsi="宋体" w:cs="宋体" w:hint="eastAsia"/>
+              <w:rFonts w:hint="eastAsia" w:ascii="宋体" w:hAnsi="宋体" w:eastAsia="宋体" w:cs="宋体"/>
+              <w:szCs w:val="24"/>
+            </w:rPr>
+            <w:instrText xml:space="preserve"> HYPERLINK \l _Toc18582 </w:instrText>
+          </w:r>
+          <w:r>
+            <w:rPr>
+              <w:rFonts w:hint="eastAsia" w:ascii="宋体" w:hAnsi="宋体" w:eastAsia="宋体" w:cs="宋体"/>
               <w:szCs w:val="24"/>
             </w:rPr>
             <w:fldChar w:fldCharType="separate"/>
@@ -2801,7 +2839,7 @@
             <w:fldChar w:fldCharType="begin"/>
           </w:r>
           <w:r>
-            <w:instrText xml:space="preserve"> PAGEREF _Toc26585 \h </w:instrText>
+            <w:instrText xml:space="preserve"> PAGEREF _Toc18582 \h </w:instrText>
           </w:r>
           <w:r>
             <w:fldChar w:fldCharType="separate"/>
@@ -2814,7 +2852,7 @@
           </w:r>
           <w:r>
             <w:rPr>
-              <w:rFonts w:ascii="宋体" w:eastAsia="宋体" w:hAnsi="宋体" w:cs="宋体" w:hint="eastAsia"/>
+              <w:rFonts w:hint="eastAsia" w:ascii="宋体" w:hAnsi="宋体" w:eastAsia="宋体" w:cs="宋体"/>
               <w:szCs w:val="24"/>
             </w:rPr>
             <w:fldChar w:fldCharType="end"/>
@@ -2822,42 +2860,42 @@
         </w:p>
         <w:p>
           <w:pPr>
-            <w:pStyle w:val="TOC1"/>
+            <w:pStyle w:val="17"/>
             <w:tabs>
               <w:tab w:val="right" w:leader="dot" w:pos="8306"/>
             </w:tabs>
           </w:pPr>
           <w:r>
             <w:rPr>
-              <w:rFonts w:ascii="宋体" w:eastAsia="宋体" w:hAnsi="宋体" w:cs="宋体" w:hint="eastAsia"/>
+              <w:rFonts w:hint="eastAsia" w:ascii="宋体" w:hAnsi="宋体" w:eastAsia="宋体" w:cs="宋体"/>
               <w:szCs w:val="24"/>
             </w:rPr>
             <w:fldChar w:fldCharType="begin"/>
           </w:r>
           <w:r>
             <w:rPr>
-              <w:rFonts w:ascii="宋体" w:eastAsia="宋体" w:hAnsi="宋体" w:cs="宋体" w:hint="eastAsia"/>
-              <w:szCs w:val="24"/>
-            </w:rPr>
-            <w:instrText xml:space="preserve"> HYPERLINK \l _Toc26553 </w:instrText>
-          </w:r>
-          <w:r>
-            <w:rPr>
-              <w:rFonts w:ascii="宋体" w:eastAsia="宋体" w:hAnsi="宋体" w:cs="宋体" w:hint="eastAsia"/>
+              <w:rFonts w:hint="eastAsia" w:ascii="宋体" w:hAnsi="宋体" w:eastAsia="宋体" w:cs="宋体"/>
+              <w:szCs w:val="24"/>
+            </w:rPr>
+            <w:instrText xml:space="preserve"> HYPERLINK \l _Toc10195 </w:instrText>
+          </w:r>
+          <w:r>
+            <w:rPr>
+              <w:rFonts w:hint="eastAsia" w:ascii="宋体" w:hAnsi="宋体" w:eastAsia="宋体" w:cs="宋体"/>
               <w:szCs w:val="24"/>
             </w:rPr>
             <w:fldChar w:fldCharType="separate"/>
           </w:r>
           <w:r>
             <w:rPr>
-              <w:rFonts w:eastAsia="宋体" w:hint="default"/>
+              <w:rFonts w:hint="default" w:eastAsia="宋体"/>
               <w:lang w:val="en-US" w:eastAsia="zh-CN"/>
             </w:rPr>
             <w:t xml:space="preserve">6. </w:t>
           </w:r>
           <w:r>
             <w:rPr>
-              <w:rFonts w:eastAsia="宋体" w:hint="eastAsia"/>
+              <w:rFonts w:hint="eastAsia" w:eastAsia="宋体"/>
               <w:lang w:val="en-US" w:eastAsia="zh-CN"/>
             </w:rPr>
             <w:t>附则</w:t>
@@ -2869,7 +2907,7 @@
             <w:fldChar w:fldCharType="begin"/>
           </w:r>
           <w:r>
-            <w:instrText xml:space="preserve"> PAGEREF _Toc26553 \h </w:instrText>
+            <w:instrText xml:space="preserve"> PAGEREF _Toc10195 \h </w:instrText>
           </w:r>
           <w:r>
             <w:fldChar w:fldCharType="separate"/>
@@ -2882,7 +2920,7 @@
           </w:r>
           <w:r>
             <w:rPr>
-              <w:rFonts w:ascii="宋体" w:eastAsia="宋体" w:hAnsi="宋体" w:cs="宋体" w:hint="eastAsia"/>
+              <w:rFonts w:hint="eastAsia" w:ascii="宋体" w:hAnsi="宋体" w:eastAsia="宋体" w:cs="宋体"/>
               <w:szCs w:val="24"/>
             </w:rPr>
             <w:fldChar w:fldCharType="end"/>
@@ -2890,28 +2928,28 @@
         </w:p>
         <w:p>
           <w:pPr>
-            <w:pStyle w:val="TOC1"/>
+            <w:pStyle w:val="17"/>
             <w:tabs>
               <w:tab w:val="right" w:leader="dot" w:pos="8306"/>
             </w:tabs>
           </w:pPr>
           <w:r>
             <w:rPr>
-              <w:rFonts w:ascii="宋体" w:eastAsia="宋体" w:hAnsi="宋体" w:cs="宋体" w:hint="eastAsia"/>
+              <w:rFonts w:hint="eastAsia" w:ascii="宋体" w:hAnsi="宋体" w:eastAsia="宋体" w:cs="宋体"/>
               <w:szCs w:val="24"/>
             </w:rPr>
             <w:fldChar w:fldCharType="begin"/>
           </w:r>
           <w:r>
             <w:rPr>
-              <w:rFonts w:ascii="宋体" w:eastAsia="宋体" w:hAnsi="宋体" w:cs="宋体" w:hint="eastAsia"/>
-              <w:szCs w:val="24"/>
-            </w:rPr>
-            <w:instrText xml:space="preserve"> HYPERLINK \l _Toc5232 </w:instrText>
-          </w:r>
-          <w:r>
-            <w:rPr>
-              <w:rFonts w:ascii="宋体" w:eastAsia="宋体" w:hAnsi="宋体" w:cs="宋体" w:hint="eastAsia"/>
+              <w:rFonts w:hint="eastAsia" w:ascii="宋体" w:hAnsi="宋体" w:eastAsia="宋体" w:cs="宋体"/>
+              <w:szCs w:val="24"/>
+            </w:rPr>
+            <w:instrText xml:space="preserve"> HYPERLINK \l _Toc19925 </w:instrText>
+          </w:r>
+          <w:r>
+            <w:rPr>
+              <w:rFonts w:hint="eastAsia" w:ascii="宋体" w:hAnsi="宋体" w:eastAsia="宋体" w:cs="宋体"/>
               <w:szCs w:val="24"/>
             </w:rPr>
             <w:fldChar w:fldCharType="separate"/>
@@ -2937,7 +2975,7 @@
             <w:fldChar w:fldCharType="begin"/>
           </w:r>
           <w:r>
-            <w:instrText xml:space="preserve"> PAGEREF _Toc5232 \h </w:instrText>
+            <w:instrText xml:space="preserve"> PAGEREF _Toc19925 \h </w:instrText>
           </w:r>
           <w:r>
             <w:fldChar w:fldCharType="separate"/>
@@ -2950,7 +2988,7 @@
           </w:r>
           <w:r>
             <w:rPr>
-              <w:rFonts w:ascii="宋体" w:eastAsia="宋体" w:hAnsi="宋体" w:cs="宋体" w:hint="eastAsia"/>
+              <w:rFonts w:hint="eastAsia" w:ascii="宋体" w:hAnsi="宋体" w:eastAsia="宋体" w:cs="宋体"/>
               <w:szCs w:val="24"/>
             </w:rPr>
             <w:fldChar w:fldCharType="end"/>
@@ -2958,28 +2996,28 @@
         </w:p>
         <w:p>
           <w:pPr>
-            <w:pStyle w:val="TOC1"/>
+            <w:pStyle w:val="17"/>
             <w:tabs>
               <w:tab w:val="right" w:leader="dot" w:pos="8306"/>
             </w:tabs>
           </w:pPr>
           <w:r>
             <w:rPr>
-              <w:rFonts w:ascii="宋体" w:eastAsia="宋体" w:hAnsi="宋体" w:cs="宋体" w:hint="eastAsia"/>
+              <w:rFonts w:hint="eastAsia" w:ascii="宋体" w:hAnsi="宋体" w:eastAsia="宋体" w:cs="宋体"/>
               <w:szCs w:val="24"/>
             </w:rPr>
             <w:fldChar w:fldCharType="begin"/>
           </w:r>
           <w:r>
             <w:rPr>
-              <w:rFonts w:ascii="宋体" w:eastAsia="宋体" w:hAnsi="宋体" w:cs="宋体" w:hint="eastAsia"/>
-              <w:szCs w:val="24"/>
-            </w:rPr>
-            <w:instrText xml:space="preserve"> HYPERLINK \l _Toc18930 </w:instrText>
-          </w:r>
-          <w:r>
-            <w:rPr>
-              <w:rFonts w:ascii="宋体" w:eastAsia="宋体" w:hAnsi="宋体" w:cs="宋体" w:hint="eastAsia"/>
+              <w:rFonts w:hint="eastAsia" w:ascii="宋体" w:hAnsi="宋体" w:eastAsia="宋体" w:cs="宋体"/>
+              <w:szCs w:val="24"/>
+            </w:rPr>
+            <w:instrText xml:space="preserve"> HYPERLINK \l _Toc20177 </w:instrText>
+          </w:r>
+          <w:r>
+            <w:rPr>
+              <w:rFonts w:hint="eastAsia" w:ascii="宋体" w:hAnsi="宋体" w:eastAsia="宋体" w:cs="宋体"/>
               <w:szCs w:val="24"/>
             </w:rPr>
             <w:fldChar w:fldCharType="separate"/>
@@ -3005,7 +3043,7 @@
             <w:fldChar w:fldCharType="begin"/>
           </w:r>
           <w:r>
-            <w:instrText xml:space="preserve"> PAGEREF _Toc18930 \h </w:instrText>
+            <w:instrText xml:space="preserve"> PAGEREF _Toc20177 \h </w:instrText>
           </w:r>
           <w:r>
             <w:fldChar w:fldCharType="separate"/>
@@ -3018,7 +3056,7 @@
           </w:r>
           <w:r>
             <w:rPr>
-              <w:rFonts w:ascii="宋体" w:eastAsia="宋体" w:hAnsi="宋体" w:cs="宋体" w:hint="eastAsia"/>
+              <w:rFonts w:hint="eastAsia" w:ascii="宋体" w:hAnsi="宋体" w:eastAsia="宋体" w:cs="宋体"/>
               <w:szCs w:val="24"/>
             </w:rPr>
             <w:fldChar w:fldCharType="end"/>
@@ -3033,7 +3071,7 @@
             <w:overflowPunct/>
             <w:bidi w:val="0"/>
             <w:rPr>
-              <w:rFonts w:ascii="宋体" w:eastAsia="宋体" w:hAnsi="宋体" w:cs="宋体" w:hint="eastAsia"/>
+              <w:rFonts w:hint="eastAsia" w:ascii="宋体" w:hAnsi="宋体" w:eastAsia="宋体" w:cs="宋体"/>
               <w:snapToGrid w:val="0"/>
               <w:color w:val="000000"/>
               <w:kern w:val="0"/>
@@ -3044,7 +3082,7 @@
           </w:pPr>
           <w:r>
             <w:rPr>
-              <w:rFonts w:ascii="宋体" w:eastAsia="宋体" w:hAnsi="宋体" w:cs="宋体" w:hint="eastAsia"/>
+              <w:rFonts w:hint="eastAsia" w:ascii="宋体" w:hAnsi="宋体" w:eastAsia="宋体" w:cs="宋体"/>
               <w:szCs w:val="24"/>
             </w:rPr>
             <w:fldChar w:fldCharType="end"/>
@@ -3061,7 +3099,7 @@
         <w:overflowPunct/>
         <w:bidi w:val="0"/>
         <w:rPr>
-          <w:rFonts w:ascii="Arial" w:eastAsia="Arial" w:hAnsi="Arial" w:cs="Arial"/>
+          <w:rFonts w:ascii="Arial" w:hAnsi="Arial" w:eastAsia="Arial" w:cs="Arial"/>
           <w:snapToGrid w:val="0"/>
           <w:color w:val="000000"/>
           <w:kern w:val="0"/>
@@ -3072,7 +3110,7 @@
       </w:pPr>
       <w:r>
         <w:rPr>
-          <w:rFonts w:ascii="Arial" w:eastAsia="Arial" w:hAnsi="Arial" w:cs="Arial"/>
+          <w:rFonts w:ascii="Arial" w:hAnsi="Arial" w:eastAsia="Arial" w:cs="Arial"/>
           <w:snapToGrid w:val="0"/>
           <w:color w:val="000000"/>
           <w:kern w:val="0"/>
@@ -3085,7 +3123,7 @@
     </w:p>
     <w:p>
       <w:pPr>
-        <w:pStyle w:val="1"/>
+        <w:pStyle w:val="29"/>
         <w:keepLines w:val="0"/>
         <w:pageBreakBefore w:val="0"/>
         <w:widowControl/>
@@ -3093,7 +3131,7 @@
         <w:overflowPunct/>
         <w:bidi w:val="0"/>
       </w:pPr>
-      <w:bookmarkStart w:id="3" w:name="_Toc25171"/>
+      <w:bookmarkStart w:id="3" w:name="_Toc29659"/>
       <w:r>
         <w:t>目的</w:t>
       </w:r>
@@ -3101,7 +3139,7 @@
     </w:p>
     <w:p>
       <w:pPr>
-        <w:pStyle w:val="a1"/>
+        <w:pStyle w:val="30"/>
         <w:keepLines w:val="0"/>
         <w:pageBreakBefore w:val="0"/>
         <w:widowControl/>
@@ -3115,7 +3153,7 @@
     </w:p>
     <w:p>
       <w:pPr>
-        <w:pStyle w:val="1"/>
+        <w:pStyle w:val="29"/>
         <w:keepLines w:val="0"/>
         <w:pageBreakBefore w:val="0"/>
         <w:widowControl/>
@@ -3127,7 +3165,7 @@
           <w:lang w:val="en-US" w:eastAsia="zh-CN"/>
         </w:rPr>
       </w:pPr>
-      <w:bookmarkStart w:id="4" w:name="_Toc21228"/>
+      <w:bookmarkStart w:id="4" w:name="_Toc21968"/>
       <w:r>
         <w:rPr>
           <w:rFonts w:hint="eastAsia"/>
@@ -3139,7 +3177,7 @@
     </w:p>
     <w:p>
       <w:pPr>
-        <w:pStyle w:val="a1"/>
+        <w:pStyle w:val="30"/>
         <w:keepLines w:val="0"/>
         <w:pageBreakBefore w:val="0"/>
         <w:widowControl/>
@@ -3161,7 +3199,7 @@
     </w:p>
     <w:p>
       <w:pPr>
-        <w:pStyle w:val="1"/>
+        <w:pStyle w:val="29"/>
         <w:keepLines w:val="0"/>
         <w:pageBreakBefore w:val="0"/>
         <w:widowControl/>
@@ -3169,7 +3207,7 @@
         <w:overflowPunct/>
         <w:bidi w:val="0"/>
       </w:pPr>
-      <w:bookmarkStart w:id="5" w:name="_Toc14486"/>
+      <w:bookmarkStart w:id="5" w:name="_Toc26393"/>
       <w:r>
         <w:rPr>
           <w:rFonts w:hint="eastAsia"/>
@@ -3184,7 +3222,7 @@
     </w:p>
     <w:p>
       <w:pPr>
-        <w:pStyle w:val="a1"/>
+        <w:pStyle w:val="30"/>
         <w:keepLines w:val="0"/>
         <w:pageBreakBefore w:val="0"/>
         <w:widowControl/>
@@ -3198,7 +3236,7 @@
     </w:p>
     <w:p>
       <w:pPr>
-        <w:pStyle w:val="1"/>
+        <w:pStyle w:val="29"/>
         <w:keepLines w:val="0"/>
         <w:pageBreakBefore w:val="0"/>
         <w:widowControl/>
@@ -3210,7 +3248,7 @@
           <w:lang w:val="en-US" w:eastAsia="zh-CN"/>
         </w:rPr>
       </w:pPr>
-      <w:bookmarkStart w:id="6" w:name="_Toc19305"/>
+      <w:bookmarkStart w:id="6" w:name="_Toc371"/>
       <w:r>
         <w:rPr>
           <w:rFonts w:hint="eastAsia"/>
@@ -3222,7 +3260,7 @@
     </w:p>
     <w:p>
       <w:pPr>
-        <w:pStyle w:val="a1"/>
+        <w:pStyle w:val="30"/>
         <w:keepLines w:val="0"/>
         <w:pageBreakBefore w:val="0"/>
         <w:widowControl/>
@@ -3244,7 +3282,7 @@
     </w:p>
     <w:p>
       <w:pPr>
-        <w:pStyle w:val="a1"/>
+        <w:pStyle w:val="30"/>
         <w:keepLines w:val="0"/>
         <w:pageBreakBefore w:val="0"/>
         <w:widowControl/>
@@ -3266,7 +3304,7 @@
     </w:p>
     <w:p>
       <w:pPr>
-        <w:pStyle w:val="1"/>
+        <w:pStyle w:val="29"/>
         <w:keepLines w:val="0"/>
         <w:pageBreakBefore w:val="0"/>
         <w:widowControl/>
@@ -3279,7 +3317,7 @@
         </w:rPr>
       </w:pPr>
       <w:bookmarkStart w:id="7" w:name="_Toc2098"/>
-      <w:bookmarkStart w:id="8" w:name="_Toc18667"/>
+      <w:bookmarkStart w:id="8" w:name="_Toc11446"/>
       <w:r>
         <w:rPr>
           <w:rFonts w:hint="eastAsia"/>
@@ -3292,7 +3330,7 @@
     </w:p>
     <w:p>
       <w:pPr>
-        <w:pStyle w:val="2"/>
+        <w:pStyle w:val="31"/>
         <w:keepLines w:val="0"/>
         <w:pageBreakBefore w:val="0"/>
         <w:widowControl/>
@@ -3306,7 +3344,7 @@
       </w:pPr>
       <w:bookmarkStart w:id="9" w:name="bookmark3"/>
       <w:bookmarkEnd w:id="9"/>
-      <w:bookmarkStart w:id="10" w:name="_Toc27171"/>
+      <w:bookmarkStart w:id="10" w:name="_Toc19749"/>
       <w:r>
         <w:t>离职类别</w:t>
       </w:r>
@@ -3324,7 +3362,7 @@
     </w:p>
     <w:p>
       <w:pPr>
-        <w:pStyle w:val="a1"/>
+        <w:pStyle w:val="30"/>
         <w:keepLines w:val="0"/>
         <w:pageBreakBefore w:val="0"/>
         <w:widowControl/>
@@ -3346,7 +3384,7 @@
     </w:p>
     <w:p>
       <w:pPr>
-        <w:pStyle w:val="a1"/>
+        <w:pStyle w:val="30"/>
         <w:keepLines w:val="0"/>
         <w:pageBreakBefore w:val="0"/>
         <w:widowControl/>
@@ -3368,14 +3406,14 @@
     </w:p>
     <w:p>
       <w:pPr>
-        <w:pStyle w:val="a1"/>
+        <w:pStyle w:val="30"/>
         <w:keepLines w:val="0"/>
         <w:pageBreakBefore w:val="0"/>
         <w:widowControl/>
         <w:wordWrap/>
         <w:overflowPunct/>
         <w:bidi w:val="0"/>
-        <w:ind w:left="0" w:right="0" w:firstLine="0" w:leftChars="0" w:rightChars="0" w:firstLineChars="0"/>
+        <w:ind w:left="0" w:leftChars="0" w:right="0" w:rightChars="0" w:firstLine="0" w:firstLineChars="0"/>
         <w:jc w:val="center"/>
         <w:rPr>
           <w:rFonts w:hint="default"/>
@@ -3408,7 +3446,7 @@
           <w:rFonts w:hint="default"/>
           <w:lang w:val="en-US" w:eastAsia="zh-CN"/>
         </w:rPr>
-        <w:instrText>* Charformat</w:instrText>
+        <w:instrText xml:space="preserve">* Charformat</w:instrText>
       </w:r>
       <w:r>
         <w:rPr>
@@ -3487,12 +3525,10 @@
         </w:rPr>
         <w:t>离职类别表</w:t>
       </w:r>
-      <w:bookmarkStart w:id="11" w:name="_GoBack"/>
-      <w:bookmarkEnd w:id="11"/>
     </w:p>
     <w:tbl>
       <w:tblPr>
-        <w:tblStyle w:val="Table"/>
+        <w:tblStyle w:val="38"/>
         <w:tblW w:w="5000" w:type="pct"/>
         <w:tblInd w:w="0" w:type="dxa"/>
         <w:tblLayout w:type="fixed"/>
@@ -3509,9 +3545,6 @@
       </w:tblGrid>
       <w:tr>
         <w:tblPrEx>
-          <w:tblW w:w="5000" w:type="pct"/>
-          <w:tblInd w:w="0" w:type="dxa"/>
-          <w:tblLayout w:type="fixed"/>
           <w:tblCellMar>
             <w:top w:w="0" w:type="dxa"/>
             <w:left w:w="108" w:type="dxa"/>
@@ -3525,15 +3558,15 @@
         <w:tc>
           <w:tcPr>
             <w:tcBorders>
-              <w:top w:val="single" w:sz="4" w:space="0" w:color="auto"/>
-              <w:left w:val="single" w:sz="4" w:space="0" w:color="auto"/>
-              <w:bottom w:val="single" w:sz="4" w:space="0" w:color="auto"/>
-              <w:right w:val="single" w:sz="4" w:space="0" w:color="auto"/>
+              <w:top w:val="single" w:color="auto" w:sz="4" w:space="0"/>
+              <w:left w:val="single" w:color="auto" w:sz="4" w:space="0"/>
+              <w:bottom w:val="single" w:color="auto" w:sz="4" w:space="0"/>
+              <w:right w:val="single" w:color="auto" w:sz="4" w:space="0"/>
             </w:tcBorders>
           </w:tcPr>
           <w:p>
             <w:pPr>
-              <w:pStyle w:val="Compact"/>
+              <w:pStyle w:val="37"/>
               <w:keepLines w:val="0"/>
               <w:pageBreakBefore w:val="0"/>
               <w:widowControl/>
@@ -3553,15 +3586,15 @@
         <w:tc>
           <w:tcPr>
             <w:tcBorders>
-              <w:top w:val="single" w:sz="4" w:space="0" w:color="auto"/>
-              <w:left w:val="single" w:sz="4" w:space="0" w:color="auto"/>
-              <w:bottom w:val="single" w:sz="4" w:space="0" w:color="auto"/>
-              <w:right w:val="single" w:sz="4" w:space="0" w:color="auto"/>
+              <w:top w:val="single" w:color="auto" w:sz="4" w:space="0"/>
+              <w:left w:val="single" w:color="auto" w:sz="4" w:space="0"/>
+              <w:bottom w:val="single" w:color="auto" w:sz="4" w:space="0"/>
+              <w:right w:val="single" w:color="auto" w:sz="4" w:space="0"/>
             </w:tcBorders>
           </w:tcPr>
           <w:p>
             <w:pPr>
-              <w:pStyle w:val="Compact"/>
+              <w:pStyle w:val="37"/>
               <w:keepLines w:val="0"/>
               <w:pageBreakBefore w:val="0"/>
               <w:widowControl/>
@@ -3581,9 +3614,6 @@
       </w:tr>
       <w:tr>
         <w:tblPrEx>
-          <w:tblW w:w="5000" w:type="pct"/>
-          <w:tblInd w:w="0" w:type="dxa"/>
-          <w:tblLayout w:type="fixed"/>
           <w:tblCellMar>
             <w:top w:w="0" w:type="dxa"/>
             <w:left w:w="108" w:type="dxa"/>
@@ -3594,15 +3624,15 @@
         <w:tc>
           <w:tcPr>
             <w:tcBorders>
-              <w:top w:val="single" w:sz="4" w:space="0" w:color="auto"/>
-              <w:left w:val="single" w:sz="4" w:space="0" w:color="auto"/>
-              <w:bottom w:val="single" w:sz="4" w:space="0" w:color="auto"/>
-              <w:right w:val="single" w:sz="4" w:space="0" w:color="auto"/>
+              <w:top w:val="single" w:color="auto" w:sz="4" w:space="0"/>
+              <w:left w:val="single" w:color="auto" w:sz="4" w:space="0"/>
+              <w:bottom w:val="single" w:color="auto" w:sz="4" w:space="0"/>
+              <w:right w:val="single" w:color="auto" w:sz="4" w:space="0"/>
             </w:tcBorders>
           </w:tcPr>
           <w:p>
             <w:pPr>
-              <w:pStyle w:val="Compact"/>
+              <w:pStyle w:val="37"/>
               <w:keepLines w:val="0"/>
               <w:pageBreakBefore w:val="0"/>
               <w:widowControl/>
@@ -3624,15 +3654,15 @@
         <w:tc>
           <w:tcPr>
             <w:tcBorders>
-              <w:top w:val="single" w:sz="4" w:space="0" w:color="auto"/>
-              <w:left w:val="single" w:sz="4" w:space="0" w:color="auto"/>
-              <w:bottom w:val="single" w:sz="4" w:space="0" w:color="auto"/>
-              <w:right w:val="single" w:sz="4" w:space="0" w:color="auto"/>
+              <w:top w:val="single" w:color="auto" w:sz="4" w:space="0"/>
+              <w:left w:val="single" w:color="auto" w:sz="4" w:space="0"/>
+              <w:bottom w:val="single" w:color="auto" w:sz="4" w:space="0"/>
+              <w:right w:val="single" w:color="auto" w:sz="4" w:space="0"/>
             </w:tcBorders>
           </w:tcPr>
           <w:p>
             <w:pPr>
-              <w:pStyle w:val="Compact"/>
+              <w:pStyle w:val="37"/>
               <w:keepLines w:val="0"/>
               <w:pageBreakBefore w:val="0"/>
               <w:widowControl/>
@@ -3652,9 +3682,6 @@
       </w:tr>
       <w:tr>
         <w:tblPrEx>
-          <w:tblW w:w="5000" w:type="pct"/>
-          <w:tblInd w:w="0" w:type="dxa"/>
-          <w:tblLayout w:type="fixed"/>
           <w:tblCellMar>
             <w:top w:w="0" w:type="dxa"/>
             <w:left w:w="108" w:type="dxa"/>
@@ -3665,15 +3692,15 @@
         <w:tc>
           <w:tcPr>
             <w:tcBorders>
-              <w:top w:val="single" w:sz="4" w:space="0" w:color="auto"/>
-              <w:left w:val="single" w:sz="4" w:space="0" w:color="auto"/>
-              <w:bottom w:val="single" w:sz="4" w:space="0" w:color="auto"/>
-              <w:right w:val="single" w:sz="4" w:space="0" w:color="auto"/>
+              <w:top w:val="single" w:color="auto" w:sz="4" w:space="0"/>
+              <w:left w:val="single" w:color="auto" w:sz="4" w:space="0"/>
+              <w:bottom w:val="single" w:color="auto" w:sz="4" w:space="0"/>
+              <w:right w:val="single" w:color="auto" w:sz="4" w:space="0"/>
             </w:tcBorders>
           </w:tcPr>
           <w:p>
             <w:pPr>
-              <w:pStyle w:val="Compact"/>
+              <w:pStyle w:val="37"/>
               <w:keepLines w:val="0"/>
               <w:pageBreakBefore w:val="0"/>
               <w:widowControl/>
@@ -3695,15 +3722,15 @@
         <w:tc>
           <w:tcPr>
             <w:tcBorders>
-              <w:top w:val="single" w:sz="4" w:space="0" w:color="auto"/>
-              <w:left w:val="single" w:sz="4" w:space="0" w:color="auto"/>
-              <w:bottom w:val="single" w:sz="4" w:space="0" w:color="auto"/>
-              <w:right w:val="single" w:sz="4" w:space="0" w:color="auto"/>
+              <w:top w:val="single" w:color="auto" w:sz="4" w:space="0"/>
+              <w:left w:val="single" w:color="auto" w:sz="4" w:space="0"/>
+              <w:bottom w:val="single" w:color="auto" w:sz="4" w:space="0"/>
+              <w:right w:val="single" w:color="auto" w:sz="4" w:space="0"/>
             </w:tcBorders>
           </w:tcPr>
           <w:p>
             <w:pPr>
-              <w:pStyle w:val="Compact"/>
+              <w:pStyle w:val="37"/>
               <w:keepLines w:val="0"/>
               <w:pageBreakBefore w:val="0"/>
               <w:widowControl/>
@@ -3723,9 +3750,6 @@
       </w:tr>
       <w:tr>
         <w:tblPrEx>
-          <w:tblW w:w="5000" w:type="pct"/>
-          <w:tblInd w:w="0" w:type="dxa"/>
-          <w:tblLayout w:type="fixed"/>
           <w:tblCellMar>
             <w:top w:w="0" w:type="dxa"/>
             <w:left w:w="108" w:type="dxa"/>
@@ -3736,15 +3760,15 @@
         <w:tc>
           <w:tcPr>
             <w:tcBorders>
-              <w:top w:val="single" w:sz="4" w:space="0" w:color="auto"/>
-              <w:left w:val="single" w:sz="4" w:space="0" w:color="auto"/>
-              <w:bottom w:val="single" w:sz="4" w:space="0" w:color="auto"/>
-              <w:right w:val="single" w:sz="4" w:space="0" w:color="auto"/>
+              <w:top w:val="single" w:color="auto" w:sz="4" w:space="0"/>
+              <w:left w:val="single" w:color="auto" w:sz="4" w:space="0"/>
+              <w:bottom w:val="single" w:color="auto" w:sz="4" w:space="0"/>
+              <w:right w:val="single" w:color="auto" w:sz="4" w:space="0"/>
             </w:tcBorders>
           </w:tcPr>
           <w:p>
             <w:pPr>
-              <w:pStyle w:val="Compact"/>
+              <w:pStyle w:val="37"/>
               <w:keepLines w:val="0"/>
               <w:pageBreakBefore w:val="0"/>
               <w:widowControl/>
@@ -3766,15 +3790,15 @@
         <w:tc>
           <w:tcPr>
             <w:tcBorders>
-              <w:top w:val="single" w:sz="4" w:space="0" w:color="auto"/>
-              <w:left w:val="single" w:sz="4" w:space="0" w:color="auto"/>
-              <w:bottom w:val="single" w:sz="4" w:space="0" w:color="auto"/>
-              <w:right w:val="single" w:sz="4" w:space="0" w:color="auto"/>
+              <w:top w:val="single" w:color="auto" w:sz="4" w:space="0"/>
+              <w:left w:val="single" w:color="auto" w:sz="4" w:space="0"/>
+              <w:bottom w:val="single" w:color="auto" w:sz="4" w:space="0"/>
+              <w:right w:val="single" w:color="auto" w:sz="4" w:space="0"/>
             </w:tcBorders>
           </w:tcPr>
           <w:p>
             <w:pPr>
-              <w:pStyle w:val="Compact"/>
+              <w:pStyle w:val="37"/>
               <w:keepLines w:val="0"/>
               <w:pageBreakBefore w:val="0"/>
               <w:widowControl/>
@@ -3794,9 +3818,6 @@
       </w:tr>
       <w:tr>
         <w:tblPrEx>
-          <w:tblW w:w="5000" w:type="pct"/>
-          <w:tblInd w:w="0" w:type="dxa"/>
-          <w:tblLayout w:type="fixed"/>
           <w:tblCellMar>
             <w:top w:w="0" w:type="dxa"/>
             <w:left w:w="108" w:type="dxa"/>
@@ -3807,15 +3828,15 @@
         <w:tc>
           <w:tcPr>
             <w:tcBorders>
-              <w:top w:val="single" w:sz="4" w:space="0" w:color="auto"/>
-              <w:left w:val="single" w:sz="4" w:space="0" w:color="auto"/>
-              <w:bottom w:val="single" w:sz="4" w:space="0" w:color="auto"/>
-              <w:right w:val="single" w:sz="4" w:space="0" w:color="auto"/>
+              <w:top w:val="single" w:color="auto" w:sz="4" w:space="0"/>
+              <w:left w:val="single" w:color="auto" w:sz="4" w:space="0"/>
+              <w:bottom w:val="single" w:color="auto" w:sz="4" w:space="0"/>
+              <w:right w:val="single" w:color="auto" w:sz="4" w:space="0"/>
             </w:tcBorders>
           </w:tcPr>
           <w:p>
             <w:pPr>
-              <w:pStyle w:val="Compact"/>
+              <w:pStyle w:val="37"/>
               <w:keepLines w:val="0"/>
               <w:pageBreakBefore w:val="0"/>
               <w:widowControl/>
@@ -3837,15 +3858,15 @@
         <w:tc>
           <w:tcPr>
             <w:tcBorders>
-              <w:top w:val="single" w:sz="4" w:space="0" w:color="auto"/>
-              <w:left w:val="single" w:sz="4" w:space="0" w:color="auto"/>
-              <w:bottom w:val="single" w:sz="4" w:space="0" w:color="auto"/>
-              <w:right w:val="single" w:sz="4" w:space="0" w:color="auto"/>
+              <w:top w:val="single" w:color="auto" w:sz="4" w:space="0"/>
+              <w:left w:val="single" w:color="auto" w:sz="4" w:space="0"/>
+              <w:bottom w:val="single" w:color="auto" w:sz="4" w:space="0"/>
+              <w:right w:val="single" w:color="auto" w:sz="4" w:space="0"/>
             </w:tcBorders>
           </w:tcPr>
           <w:p>
             <w:pPr>
-              <w:pStyle w:val="Compact"/>
+              <w:pStyle w:val="37"/>
               <w:keepLines w:val="0"/>
               <w:pageBreakBefore w:val="0"/>
               <w:widowControl/>
@@ -3866,7 +3887,7 @@
     </w:tbl>
     <w:p>
       <w:pPr>
-        <w:pStyle w:val="a1"/>
+        <w:pStyle w:val="30"/>
         <w:keepLines w:val="0"/>
         <w:pageBreakBefore w:val="0"/>
         <w:widowControl/>
@@ -3898,17 +3919,17 @@
         <w:adjustRightInd w:val="0"/>
         <w:snapToGrid w:val="0"/>
         <w:spacing w:line="360" w:lineRule="auto"/>
-        <w:ind w:left="425" w:hanging="425" w:leftChars="0" w:firstLineChars="0"/>
+        <w:ind w:left="425" w:leftChars="0" w:hanging="425" w:firstLineChars="0"/>
         <w:textAlignment w:val="baseline"/>
         <w:rPr>
-          <w:rFonts w:ascii="宋体" w:eastAsia="宋体" w:hAnsi="宋体" w:cs="宋体"/>
-          <w:sz w:val="24"/>
-          <w:szCs w:val="24"/>
-        </w:rPr>
-      </w:pPr>
-      <w:r>
-        <w:rPr>
-          <w:rFonts w:ascii="宋体" w:eastAsia="宋体" w:hAnsi="宋体" w:cs="宋体"/>
+          <w:rFonts w:ascii="宋体" w:hAnsi="宋体" w:eastAsia="宋体" w:cs="宋体"/>
+          <w:sz w:val="24"/>
+          <w:szCs w:val="24"/>
+        </w:rPr>
+      </w:pPr>
+      <w:r>
+        <w:rPr>
+          <w:rFonts w:ascii="宋体" w:hAnsi="宋体" w:eastAsia="宋体" w:cs="宋体"/>
           <w:spacing w:val="-3"/>
           <w:sz w:val="24"/>
           <w:szCs w:val="24"/>
@@ -3917,7 +3938,7 @@
       </w:r>
       <w:r>
         <w:rPr>
-          <w:rFonts w:ascii="宋体" w:eastAsia="宋体" w:hAnsi="宋体" w:cs="宋体"/>
+          <w:rFonts w:ascii="宋体" w:hAnsi="宋体" w:eastAsia="宋体" w:cs="宋体"/>
           <w:spacing w:val="-46"/>
           <w:sz w:val="24"/>
           <w:szCs w:val="24"/>
@@ -3926,7 +3947,7 @@
       </w:r>
       <w:r>
         <w:rPr>
-          <w:rFonts w:ascii="宋体" w:eastAsia="宋体" w:hAnsi="宋体" w:cs="宋体"/>
+          <w:rFonts w:ascii="宋体" w:hAnsi="宋体" w:eastAsia="宋体" w:cs="宋体"/>
           <w:spacing w:val="-3"/>
           <w:sz w:val="24"/>
           <w:szCs w:val="24"/>
@@ -3935,7 +3956,7 @@
       </w:r>
       <w:r>
         <w:rPr>
-          <w:rFonts w:ascii="宋体" w:eastAsia="宋体" w:hAnsi="宋体" w:cs="宋体"/>
+          <w:rFonts w:ascii="宋体" w:hAnsi="宋体" w:eastAsia="宋体" w:cs="宋体"/>
           <w:spacing w:val="-46"/>
           <w:sz w:val="24"/>
           <w:szCs w:val="24"/>
@@ -3944,7 +3965,7 @@
       </w:r>
       <w:r>
         <w:rPr>
-          <w:rFonts w:ascii="宋体" w:eastAsia="宋体" w:hAnsi="宋体" w:cs="宋体"/>
+          <w:rFonts w:ascii="宋体" w:hAnsi="宋体" w:eastAsia="宋体" w:cs="宋体"/>
           <w:spacing w:val="-3"/>
           <w:sz w:val="24"/>
           <w:szCs w:val="24"/>
@@ -3953,7 +3974,7 @@
       </w:r>
       <w:r>
         <w:rPr>
-          <w:rFonts w:ascii="宋体" w:eastAsia="宋体" w:hAnsi="宋体" w:cs="宋体"/>
+          <w:rFonts w:ascii="宋体" w:hAnsi="宋体" w:eastAsia="宋体" w:cs="宋体"/>
           <w:spacing w:val="-4"/>
           <w:sz w:val="24"/>
           <w:szCs w:val="24"/>
@@ -3981,17 +4002,17 @@
         <w:adjustRightInd w:val="0"/>
         <w:snapToGrid w:val="0"/>
         <w:spacing w:line="360" w:lineRule="auto"/>
-        <w:ind w:left="425" w:hanging="425" w:leftChars="0" w:firstLineChars="0"/>
+        <w:ind w:left="425" w:leftChars="0" w:hanging="425" w:firstLineChars="0"/>
         <w:textAlignment w:val="baseline"/>
         <w:rPr>
-          <w:rFonts w:ascii="宋体" w:eastAsia="宋体" w:hAnsi="宋体" w:cs="宋体"/>
-          <w:sz w:val="24"/>
-          <w:szCs w:val="24"/>
-        </w:rPr>
-      </w:pPr>
-      <w:r>
-        <w:rPr>
-          <w:rFonts w:ascii="宋体" w:eastAsia="宋体" w:hAnsi="宋体" w:cs="宋体"/>
+          <w:rFonts w:ascii="宋体" w:hAnsi="宋体" w:eastAsia="宋体" w:cs="宋体"/>
+          <w:sz w:val="24"/>
+          <w:szCs w:val="24"/>
+        </w:rPr>
+      </w:pPr>
+      <w:r>
+        <w:rPr>
+          <w:rFonts w:ascii="宋体" w:hAnsi="宋体" w:eastAsia="宋体" w:cs="宋体"/>
           <w:spacing w:val="-1"/>
           <w:sz w:val="24"/>
           <w:szCs w:val="24"/>
@@ -4019,17 +4040,17 @@
         <w:adjustRightInd w:val="0"/>
         <w:snapToGrid w:val="0"/>
         <w:spacing w:line="360" w:lineRule="auto"/>
-        <w:ind w:left="425" w:hanging="425" w:leftChars="0" w:firstLineChars="0"/>
+        <w:ind w:left="425" w:leftChars="0" w:hanging="425" w:firstLineChars="0"/>
         <w:textAlignment w:val="baseline"/>
         <w:rPr>
-          <w:rFonts w:ascii="宋体" w:eastAsia="宋体" w:hAnsi="宋体" w:cs="宋体"/>
-          <w:sz w:val="24"/>
-          <w:szCs w:val="24"/>
-        </w:rPr>
-      </w:pPr>
-      <w:r>
-        <w:rPr>
-          <w:rFonts w:ascii="宋体" w:eastAsia="宋体" w:hAnsi="宋体" w:cs="宋体"/>
+          <w:rFonts w:ascii="宋体" w:hAnsi="宋体" w:eastAsia="宋体" w:cs="宋体"/>
+          <w:sz w:val="24"/>
+          <w:szCs w:val="24"/>
+        </w:rPr>
+      </w:pPr>
+      <w:r>
+        <w:rPr>
+          <w:rFonts w:ascii="宋体" w:hAnsi="宋体" w:eastAsia="宋体" w:cs="宋体"/>
           <w:spacing w:val="-2"/>
           <w:sz w:val="24"/>
           <w:szCs w:val="24"/>
@@ -4057,17 +4078,17 @@
         <w:adjustRightInd w:val="0"/>
         <w:snapToGrid w:val="0"/>
         <w:spacing w:line="360" w:lineRule="auto"/>
-        <w:ind w:left="425" w:hanging="425" w:leftChars="0" w:firstLineChars="0"/>
+        <w:ind w:left="425" w:leftChars="0" w:hanging="425" w:firstLineChars="0"/>
         <w:textAlignment w:val="baseline"/>
         <w:rPr>
-          <w:rFonts w:ascii="宋体" w:eastAsia="宋体" w:hAnsi="宋体" w:cs="宋体"/>
-          <w:sz w:val="24"/>
-          <w:szCs w:val="24"/>
-        </w:rPr>
-      </w:pPr>
-      <w:r>
-        <w:rPr>
-          <w:rFonts w:ascii="宋体" w:eastAsia="宋体" w:hAnsi="宋体" w:cs="宋体"/>
+          <w:rFonts w:ascii="宋体" w:hAnsi="宋体" w:eastAsia="宋体" w:cs="宋体"/>
+          <w:sz w:val="24"/>
+          <w:szCs w:val="24"/>
+        </w:rPr>
+      </w:pPr>
+      <w:r>
+        <w:rPr>
+          <w:rFonts w:ascii="宋体" w:hAnsi="宋体" w:eastAsia="宋体" w:cs="宋体"/>
           <w:sz w:val="24"/>
           <w:szCs w:val="24"/>
         </w:rPr>
@@ -4075,7 +4096,7 @@
       </w:r>
       <w:r>
         <w:rPr>
-          <w:rFonts w:ascii="宋体" w:eastAsia="宋体" w:hAnsi="宋体" w:cs="宋体"/>
+          <w:rFonts w:ascii="宋体" w:hAnsi="宋体" w:eastAsia="宋体" w:cs="宋体"/>
           <w:spacing w:val="-1"/>
           <w:sz w:val="24"/>
           <w:szCs w:val="24"/>
@@ -4085,7 +4106,7 @@
     </w:p>
     <w:p>
       <w:pPr>
-        <w:pStyle w:val="2"/>
+        <w:pStyle w:val="31"/>
         <w:keepLines w:val="0"/>
         <w:pageBreakBefore w:val="0"/>
         <w:widowControl/>
@@ -4093,17 +4114,17 @@
         <w:overflowPunct/>
         <w:bidi w:val="0"/>
       </w:pPr>
-      <w:bookmarkStart w:id="12" w:name="bookmark4"/>
+      <w:bookmarkStart w:id="11" w:name="bookmark4"/>
+      <w:bookmarkEnd w:id="11"/>
+      <w:bookmarkStart w:id="12" w:name="_Toc4511"/>
+      <w:r>
+        <w:t>离职办理程序</w:t>
+      </w:r>
       <w:bookmarkEnd w:id="12"/>
-      <w:bookmarkStart w:id="13" w:name="_Toc17967"/>
-      <w:r>
-        <w:t>离职办理程序</w:t>
-      </w:r>
-      <w:bookmarkEnd w:id="13"/>
     </w:p>
     <w:p>
       <w:pPr>
-        <w:pStyle w:val="a1"/>
+        <w:pStyle w:val="30"/>
         <w:keepLines w:val="0"/>
         <w:pageBreakBefore w:val="0"/>
         <w:widowControl/>
@@ -4125,7 +4146,7 @@
     </w:p>
     <w:p>
       <w:pPr>
-        <w:pStyle w:val="3"/>
+        <w:pStyle w:val="32"/>
         <w:keepLines w:val="0"/>
         <w:pageBreakBefore w:val="0"/>
         <w:widowControl/>
@@ -4133,15 +4154,15 @@
         <w:overflowPunct/>
         <w:bidi w:val="0"/>
       </w:pPr>
-      <w:bookmarkStart w:id="14" w:name="bookmark5"/>
+      <w:bookmarkStart w:id="13" w:name="bookmark5"/>
+      <w:bookmarkEnd w:id="13"/>
+      <w:bookmarkStart w:id="14" w:name="bookmark6"/>
       <w:bookmarkEnd w:id="14"/>
-      <w:bookmarkStart w:id="15" w:name="bookmark6"/>
+      <w:bookmarkStart w:id="15" w:name="_Toc28045"/>
+      <w:r>
+        <w:t>辞职程序</w:t>
+      </w:r>
       <w:bookmarkEnd w:id="15"/>
-      <w:bookmarkStart w:id="16" w:name="_Toc3103"/>
-      <w:r>
-        <w:t>辞职程序</w:t>
-      </w:r>
-      <w:bookmarkEnd w:id="16"/>
     </w:p>
     <w:p>
       <w:pPr>
@@ -4163,17 +4184,17 @@
         <w:adjustRightInd w:val="0"/>
         <w:snapToGrid w:val="0"/>
         <w:spacing w:line="360" w:lineRule="auto"/>
-        <w:ind w:left="425" w:right="0" w:hanging="425" w:leftChars="0" w:firstLineChars="0"/>
+        <w:ind w:left="425" w:leftChars="0" w:right="0" w:hanging="425" w:firstLineChars="0"/>
         <w:textAlignment w:val="baseline"/>
         <w:rPr>
-          <w:rFonts w:ascii="宋体" w:eastAsia="宋体" w:hAnsi="宋体" w:cs="宋体"/>
-          <w:sz w:val="24"/>
-          <w:szCs w:val="24"/>
-        </w:rPr>
-      </w:pPr>
-      <w:r>
-        <w:rPr>
-          <w:rFonts w:ascii="宋体" w:eastAsia="宋体" w:hAnsi="宋体" w:cs="宋体"/>
+          <w:rFonts w:ascii="宋体" w:hAnsi="宋体" w:eastAsia="宋体" w:cs="宋体"/>
+          <w:sz w:val="24"/>
+          <w:szCs w:val="24"/>
+        </w:rPr>
+      </w:pPr>
+      <w:r>
+        <w:rPr>
+          <w:rFonts w:ascii="宋体" w:hAnsi="宋体" w:eastAsia="宋体" w:cs="宋体"/>
           <w:spacing w:val="-3"/>
           <w:sz w:val="24"/>
           <w:szCs w:val="24"/>
@@ -4182,7 +4203,7 @@
       </w:r>
       <w:r>
         <w:rPr>
-          <w:rFonts w:ascii="宋体" w:eastAsia="宋体" w:hAnsi="宋体" w:cs="宋体"/>
+          <w:rFonts w:ascii="宋体" w:hAnsi="宋体" w:eastAsia="宋体" w:cs="宋体"/>
           <w:spacing w:val="-2"/>
           <w:sz w:val="24"/>
           <w:szCs w:val="24"/>
@@ -4191,7 +4212,7 @@
       </w:r>
       <w:r>
         <w:rPr>
-          <w:rFonts w:ascii="宋体" w:eastAsia="宋体" w:hAnsi="宋体" w:cs="宋体"/>
+          <w:rFonts w:ascii="宋体" w:hAnsi="宋体" w:eastAsia="宋体" w:cs="宋体"/>
           <w:spacing w:val="-3"/>
           <w:sz w:val="24"/>
           <w:szCs w:val="24"/>
@@ -4200,7 +4221,7 @@
       </w:r>
       <w:r>
         <w:rPr>
-          <w:rFonts w:ascii="宋体" w:eastAsia="宋体" w:hAnsi="宋体" w:cs="宋体" w:hint="eastAsia"/>
+          <w:rFonts w:hint="eastAsia" w:ascii="宋体" w:hAnsi="宋体" w:eastAsia="宋体" w:cs="宋体"/>
           <w:spacing w:val="-3"/>
           <w:sz w:val="24"/>
           <w:szCs w:val="24"/>
@@ -4210,7 +4231,7 @@
       </w:r>
       <w:r>
         <w:rPr>
-          <w:rFonts w:ascii="宋体" w:eastAsia="宋体" w:hAnsi="宋体" w:cs="宋体"/>
+          <w:rFonts w:ascii="宋体" w:hAnsi="宋体" w:eastAsia="宋体" w:cs="宋体"/>
           <w:spacing w:val="-3"/>
           <w:sz w:val="24"/>
           <w:szCs w:val="24"/>
@@ -4219,7 +4240,7 @@
       </w:r>
       <w:r>
         <w:rPr>
-          <w:rFonts w:ascii="宋体" w:eastAsia="宋体" w:hAnsi="宋体" w:cs="宋体"/>
+          <w:rFonts w:ascii="宋体" w:hAnsi="宋体" w:eastAsia="宋体" w:cs="宋体"/>
           <w:spacing w:val="-2"/>
           <w:sz w:val="24"/>
           <w:szCs w:val="24"/>
@@ -4247,17 +4268,17 @@
         <w:adjustRightInd w:val="0"/>
         <w:snapToGrid w:val="0"/>
         <w:spacing w:line="360" w:lineRule="auto"/>
-        <w:ind w:left="425" w:right="0" w:hanging="425" w:leftChars="0" w:firstLineChars="0"/>
+        <w:ind w:left="425" w:leftChars="0" w:right="0" w:hanging="425" w:firstLineChars="0"/>
         <w:textAlignment w:val="baseline"/>
         <w:rPr>
-          <w:rFonts w:ascii="宋体" w:eastAsia="宋体" w:hAnsi="宋体" w:cs="宋体"/>
-          <w:sz w:val="24"/>
-          <w:szCs w:val="24"/>
-        </w:rPr>
-      </w:pPr>
-      <w:r>
-        <w:rPr>
-          <w:rFonts w:ascii="宋体" w:eastAsia="宋体" w:hAnsi="宋体" w:cs="宋体"/>
+          <w:rFonts w:ascii="宋体" w:hAnsi="宋体" w:eastAsia="宋体" w:cs="宋体"/>
+          <w:sz w:val="24"/>
+          <w:szCs w:val="24"/>
+        </w:rPr>
+      </w:pPr>
+      <w:r>
+        <w:rPr>
+          <w:rFonts w:ascii="宋体" w:hAnsi="宋体" w:eastAsia="宋体" w:cs="宋体"/>
           <w:sz w:val="24"/>
           <w:szCs w:val="24"/>
         </w:rPr>
@@ -4265,7 +4286,7 @@
       </w:r>
       <w:r>
         <w:rPr>
-          <w:rFonts w:ascii="宋体" w:eastAsia="宋体" w:hAnsi="宋体" w:cs="宋体"/>
+          <w:rFonts w:ascii="宋体" w:hAnsi="宋体" w:eastAsia="宋体" w:cs="宋体"/>
           <w:spacing w:val="-1"/>
           <w:sz w:val="24"/>
           <w:szCs w:val="24"/>
@@ -4293,17 +4314,17 @@
         <w:adjustRightInd w:val="0"/>
         <w:snapToGrid w:val="0"/>
         <w:spacing w:line="360" w:lineRule="auto"/>
-        <w:ind w:left="425" w:right="0" w:hanging="425" w:leftChars="0" w:firstLineChars="0"/>
+        <w:ind w:left="425" w:leftChars="0" w:right="0" w:hanging="425" w:firstLineChars="0"/>
         <w:textAlignment w:val="baseline"/>
         <w:rPr>
-          <w:rFonts w:ascii="宋体" w:eastAsia="宋体" w:hAnsi="宋体" w:cs="宋体"/>
-          <w:sz w:val="24"/>
-          <w:szCs w:val="24"/>
-        </w:rPr>
-      </w:pPr>
-      <w:r>
-        <w:rPr>
-          <w:rFonts w:ascii="宋体" w:eastAsia="宋体" w:hAnsi="宋体" w:cs="宋体"/>
+          <w:rFonts w:ascii="宋体" w:hAnsi="宋体" w:eastAsia="宋体" w:cs="宋体"/>
+          <w:sz w:val="24"/>
+          <w:szCs w:val="24"/>
+        </w:rPr>
+      </w:pPr>
+      <w:r>
+        <w:rPr>
+          <w:rFonts w:ascii="宋体" w:hAnsi="宋体" w:eastAsia="宋体" w:cs="宋体"/>
           <w:sz w:val="24"/>
           <w:szCs w:val="24"/>
         </w:rPr>
@@ -4311,7 +4332,7 @@
       </w:r>
       <w:r>
         <w:rPr>
-          <w:rFonts w:ascii="宋体" w:eastAsia="宋体" w:hAnsi="宋体" w:cs="宋体"/>
+          <w:rFonts w:ascii="宋体" w:hAnsi="宋体" w:eastAsia="宋体" w:cs="宋体"/>
           <w:spacing w:val="-1"/>
           <w:sz w:val="24"/>
           <w:szCs w:val="24"/>
@@ -4320,7 +4341,7 @@
       </w:r>
       <w:r>
         <w:rPr>
-          <w:rFonts w:ascii="宋体" w:eastAsia="宋体" w:hAnsi="宋体" w:cs="宋体" w:hint="eastAsia"/>
+          <w:rFonts w:hint="eastAsia" w:ascii="宋体" w:hAnsi="宋体" w:eastAsia="宋体" w:cs="宋体"/>
           <w:spacing w:val="-1"/>
           <w:sz w:val="24"/>
           <w:szCs w:val="24"/>
@@ -4330,7 +4351,7 @@
       </w:r>
       <w:r>
         <w:rPr>
-          <w:rFonts w:ascii="宋体" w:eastAsia="宋体" w:hAnsi="宋体" w:cs="宋体"/>
+          <w:rFonts w:ascii="宋体" w:hAnsi="宋体" w:eastAsia="宋体" w:cs="宋体"/>
           <w:spacing w:val="-1"/>
           <w:sz w:val="24"/>
           <w:szCs w:val="24"/>
@@ -4340,7 +4361,7 @@
     </w:p>
     <w:p>
       <w:pPr>
-        <w:pStyle w:val="3"/>
+        <w:pStyle w:val="32"/>
         <w:keepLines w:val="0"/>
         <w:pageBreakBefore w:val="0"/>
         <w:widowControl/>
@@ -4348,17 +4369,17 @@
         <w:overflowPunct/>
         <w:bidi w:val="0"/>
       </w:pPr>
-      <w:bookmarkStart w:id="17" w:name="bookmark7"/>
+      <w:bookmarkStart w:id="16" w:name="bookmark7"/>
+      <w:bookmarkEnd w:id="16"/>
+      <w:bookmarkStart w:id="17" w:name="_Toc19874"/>
+      <w:r>
+        <w:t>辞退</w:t>
+      </w:r>
       <w:bookmarkEnd w:id="17"/>
-      <w:bookmarkStart w:id="18" w:name="_Toc8327"/>
-      <w:r>
-        <w:t>辞退</w:t>
-      </w:r>
-      <w:bookmarkEnd w:id="18"/>
     </w:p>
     <w:p>
       <w:pPr>
-        <w:pStyle w:val="a1"/>
+        <w:pStyle w:val="30"/>
         <w:keepLines w:val="0"/>
         <w:pageBreakBefore w:val="0"/>
         <w:widowControl/>
@@ -4392,7 +4413,7 @@
     </w:p>
     <w:p>
       <w:pPr>
-        <w:pStyle w:val="3"/>
+        <w:pStyle w:val="32"/>
         <w:keepLines w:val="0"/>
         <w:pageBreakBefore w:val="0"/>
         <w:widowControl/>
@@ -4400,13 +4421,13 @@
         <w:overflowPunct/>
         <w:bidi w:val="0"/>
       </w:pPr>
-      <w:bookmarkStart w:id="19" w:name="_Toc30802"/>
-      <w:bookmarkStart w:id="20" w:name="_Toc4950"/>
+      <w:bookmarkStart w:id="18" w:name="_Toc30802"/>
+      <w:bookmarkStart w:id="19" w:name="_Toc16889"/>
       <w:r>
         <w:t>协商解除劳动关系程序</w:t>
       </w:r>
+      <w:bookmarkEnd w:id="18"/>
       <w:bookmarkEnd w:id="19"/>
-      <w:bookmarkEnd w:id="20"/>
     </w:p>
     <w:p>
       <w:pPr>
@@ -4428,17 +4449,17 @@
         <w:adjustRightInd w:val="0"/>
         <w:snapToGrid w:val="0"/>
         <w:spacing w:line="360" w:lineRule="auto"/>
-        <w:ind w:left="425" w:right="0" w:hanging="425" w:leftChars="0" w:firstLineChars="0"/>
+        <w:ind w:left="425" w:leftChars="0" w:right="0" w:hanging="425" w:firstLineChars="0"/>
         <w:textAlignment w:val="baseline"/>
         <w:rPr>
-          <w:rFonts w:ascii="宋体" w:eastAsia="宋体" w:hAnsi="宋体" w:cs="宋体"/>
-          <w:sz w:val="24"/>
-          <w:szCs w:val="24"/>
-        </w:rPr>
-      </w:pPr>
-      <w:r>
-        <w:rPr>
-          <w:rFonts w:ascii="宋体" w:eastAsia="宋体" w:hAnsi="宋体" w:cs="宋体"/>
+          <w:rFonts w:ascii="宋体" w:hAnsi="宋体" w:eastAsia="宋体" w:cs="宋体"/>
+          <w:sz w:val="24"/>
+          <w:szCs w:val="24"/>
+        </w:rPr>
+      </w:pPr>
+      <w:r>
+        <w:rPr>
+          <w:rFonts w:ascii="宋体" w:hAnsi="宋体" w:eastAsia="宋体" w:cs="宋体"/>
           <w:sz w:val="24"/>
           <w:szCs w:val="24"/>
         </w:rPr>
@@ -4446,7 +4467,7 @@
       </w:r>
       <w:r>
         <w:rPr>
-          <w:rFonts w:ascii="宋体" w:eastAsia="宋体" w:hAnsi="宋体" w:cs="宋体" w:hint="eastAsia"/>
+          <w:rFonts w:hint="eastAsia" w:ascii="宋体" w:hAnsi="宋体" w:eastAsia="宋体" w:cs="宋体"/>
           <w:sz w:val="24"/>
           <w:szCs w:val="24"/>
           <w:lang w:eastAsia="zh-CN"/>
@@ -4455,7 +4476,7 @@
       </w:r>
       <w:r>
         <w:rPr>
-          <w:rFonts w:ascii="宋体" w:eastAsia="宋体" w:hAnsi="宋体" w:cs="宋体"/>
+          <w:rFonts w:ascii="宋体" w:hAnsi="宋体" w:eastAsia="宋体" w:cs="宋体"/>
           <w:sz w:val="24"/>
           <w:szCs w:val="24"/>
         </w:rPr>
@@ -4463,7 +4484,7 @@
       </w:r>
       <w:r>
         <w:rPr>
-          <w:rFonts w:ascii="宋体" w:eastAsia="宋体" w:hAnsi="宋体" w:cs="宋体"/>
+          <w:rFonts w:ascii="宋体" w:hAnsi="宋体" w:eastAsia="宋体" w:cs="宋体"/>
           <w:spacing w:val="-1"/>
           <w:sz w:val="24"/>
           <w:szCs w:val="24"/>
@@ -4472,7 +4493,7 @@
       </w:r>
       <w:r>
         <w:rPr>
-          <w:rFonts w:ascii="宋体" w:eastAsia="宋体" w:hAnsi="宋体" w:cs="宋体"/>
+          <w:rFonts w:ascii="宋体" w:hAnsi="宋体" w:eastAsia="宋体" w:cs="宋体"/>
           <w:spacing w:val="-8"/>
           <w:sz w:val="24"/>
           <w:szCs w:val="24"/>
@@ -4500,18 +4521,18 @@
         <w:adjustRightInd w:val="0"/>
         <w:snapToGrid w:val="0"/>
         <w:spacing w:line="360" w:lineRule="auto"/>
-        <w:ind w:left="425" w:right="0" w:hanging="425" w:leftChars="0" w:firstLineChars="0"/>
+        <w:ind w:left="425" w:leftChars="0" w:right="0" w:hanging="425" w:firstLineChars="0"/>
         <w:jc w:val="left"/>
         <w:textAlignment w:val="baseline"/>
         <w:rPr>
-          <w:rFonts w:ascii="宋体" w:eastAsia="宋体" w:hAnsi="宋体" w:cs="宋体"/>
-          <w:sz w:val="24"/>
-          <w:szCs w:val="24"/>
-        </w:rPr>
-      </w:pPr>
-      <w:r>
-        <w:rPr>
-          <w:rFonts w:ascii="宋体" w:eastAsia="宋体" w:hAnsi="宋体" w:cs="宋体"/>
+          <w:rFonts w:ascii="宋体" w:hAnsi="宋体" w:eastAsia="宋体" w:cs="宋体"/>
+          <w:sz w:val="24"/>
+          <w:szCs w:val="24"/>
+        </w:rPr>
+      </w:pPr>
+      <w:r>
+        <w:rPr>
+          <w:rFonts w:ascii="宋体" w:hAnsi="宋体" w:eastAsia="宋体" w:cs="宋体"/>
           <w:spacing w:val="-3"/>
           <w:sz w:val="24"/>
           <w:szCs w:val="24"/>
@@ -4520,7 +4541,7 @@
       </w:r>
       <w:r>
         <w:rPr>
-          <w:rFonts w:ascii="宋体" w:eastAsia="宋体" w:hAnsi="宋体" w:cs="宋体"/>
+          <w:rFonts w:ascii="宋体" w:hAnsi="宋体" w:eastAsia="宋体" w:cs="宋体"/>
           <w:spacing w:val="-4"/>
           <w:sz w:val="24"/>
           <w:szCs w:val="24"/>
@@ -4548,18 +4569,18 @@
         <w:adjustRightInd w:val="0"/>
         <w:snapToGrid w:val="0"/>
         <w:spacing w:line="360" w:lineRule="auto"/>
-        <w:ind w:left="425" w:right="0" w:hanging="425" w:leftChars="0" w:firstLineChars="0"/>
+        <w:ind w:left="425" w:leftChars="0" w:right="0" w:hanging="425" w:firstLineChars="0"/>
         <w:jc w:val="left"/>
         <w:textAlignment w:val="baseline"/>
         <w:rPr>
-          <w:rFonts w:ascii="宋体" w:eastAsia="宋体" w:hAnsi="宋体" w:cs="宋体"/>
-          <w:sz w:val="24"/>
-          <w:szCs w:val="24"/>
-        </w:rPr>
-      </w:pPr>
-      <w:r>
-        <w:rPr>
-          <w:rFonts w:ascii="宋体" w:eastAsia="宋体" w:hAnsi="宋体" w:cs="宋体"/>
+          <w:rFonts w:ascii="宋体" w:hAnsi="宋体" w:eastAsia="宋体" w:cs="宋体"/>
+          <w:sz w:val="24"/>
+          <w:szCs w:val="24"/>
+        </w:rPr>
+      </w:pPr>
+      <w:r>
+        <w:rPr>
+          <w:rFonts w:ascii="宋体" w:hAnsi="宋体" w:eastAsia="宋体" w:cs="宋体"/>
           <w:sz w:val="24"/>
           <w:szCs w:val="24"/>
         </w:rPr>
@@ -4567,7 +4588,7 @@
       </w:r>
       <w:r>
         <w:rPr>
-          <w:rFonts w:ascii="宋体" w:eastAsia="宋体" w:hAnsi="宋体" w:cs="宋体" w:hint="eastAsia"/>
+          <w:rFonts w:hint="eastAsia" w:ascii="宋体" w:hAnsi="宋体" w:eastAsia="宋体" w:cs="宋体"/>
           <w:sz w:val="24"/>
           <w:szCs w:val="24"/>
           <w:lang w:eastAsia="zh-CN"/>
@@ -4576,7 +4597,7 @@
       </w:r>
       <w:r>
         <w:rPr>
-          <w:rFonts w:ascii="宋体" w:eastAsia="宋体" w:hAnsi="宋体" w:cs="宋体"/>
+          <w:rFonts w:ascii="宋体" w:hAnsi="宋体" w:eastAsia="宋体" w:cs="宋体"/>
           <w:sz w:val="24"/>
           <w:szCs w:val="24"/>
         </w:rPr>
@@ -4584,7 +4605,7 @@
       </w:r>
       <w:r>
         <w:rPr>
-          <w:rFonts w:ascii="宋体" w:eastAsia="宋体" w:hAnsi="宋体" w:cs="宋体"/>
+          <w:rFonts w:ascii="宋体" w:hAnsi="宋体" w:eastAsia="宋体" w:cs="宋体"/>
           <w:spacing w:val="-1"/>
           <w:sz w:val="24"/>
           <w:szCs w:val="24"/>
@@ -4594,7 +4615,7 @@
     </w:p>
     <w:p>
       <w:pPr>
-        <w:pStyle w:val="3"/>
+        <w:pStyle w:val="32"/>
         <w:keepLines w:val="0"/>
         <w:pageBreakBefore w:val="0"/>
         <w:widowControl/>
@@ -4606,7 +4627,7 @@
           <w:lang w:val="en-US" w:eastAsia="zh-CN"/>
         </w:rPr>
       </w:pPr>
-      <w:bookmarkStart w:id="21" w:name="_Toc17097"/>
+      <w:bookmarkStart w:id="20" w:name="_Toc5795"/>
       <w:r>
         <w:rPr>
           <w:rFonts w:hint="eastAsia"/>
@@ -4614,11 +4635,11 @@
         </w:rPr>
         <w:t>自动离职</w:t>
       </w:r>
-      <w:bookmarkEnd w:id="21"/>
+      <w:bookmarkEnd w:id="20"/>
     </w:p>
     <w:p>
       <w:pPr>
-        <w:pStyle w:val="a1"/>
+        <w:pStyle w:val="30"/>
         <w:keepLines w:val="0"/>
         <w:pageBreakBefore w:val="0"/>
         <w:widowControl/>
@@ -4629,7 +4650,7 @@
         <w:wordWrap/>
         <w:overflowPunct/>
         <w:bidi w:val="0"/>
-        <w:ind w:left="425" w:hanging="425" w:leftChars="0" w:firstLineChars="0"/>
+        <w:ind w:left="425" w:leftChars="0" w:hanging="425" w:firstLineChars="0"/>
       </w:pPr>
       <w:r>
         <w:rPr>
@@ -4640,7 +4661,7 @@
     </w:p>
     <w:p>
       <w:pPr>
-        <w:pStyle w:val="a1"/>
+        <w:pStyle w:val="30"/>
         <w:keepLines w:val="0"/>
         <w:pageBreakBefore w:val="0"/>
         <w:widowControl/>
@@ -4651,7 +4672,7 @@
         <w:wordWrap/>
         <w:overflowPunct/>
         <w:bidi w:val="0"/>
-        <w:ind w:left="425" w:hanging="425" w:leftChars="0" w:firstLineChars="0"/>
+        <w:ind w:left="425" w:leftChars="0" w:hanging="425" w:firstLineChars="0"/>
       </w:pPr>
       <w:r>
         <w:rPr>
@@ -4662,7 +4683,7 @@
     </w:p>
     <w:p>
       <w:pPr>
-        <w:pStyle w:val="2"/>
+        <w:pStyle w:val="31"/>
         <w:keepLines w:val="0"/>
         <w:pageBreakBefore w:val="0"/>
         <w:widowControl/>
@@ -4670,11 +4691,11 @@
         <w:overflowPunct/>
         <w:bidi w:val="0"/>
       </w:pPr>
-      <w:bookmarkStart w:id="22" w:name="bookmark8"/>
+      <w:bookmarkStart w:id="21" w:name="bookmark8"/>
+      <w:bookmarkEnd w:id="21"/>
+      <w:bookmarkStart w:id="22" w:name="bookmark13"/>
       <w:bookmarkEnd w:id="22"/>
-      <w:bookmarkStart w:id="23" w:name="bookmark13"/>
-      <w:bookmarkEnd w:id="23"/>
-      <w:bookmarkStart w:id="24" w:name="_Toc5374"/>
+      <w:bookmarkStart w:id="23" w:name="_Toc30019"/>
       <w:r>
         <w:t>工作交接</w:t>
       </w:r>
@@ -4685,11 +4706,11 @@
         </w:rPr>
         <w:t>程序</w:t>
       </w:r>
-      <w:bookmarkEnd w:id="24"/>
+      <w:bookmarkEnd w:id="23"/>
     </w:p>
     <w:p>
       <w:pPr>
-        <w:pStyle w:val="a1"/>
+        <w:pStyle w:val="30"/>
         <w:keepLines w:val="0"/>
         <w:pageBreakBefore w:val="0"/>
         <w:widowControl/>
@@ -4713,7 +4734,7 @@
     </w:p>
     <w:p>
       <w:pPr>
-        <w:pStyle w:val="3"/>
+        <w:pStyle w:val="32"/>
         <w:keepLines w:val="0"/>
         <w:pageBreakBefore w:val="0"/>
         <w:widowControl/>
@@ -4721,13 +4742,13 @@
         <w:overflowPunct/>
         <w:bidi w:val="0"/>
       </w:pPr>
-      <w:bookmarkStart w:id="25" w:name="bookmark9"/>
+      <w:bookmarkStart w:id="24" w:name="bookmark9"/>
+      <w:bookmarkEnd w:id="24"/>
+      <w:bookmarkStart w:id="25" w:name="_Toc11899"/>
+      <w:r>
+        <w:t>工作交接</w:t>
+      </w:r>
       <w:bookmarkEnd w:id="25"/>
-      <w:bookmarkStart w:id="26" w:name="_Toc21537"/>
-      <w:r>
-        <w:t>工作交接</w:t>
-      </w:r>
-      <w:bookmarkEnd w:id="26"/>
     </w:p>
     <w:p>
       <w:pPr>
@@ -4749,17 +4770,17 @@
         <w:adjustRightInd w:val="0"/>
         <w:snapToGrid w:val="0"/>
         <w:spacing w:line="360" w:lineRule="auto"/>
-        <w:ind w:left="425" w:hanging="425" w:leftChars="0" w:firstLineChars="0"/>
+        <w:ind w:left="425" w:leftChars="0" w:hanging="425" w:firstLineChars="0"/>
         <w:textAlignment w:val="baseline"/>
         <w:rPr>
-          <w:rFonts w:ascii="宋体" w:eastAsia="宋体" w:hAnsi="宋体" w:cs="宋体"/>
-          <w:sz w:val="24"/>
-          <w:szCs w:val="24"/>
-        </w:rPr>
-      </w:pPr>
-      <w:r>
-        <w:rPr>
-          <w:rFonts w:ascii="宋体" w:eastAsia="宋体" w:hAnsi="宋体" w:cs="宋体"/>
+          <w:rFonts w:ascii="宋体" w:hAnsi="宋体" w:eastAsia="宋体" w:cs="宋体"/>
+          <w:sz w:val="24"/>
+          <w:szCs w:val="24"/>
+        </w:rPr>
+      </w:pPr>
+      <w:r>
+        <w:rPr>
+          <w:rFonts w:ascii="宋体" w:hAnsi="宋体" w:eastAsia="宋体" w:cs="宋体"/>
           <w:sz w:val="24"/>
           <w:szCs w:val="24"/>
         </w:rPr>
@@ -4767,7 +4788,7 @@
       </w:r>
       <w:r>
         <w:rPr>
-          <w:rFonts w:ascii="宋体" w:eastAsia="宋体" w:hAnsi="宋体" w:cs="宋体"/>
+          <w:rFonts w:ascii="宋体" w:hAnsi="宋体" w:eastAsia="宋体" w:cs="宋体"/>
           <w:spacing w:val="-1"/>
           <w:sz w:val="24"/>
           <w:szCs w:val="24"/>
@@ -4776,7 +4797,7 @@
       </w:r>
       <w:r>
         <w:rPr>
-          <w:rFonts w:ascii="宋体" w:eastAsia="宋体" w:hAnsi="宋体" w:cs="宋体"/>
+          <w:rFonts w:ascii="宋体" w:hAnsi="宋体" w:eastAsia="宋体" w:cs="宋体"/>
           <w:spacing w:val="-2"/>
           <w:sz w:val="24"/>
           <w:szCs w:val="24"/>
@@ -4785,7 +4806,7 @@
       </w:r>
       <w:r>
         <w:rPr>
-          <w:rFonts w:ascii="宋体" w:eastAsia="宋体" w:hAnsi="宋体" w:cs="宋体"/>
+          <w:rFonts w:ascii="宋体" w:hAnsi="宋体" w:eastAsia="宋体" w:cs="宋体"/>
           <w:spacing w:val="-3"/>
           <w:sz w:val="24"/>
           <w:szCs w:val="24"/>
@@ -4794,7 +4815,7 @@
       </w:r>
       <w:r>
         <w:rPr>
-          <w:rFonts w:ascii="宋体" w:eastAsia="宋体" w:hAnsi="宋体" w:cs="宋体"/>
+          <w:rFonts w:ascii="宋体" w:hAnsi="宋体" w:eastAsia="宋体" w:cs="宋体"/>
           <w:spacing w:val="-2"/>
           <w:sz w:val="24"/>
           <w:szCs w:val="24"/>
@@ -4822,17 +4843,17 @@
         <w:adjustRightInd w:val="0"/>
         <w:snapToGrid w:val="0"/>
         <w:spacing w:line="360" w:lineRule="auto"/>
-        <w:ind w:left="425" w:hanging="425" w:leftChars="0" w:firstLineChars="0"/>
+        <w:ind w:left="425" w:leftChars="0" w:hanging="425" w:firstLineChars="0"/>
         <w:textAlignment w:val="baseline"/>
         <w:rPr>
-          <w:rFonts w:ascii="宋体" w:eastAsia="宋体" w:hAnsi="宋体" w:cs="宋体"/>
-          <w:sz w:val="24"/>
-          <w:szCs w:val="24"/>
-        </w:rPr>
-      </w:pPr>
-      <w:r>
-        <w:rPr>
-          <w:rFonts w:ascii="宋体" w:eastAsia="宋体" w:hAnsi="宋体" w:cs="宋体"/>
+          <w:rFonts w:ascii="宋体" w:hAnsi="宋体" w:eastAsia="宋体" w:cs="宋体"/>
+          <w:sz w:val="24"/>
+          <w:szCs w:val="24"/>
+        </w:rPr>
+      </w:pPr>
+      <w:r>
+        <w:rPr>
+          <w:rFonts w:ascii="宋体" w:hAnsi="宋体" w:eastAsia="宋体" w:cs="宋体"/>
           <w:spacing w:val="-1"/>
           <w:sz w:val="24"/>
           <w:szCs w:val="24"/>
@@ -4860,17 +4881,17 @@
         <w:adjustRightInd w:val="0"/>
         <w:snapToGrid w:val="0"/>
         <w:spacing w:line="360" w:lineRule="auto"/>
-        <w:ind w:left="425" w:hanging="425" w:leftChars="0" w:firstLineChars="0"/>
+        <w:ind w:left="425" w:leftChars="0" w:hanging="425" w:firstLineChars="0"/>
         <w:textAlignment w:val="baseline"/>
         <w:rPr>
-          <w:rFonts w:ascii="宋体" w:eastAsia="宋体" w:hAnsi="宋体" w:cs="宋体"/>
-          <w:sz w:val="24"/>
-          <w:szCs w:val="24"/>
-        </w:rPr>
-      </w:pPr>
-      <w:r>
-        <w:rPr>
-          <w:rFonts w:ascii="宋体" w:eastAsia="宋体" w:hAnsi="宋体" w:cs="宋体"/>
+          <w:rFonts w:ascii="宋体" w:hAnsi="宋体" w:eastAsia="宋体" w:cs="宋体"/>
+          <w:sz w:val="24"/>
+          <w:szCs w:val="24"/>
+        </w:rPr>
+      </w:pPr>
+      <w:r>
+        <w:rPr>
+          <w:rFonts w:ascii="宋体" w:hAnsi="宋体" w:eastAsia="宋体" w:cs="宋体"/>
           <w:spacing w:val="-1"/>
           <w:sz w:val="24"/>
           <w:szCs w:val="24"/>
@@ -4898,17 +4919,17 @@
         <w:adjustRightInd w:val="0"/>
         <w:snapToGrid w:val="0"/>
         <w:spacing w:line="360" w:lineRule="auto"/>
-        <w:ind w:left="425" w:hanging="425" w:leftChars="0" w:firstLineChars="0"/>
+        <w:ind w:left="425" w:leftChars="0" w:hanging="425" w:firstLineChars="0"/>
         <w:textAlignment w:val="baseline"/>
         <w:rPr>
-          <w:rFonts w:ascii="宋体" w:eastAsia="宋体" w:hAnsi="宋体" w:cs="宋体"/>
-          <w:sz w:val="24"/>
-          <w:szCs w:val="24"/>
-        </w:rPr>
-      </w:pPr>
-      <w:r>
-        <w:rPr>
-          <w:rFonts w:ascii="宋体" w:eastAsia="宋体" w:hAnsi="宋体" w:cs="宋体"/>
+          <w:rFonts w:ascii="宋体" w:hAnsi="宋体" w:eastAsia="宋体" w:cs="宋体"/>
+          <w:sz w:val="24"/>
+          <w:szCs w:val="24"/>
+        </w:rPr>
+      </w:pPr>
+      <w:r>
+        <w:rPr>
+          <w:rFonts w:ascii="宋体" w:hAnsi="宋体" w:eastAsia="宋体" w:cs="宋体"/>
           <w:spacing w:val="-2"/>
           <w:sz w:val="24"/>
           <w:szCs w:val="24"/>
@@ -4917,7 +4938,7 @@
       </w:r>
       <w:r>
         <w:rPr>
-          <w:rFonts w:ascii="宋体" w:eastAsia="宋体" w:hAnsi="宋体" w:cs="宋体"/>
+          <w:rFonts w:ascii="宋体" w:hAnsi="宋体" w:eastAsia="宋体" w:cs="宋体"/>
           <w:spacing w:val="-3"/>
           <w:sz w:val="24"/>
           <w:szCs w:val="24"/>
@@ -4926,7 +4947,7 @@
       </w:r>
       <w:r>
         <w:rPr>
-          <w:rFonts w:ascii="宋体" w:eastAsia="宋体" w:hAnsi="宋体" w:cs="宋体"/>
+          <w:rFonts w:ascii="宋体" w:hAnsi="宋体" w:eastAsia="宋体" w:cs="宋体"/>
           <w:sz w:val="24"/>
           <w:szCs w:val="24"/>
         </w:rPr>
@@ -4934,7 +4955,7 @@
       </w:r>
       <w:r>
         <w:rPr>
-          <w:rFonts w:ascii="宋体" w:eastAsia="宋体" w:hAnsi="宋体" w:cs="宋体" w:hint="eastAsia"/>
+          <w:rFonts w:hint="eastAsia" w:ascii="宋体" w:hAnsi="宋体" w:eastAsia="宋体" w:cs="宋体"/>
           <w:sz w:val="24"/>
           <w:szCs w:val="24"/>
           <w:lang w:eastAsia="zh-CN"/>
@@ -4943,7 +4964,7 @@
       </w:r>
       <w:r>
         <w:rPr>
-          <w:rFonts w:ascii="宋体" w:eastAsia="宋体" w:hAnsi="宋体" w:cs="宋体"/>
+          <w:rFonts w:ascii="宋体" w:hAnsi="宋体" w:eastAsia="宋体" w:cs="宋体"/>
           <w:sz w:val="24"/>
           <w:szCs w:val="24"/>
         </w:rPr>
@@ -4951,7 +4972,7 @@
       </w:r>
       <w:r>
         <w:rPr>
-          <w:rFonts w:ascii="宋体" w:eastAsia="宋体" w:hAnsi="宋体" w:cs="宋体"/>
+          <w:rFonts w:ascii="宋体" w:hAnsi="宋体" w:eastAsia="宋体" w:cs="宋体"/>
           <w:spacing w:val="-1"/>
           <w:sz w:val="24"/>
           <w:szCs w:val="24"/>
@@ -4961,7 +4982,7 @@
     </w:p>
     <w:p>
       <w:pPr>
-        <w:pStyle w:val="3"/>
+        <w:pStyle w:val="32"/>
         <w:keepLines w:val="0"/>
         <w:pageBreakBefore w:val="0"/>
         <w:widowControl/>
@@ -4969,9 +4990,9 @@
         <w:overflowPunct/>
         <w:bidi w:val="0"/>
       </w:pPr>
-      <w:bookmarkStart w:id="27" w:name="bookmark10"/>
-      <w:bookmarkEnd w:id="27"/>
-      <w:bookmarkStart w:id="28" w:name="_Toc12065"/>
+      <w:bookmarkStart w:id="26" w:name="bookmark10"/>
+      <w:bookmarkEnd w:id="26"/>
+      <w:bookmarkStart w:id="27" w:name="_Toc704"/>
       <w:r>
         <w:rPr>
           <w:rFonts w:hint="eastAsia"/>
@@ -4982,7 +5003,7 @@
       <w:r>
         <w:t>关部门签字确认</w:t>
       </w:r>
-      <w:bookmarkEnd w:id="28"/>
+      <w:bookmarkEnd w:id="27"/>
     </w:p>
     <w:p>
       <w:pPr>
@@ -5004,17 +5025,17 @@
         <w:adjustRightInd w:val="0"/>
         <w:snapToGrid w:val="0"/>
         <w:spacing w:line="360" w:lineRule="auto"/>
-        <w:ind w:left="425" w:right="0" w:hanging="425" w:leftChars="0" w:firstLineChars="0"/>
+        <w:ind w:left="425" w:leftChars="0" w:right="0" w:hanging="425" w:firstLineChars="0"/>
         <w:textAlignment w:val="baseline"/>
         <w:rPr>
-          <w:rFonts w:ascii="宋体" w:eastAsia="宋体" w:hAnsi="宋体" w:cs="宋体"/>
-          <w:sz w:val="24"/>
-          <w:szCs w:val="24"/>
-        </w:rPr>
-      </w:pPr>
-      <w:r>
-        <w:rPr>
-          <w:rFonts w:ascii="宋体" w:eastAsia="宋体" w:hAnsi="宋体" w:cs="宋体"/>
+          <w:rFonts w:ascii="宋体" w:hAnsi="宋体" w:eastAsia="宋体" w:cs="宋体"/>
+          <w:sz w:val="24"/>
+          <w:szCs w:val="24"/>
+        </w:rPr>
+      </w:pPr>
+      <w:r>
+        <w:rPr>
+          <w:rFonts w:ascii="宋体" w:hAnsi="宋体" w:eastAsia="宋体" w:cs="宋体"/>
           <w:spacing w:val="-1"/>
           <w:sz w:val="24"/>
           <w:szCs w:val="24"/>
@@ -5042,17 +5063,17 @@
         <w:adjustRightInd w:val="0"/>
         <w:snapToGrid w:val="0"/>
         <w:spacing w:line="360" w:lineRule="auto"/>
-        <w:ind w:left="425" w:right="0" w:hanging="425" w:leftChars="0" w:firstLineChars="0"/>
+        <w:ind w:left="425" w:leftChars="0" w:right="0" w:hanging="425" w:firstLineChars="0"/>
         <w:textAlignment w:val="baseline"/>
         <w:rPr>
-          <w:rFonts w:ascii="宋体" w:eastAsia="宋体" w:hAnsi="宋体" w:cs="宋体"/>
-          <w:sz w:val="24"/>
-          <w:szCs w:val="24"/>
-        </w:rPr>
-      </w:pPr>
-      <w:r>
-        <w:rPr>
-          <w:rFonts w:ascii="宋体" w:eastAsia="宋体" w:hAnsi="宋体" w:cs="宋体"/>
+          <w:rFonts w:ascii="宋体" w:hAnsi="宋体" w:eastAsia="宋体" w:cs="宋体"/>
+          <w:sz w:val="24"/>
+          <w:szCs w:val="24"/>
+        </w:rPr>
+      </w:pPr>
+      <w:r>
+        <w:rPr>
+          <w:rFonts w:ascii="宋体" w:hAnsi="宋体" w:eastAsia="宋体" w:cs="宋体"/>
           <w:spacing w:val="-2"/>
           <w:sz w:val="24"/>
           <w:szCs w:val="24"/>
@@ -5061,7 +5082,7 @@
       </w:r>
       <w:r>
         <w:rPr>
-          <w:rFonts w:ascii="宋体" w:eastAsia="宋体" w:hAnsi="宋体" w:cs="宋体"/>
+          <w:rFonts w:ascii="宋体" w:hAnsi="宋体" w:eastAsia="宋体" w:cs="宋体"/>
           <w:spacing w:val="-3"/>
           <w:sz w:val="24"/>
           <w:szCs w:val="24"/>
@@ -5070,7 +5091,7 @@
       </w:r>
       <w:r>
         <w:rPr>
-          <w:rFonts w:ascii="宋体" w:eastAsia="宋体" w:hAnsi="宋体" w:cs="宋体"/>
+          <w:rFonts w:ascii="宋体" w:hAnsi="宋体" w:eastAsia="宋体" w:cs="宋体"/>
           <w:spacing w:val="-2"/>
           <w:sz w:val="24"/>
           <w:szCs w:val="24"/>
@@ -5098,17 +5119,17 @@
         <w:adjustRightInd w:val="0"/>
         <w:snapToGrid w:val="0"/>
         <w:spacing w:line="360" w:lineRule="auto"/>
-        <w:ind w:left="425" w:right="0" w:hanging="425" w:leftChars="0" w:firstLineChars="0"/>
+        <w:ind w:left="425" w:leftChars="0" w:right="0" w:hanging="425" w:firstLineChars="0"/>
         <w:textAlignment w:val="baseline"/>
         <w:rPr>
-          <w:rFonts w:ascii="宋体" w:eastAsia="宋体" w:hAnsi="宋体" w:cs="宋体"/>
-          <w:sz w:val="24"/>
-          <w:szCs w:val="24"/>
-        </w:rPr>
-      </w:pPr>
-      <w:r>
-        <w:rPr>
-          <w:rFonts w:ascii="宋体" w:eastAsia="宋体" w:hAnsi="宋体" w:cs="宋体"/>
+          <w:rFonts w:ascii="宋体" w:hAnsi="宋体" w:eastAsia="宋体" w:cs="宋体"/>
+          <w:sz w:val="24"/>
+          <w:szCs w:val="24"/>
+        </w:rPr>
+      </w:pPr>
+      <w:r>
+        <w:rPr>
+          <w:rFonts w:ascii="宋体" w:hAnsi="宋体" w:eastAsia="宋体" w:cs="宋体"/>
           <w:sz w:val="24"/>
           <w:szCs w:val="24"/>
         </w:rPr>
@@ -5116,7 +5137,7 @@
       </w:r>
       <w:r>
         <w:rPr>
-          <w:rFonts w:ascii="宋体" w:eastAsia="宋体" w:hAnsi="宋体" w:cs="宋体"/>
+          <w:rFonts w:ascii="宋体" w:hAnsi="宋体" w:eastAsia="宋体" w:cs="宋体"/>
           <w:spacing w:val="-1"/>
           <w:sz w:val="24"/>
           <w:szCs w:val="24"/>
@@ -5144,17 +5165,17 @@
         <w:adjustRightInd w:val="0"/>
         <w:snapToGrid w:val="0"/>
         <w:spacing w:line="360" w:lineRule="auto"/>
-        <w:ind w:left="425" w:right="0" w:hanging="425" w:leftChars="0" w:firstLineChars="0"/>
+        <w:ind w:left="425" w:leftChars="0" w:right="0" w:hanging="425" w:firstLineChars="0"/>
         <w:textAlignment w:val="baseline"/>
         <w:rPr>
-          <w:rFonts w:ascii="宋体" w:eastAsia="宋体" w:hAnsi="宋体" w:cs="宋体"/>
-          <w:sz w:val="24"/>
-          <w:szCs w:val="24"/>
-        </w:rPr>
-      </w:pPr>
-      <w:r>
-        <w:rPr>
-          <w:rFonts w:ascii="宋体" w:eastAsia="宋体" w:hAnsi="宋体" w:cs="宋体"/>
+          <w:rFonts w:ascii="宋体" w:hAnsi="宋体" w:eastAsia="宋体" w:cs="宋体"/>
+          <w:sz w:val="24"/>
+          <w:szCs w:val="24"/>
+        </w:rPr>
+      </w:pPr>
+      <w:r>
+        <w:rPr>
+          <w:rFonts w:ascii="宋体" w:hAnsi="宋体" w:eastAsia="宋体" w:cs="宋体"/>
           <w:sz w:val="24"/>
           <w:szCs w:val="24"/>
         </w:rPr>
@@ -5162,7 +5183,7 @@
       </w:r>
       <w:r>
         <w:rPr>
-          <w:rFonts w:ascii="宋体" w:eastAsia="宋体" w:hAnsi="宋体" w:cs="宋体"/>
+          <w:rFonts w:ascii="宋体" w:hAnsi="宋体" w:eastAsia="宋体" w:cs="宋体"/>
           <w:spacing w:val="-1"/>
           <w:sz w:val="24"/>
           <w:szCs w:val="24"/>
@@ -5171,7 +5192,7 @@
       </w:r>
       <w:r>
         <w:rPr>
-          <w:rFonts w:ascii="宋体" w:eastAsia="宋体" w:hAnsi="宋体" w:cs="宋体" w:hint="eastAsia"/>
+          <w:rFonts w:hint="eastAsia" w:ascii="宋体" w:hAnsi="宋体" w:eastAsia="宋体" w:cs="宋体"/>
           <w:spacing w:val="-1"/>
           <w:sz w:val="24"/>
           <w:szCs w:val="24"/>
@@ -5182,7 +5203,7 @@
     </w:p>
     <w:p>
       <w:pPr>
-        <w:pStyle w:val="2"/>
+        <w:pStyle w:val="31"/>
         <w:keepLines w:val="0"/>
         <w:pageBreakBefore w:val="0"/>
         <w:widowControl/>
@@ -5190,13 +5211,13 @@
         <w:overflowPunct/>
         <w:bidi w:val="0"/>
       </w:pPr>
-      <w:bookmarkStart w:id="29" w:name="bookmark11"/>
+      <w:bookmarkStart w:id="28" w:name="bookmark11"/>
+      <w:bookmarkEnd w:id="28"/>
+      <w:bookmarkStart w:id="29" w:name="_Toc18582"/>
+      <w:r>
+        <w:t>其他事项</w:t>
+      </w:r>
       <w:bookmarkEnd w:id="29"/>
-      <w:bookmarkStart w:id="30" w:name="_Toc26585"/>
-      <w:r>
-        <w:t>其他事项</w:t>
-      </w:r>
-      <w:bookmarkEnd w:id="30"/>
     </w:p>
     <w:p>
       <w:pPr>
@@ -5218,17 +5239,17 @@
         <w:adjustRightInd w:val="0"/>
         <w:snapToGrid w:val="0"/>
         <w:spacing w:line="360" w:lineRule="auto"/>
-        <w:ind w:left="425" w:right="0" w:hanging="425" w:leftChars="0" w:firstLineChars="0"/>
+        <w:ind w:left="425" w:leftChars="0" w:right="0" w:hanging="425" w:firstLineChars="0"/>
         <w:textAlignment w:val="baseline"/>
         <w:rPr>
-          <w:rFonts w:ascii="宋体" w:eastAsia="宋体" w:hAnsi="宋体" w:cs="宋体"/>
-          <w:sz w:val="24"/>
-          <w:szCs w:val="24"/>
-        </w:rPr>
-      </w:pPr>
-      <w:r>
-        <w:rPr>
-          <w:rFonts w:ascii="宋体" w:eastAsia="宋体" w:hAnsi="宋体" w:cs="宋体"/>
+          <w:rFonts w:ascii="宋体" w:hAnsi="宋体" w:eastAsia="宋体" w:cs="宋体"/>
+          <w:sz w:val="24"/>
+          <w:szCs w:val="24"/>
+        </w:rPr>
+      </w:pPr>
+      <w:r>
+        <w:rPr>
+          <w:rFonts w:ascii="宋体" w:hAnsi="宋体" w:eastAsia="宋体" w:cs="宋体"/>
           <w:spacing w:val="-1"/>
           <w:sz w:val="24"/>
           <w:szCs w:val="24"/>
@@ -5256,17 +5277,17 @@
         <w:adjustRightInd w:val="0"/>
         <w:snapToGrid w:val="0"/>
         <w:spacing w:line="360" w:lineRule="auto"/>
-        <w:ind w:left="425" w:right="0" w:hanging="425" w:leftChars="0" w:firstLineChars="0"/>
+        <w:ind w:left="425" w:leftChars="0" w:right="0" w:hanging="425" w:firstLineChars="0"/>
         <w:textAlignment w:val="baseline"/>
         <w:rPr>
-          <w:rFonts w:ascii="宋体" w:eastAsia="宋体" w:hAnsi="宋体" w:cs="宋体"/>
-          <w:sz w:val="24"/>
-          <w:szCs w:val="24"/>
-        </w:rPr>
-      </w:pPr>
-      <w:r>
-        <w:rPr>
-          <w:rFonts w:ascii="宋体" w:eastAsia="宋体" w:hAnsi="宋体" w:cs="宋体"/>
+          <w:rFonts w:ascii="宋体" w:hAnsi="宋体" w:eastAsia="宋体" w:cs="宋体"/>
+          <w:sz w:val="24"/>
+          <w:szCs w:val="24"/>
+        </w:rPr>
+      </w:pPr>
+      <w:r>
+        <w:rPr>
+          <w:rFonts w:ascii="宋体" w:hAnsi="宋体" w:eastAsia="宋体" w:cs="宋体"/>
           <w:sz w:val="24"/>
           <w:szCs w:val="24"/>
         </w:rPr>
@@ -5274,7 +5295,7 @@
       </w:r>
       <w:r>
         <w:rPr>
-          <w:rFonts w:ascii="宋体" w:eastAsia="宋体" w:hAnsi="宋体" w:cs="宋体"/>
+          <w:rFonts w:ascii="宋体" w:hAnsi="宋体" w:eastAsia="宋体" w:cs="宋体"/>
           <w:spacing w:val="-2"/>
           <w:sz w:val="24"/>
           <w:szCs w:val="24"/>
@@ -5284,7 +5305,7 @@
     </w:p>
     <w:p>
       <w:pPr>
-        <w:pStyle w:val="1"/>
+        <w:pStyle w:val="29"/>
         <w:keepLines w:val="0"/>
         <w:pageBreakBefore w:val="0"/>
         <w:widowControl/>
@@ -5292,23 +5313,23 @@
         <w:overflowPunct/>
         <w:bidi w:val="0"/>
         <w:rPr>
-          <w:rStyle w:val="1Char"/>
-          <w:rFonts w:eastAsia="宋体" w:hint="default"/>
+          <w:rStyle w:val="39"/>
+          <w:rFonts w:hint="default" w:eastAsia="宋体"/>
           <w:lang w:val="en-US" w:eastAsia="zh-CN"/>
         </w:rPr>
       </w:pPr>
-      <w:bookmarkStart w:id="31" w:name="_Toc26553"/>
-      <w:bookmarkStart w:id="32" w:name="_Toc17424"/>
-      <w:r>
-        <w:rPr>
-          <w:rStyle w:val="1Char"/>
-          <w:rFonts w:eastAsia="宋体" w:hint="eastAsia"/>
+      <w:bookmarkStart w:id="30" w:name="_Toc17424"/>
+      <w:bookmarkStart w:id="31" w:name="_Toc10195"/>
+      <w:r>
+        <w:rPr>
+          <w:rStyle w:val="39"/>
+          <w:rFonts w:hint="eastAsia" w:eastAsia="宋体"/>
           <w:lang w:val="en-US" w:eastAsia="zh-CN"/>
         </w:rPr>
         <w:t>附则</w:t>
       </w:r>
+      <w:bookmarkEnd w:id="30"/>
       <w:bookmarkEnd w:id="31"/>
-      <w:bookmarkEnd w:id="32"/>
     </w:p>
     <w:p>
       <w:pPr>
@@ -5330,19 +5351,19 @@
         <w:adjustRightInd w:val="0"/>
         <w:snapToGrid w:val="0"/>
         <w:spacing w:line="360" w:lineRule="auto"/>
-        <w:ind w:left="425" w:hanging="425" w:leftChars="0" w:firstLineChars="0"/>
+        <w:ind w:left="425" w:leftChars="0" w:hanging="425" w:firstLineChars="0"/>
         <w:textAlignment w:val="baseline"/>
         <w:rPr>
-          <w:rFonts w:ascii="宋体" w:eastAsia="宋体" w:hAnsi="宋体" w:cs="宋体"/>
-          <w:sz w:val="24"/>
-          <w:szCs w:val="24"/>
-        </w:rPr>
-      </w:pPr>
-      <w:bookmarkStart w:id="33" w:name="bookmark14"/>
-      <w:bookmarkEnd w:id="33"/>
-      <w:r>
-        <w:rPr>
-          <w:rFonts w:ascii="宋体" w:eastAsia="宋体" w:hAnsi="宋体" w:cs="宋体"/>
+          <w:rFonts w:ascii="宋体" w:hAnsi="宋体" w:eastAsia="宋体" w:cs="宋体"/>
+          <w:sz w:val="24"/>
+          <w:szCs w:val="24"/>
+        </w:rPr>
+      </w:pPr>
+      <w:bookmarkStart w:id="32" w:name="bookmark14"/>
+      <w:bookmarkEnd w:id="32"/>
+      <w:r>
+        <w:rPr>
+          <w:rFonts w:ascii="宋体" w:hAnsi="宋体" w:eastAsia="宋体" w:cs="宋体"/>
           <w:spacing w:val="-1"/>
           <w:sz w:val="24"/>
           <w:szCs w:val="24"/>
@@ -5351,7 +5372,7 @@
       </w:r>
       <w:r>
         <w:rPr>
-          <w:rFonts w:ascii="宋体" w:eastAsia="宋体" w:hAnsi="宋体" w:cs="宋体" w:hint="eastAsia"/>
+          <w:rFonts w:hint="eastAsia" w:ascii="宋体" w:hAnsi="宋体" w:eastAsia="宋体" w:cs="宋体"/>
           <w:spacing w:val="-1"/>
           <w:sz w:val="24"/>
           <w:szCs w:val="24"/>
@@ -5361,7 +5382,7 @@
       </w:r>
       <w:r>
         <w:rPr>
-          <w:rFonts w:ascii="宋体" w:eastAsia="宋体" w:hAnsi="宋体" w:cs="宋体"/>
+          <w:rFonts w:ascii="宋体" w:hAnsi="宋体" w:eastAsia="宋体" w:cs="宋体"/>
           <w:spacing w:val="-1"/>
           <w:sz w:val="24"/>
           <w:szCs w:val="24"/>
@@ -5389,10 +5410,10 @@
         <w:adjustRightInd w:val="0"/>
         <w:snapToGrid w:val="0"/>
         <w:spacing w:line="360" w:lineRule="auto"/>
-        <w:ind w:left="425" w:hanging="425" w:leftChars="0" w:firstLineChars="0"/>
+        <w:ind w:left="425" w:leftChars="0" w:hanging="425" w:firstLineChars="0"/>
         <w:textAlignment w:val="baseline"/>
         <w:rPr>
-          <w:rFonts w:ascii="宋体" w:eastAsia="宋体" w:hAnsi="宋体" w:cs="宋体"/>
+          <w:rFonts w:ascii="宋体" w:hAnsi="宋体" w:eastAsia="宋体" w:cs="宋体"/>
           <w:sz w:val="24"/>
           <w:szCs w:val="24"/>
           <w:lang w:val="en-US" w:eastAsia="en-US"/>
@@ -5400,7 +5421,7 @@
       </w:pPr>
       <w:r>
         <w:rPr>
-          <w:rFonts w:ascii="宋体" w:eastAsia="宋体" w:hAnsi="宋体" w:cs="宋体"/>
+          <w:rFonts w:ascii="宋体" w:hAnsi="宋体" w:eastAsia="宋体" w:cs="宋体"/>
           <w:spacing w:val="-2"/>
           <w:sz w:val="24"/>
           <w:szCs w:val="24"/>
@@ -5410,7 +5431,7 @@
     </w:p>
     <w:p>
       <w:pPr>
-        <w:pStyle w:val="1"/>
+        <w:pStyle w:val="29"/>
         <w:keepLines w:val="0"/>
         <w:pageBreakBefore w:val="0"/>
         <w:widowControl/>
@@ -5422,7 +5443,7 @@
           <w:lang w:val="en-US" w:eastAsia="zh-CN"/>
         </w:rPr>
       </w:pPr>
-      <w:bookmarkStart w:id="34" w:name="_Toc5232"/>
+      <w:bookmarkStart w:id="33" w:name="_Toc19925"/>
       <w:r>
         <w:rPr>
           <w:rFonts w:hint="eastAsia"/>
@@ -5430,11 +5451,11 @@
         </w:rPr>
         <w:t>附件</w:t>
       </w:r>
-      <w:bookmarkEnd w:id="34"/>
+      <w:bookmarkEnd w:id="33"/>
     </w:p>
     <w:p>
       <w:pPr>
-        <w:pStyle w:val="a4"/>
+        <w:pStyle w:val="42"/>
         <w:bidi w:val="0"/>
       </w:pPr>
       <w:r>
@@ -5443,7 +5464,7 @@
     </w:p>
     <w:p>
       <w:pPr>
-        <w:pStyle w:val="a4"/>
+        <w:pStyle w:val="42"/>
         <w:bidi w:val="0"/>
       </w:pPr>
       <w:r>
@@ -5452,7 +5473,7 @@
     </w:p>
     <w:p>
       <w:pPr>
-        <w:pStyle w:val="a4"/>
+        <w:pStyle w:val="42"/>
         <w:bidi w:val="0"/>
         <w:rPr>
           <w:rFonts w:hint="default"/>
@@ -5467,7 +5488,7 @@
     </w:p>
     <w:p>
       <w:pPr>
-        <w:pStyle w:val="a4"/>
+        <w:pStyle w:val="42"/>
         <w:bidi w:val="0"/>
       </w:pPr>
       <w:r>
@@ -5479,7 +5500,7 @@
     </w:p>
     <w:p>
       <w:pPr>
-        <w:pStyle w:val="1"/>
+        <w:pStyle w:val="29"/>
         <w:keepLines w:val="0"/>
         <w:pageBreakBefore w:val="0"/>
         <w:widowControl/>
@@ -5491,7 +5512,7 @@
           <w:lang w:val="en-US" w:eastAsia="zh-CN"/>
         </w:rPr>
       </w:pPr>
-      <w:bookmarkStart w:id="35" w:name="_Toc18930"/>
+      <w:bookmarkStart w:id="34" w:name="_Toc20177"/>
       <w:r>
         <w:rPr>
           <w:rFonts w:hint="eastAsia"/>
@@ -5499,11 +5520,11 @@
         </w:rPr>
         <w:t>记录</w:t>
       </w:r>
-      <w:bookmarkEnd w:id="35"/>
+      <w:bookmarkEnd w:id="34"/>
     </w:p>
     <w:p>
       <w:pPr>
-        <w:pStyle w:val="a1"/>
+        <w:pStyle w:val="30"/>
         <w:rPr>
           <w:rFonts w:hint="default"/>
           <w:lang w:val="en-US" w:eastAsia="zh-CN"/>
@@ -5518,33 +5539,83 @@
       </w:r>
     </w:p>
     <w:sectPr>
-      <w:headerReference w:type="default" r:id="rId4"/>
+      <w:headerReference r:id="rId5" w:type="default"/>
       <w:pgSz w:w="11906" w:h="16838"/>
       <w:pgMar w:top="1417" w:right="1800" w:bottom="1440" w:left="1800" w:header="1140" w:footer="992" w:gutter="0"/>
-      <w:cols w:num="1" w:space="425"/>
+      <w:cols w:space="425" w:num="1"/>
       <w:docGrid w:type="lines" w:linePitch="312" w:charSpace="0"/>
     </w:sectPr>
   </w:body>
 </w:document>
 </file>
 
+<file path=word/endnotes.xml><?xml version="1.0" encoding="utf-8"?>
+<w:endnotes xmlns:wpc="http://schemas.microsoft.com/office/word/2010/wordprocessingCanvas" xmlns:mc="http://schemas.openxmlformats.org/markup-compatibility/2006" xmlns:o="urn:schemas-microsoft-com:office:office" xmlns:r="http://schemas.openxmlformats.org/officeDocument/2006/relationships" xmlns:m="http://schemas.openxmlformats.org/officeDocument/2006/math" xmlns:v="urn:schemas-microsoft-com:vml" xmlns:wp14="http://schemas.microsoft.com/office/word/2010/wordprocessingDrawing" xmlns:wp="http://schemas.openxmlformats.org/drawingml/2006/wordprocessingDrawing" xmlns:w="http://schemas.openxmlformats.org/wordprocessingml/2006/main" xmlns:w14="http://schemas.microsoft.com/office/word/2010/wordml" xmlns:w15="http://schemas.microsoft.com/office/word/2012/wordml" xmlns:w10="urn:schemas-microsoft-com:office:word" xmlns:wpg="http://schemas.microsoft.com/office/word/2010/wordprocessingGroup" xmlns:wpi="http://schemas.microsoft.com/office/word/2010/wordprocessingInk" xmlns:wne="http://schemas.microsoft.com/office/word/2006/wordml" xmlns:wps="http://schemas.microsoft.com/office/word/2010/wordprocessingShape" xmlns:wpsCustomData="http://www.wps.cn/officeDocument/2013/wpsCustomData" mc:Ignorable="w14 w15 wp14">
+  <w:endnote w:type="separator" w:id="0">
+    <w:p>
+      <w:pPr>
+        <w:spacing w:line="240" w:lineRule="auto"/>
+      </w:pPr>
+      <w:r>
+        <w:separator/>
+      </w:r>
+    </w:p>
+  </w:endnote>
+  <w:endnote w:type="continuationSeparator" w:id="1">
+    <w:p>
+      <w:pPr>
+        <w:spacing w:line="240" w:lineRule="auto"/>
+      </w:pPr>
+      <w:r>
+        <w:continuationSeparator/>
+      </w:r>
+    </w:p>
+  </w:endnote>
+</w:endnotes>
+</file>
+
+<file path=word/footnotes.xml><?xml version="1.0" encoding="utf-8"?>
+<w:footnotes xmlns:wpc="http://schemas.microsoft.com/office/word/2010/wordprocessingCanvas" xmlns:mc="http://schemas.openxmlformats.org/markup-compatibility/2006" xmlns:o="urn:schemas-microsoft-com:office:office" xmlns:r="http://schemas.openxmlformats.org/officeDocument/2006/relationships" xmlns:m="http://schemas.openxmlformats.org/officeDocument/2006/math" xmlns:v="urn:schemas-microsoft-com:vml" xmlns:wp14="http://schemas.microsoft.com/office/word/2010/wordprocessingDrawing" xmlns:wp="http://schemas.openxmlformats.org/drawingml/2006/wordprocessingDrawing" xmlns:w="http://schemas.openxmlformats.org/wordprocessingml/2006/main" xmlns:w14="http://schemas.microsoft.com/office/word/2010/wordml" xmlns:w15="http://schemas.microsoft.com/office/word/2012/wordml" xmlns:w10="urn:schemas-microsoft-com:office:word" xmlns:wpg="http://schemas.microsoft.com/office/word/2010/wordprocessingGroup" xmlns:wpi="http://schemas.microsoft.com/office/word/2010/wordprocessingInk" xmlns:wne="http://schemas.microsoft.com/office/word/2006/wordml" xmlns:wps="http://schemas.microsoft.com/office/word/2010/wordprocessingShape" xmlns:wpsCustomData="http://www.wps.cn/officeDocument/2013/wpsCustomData" mc:Ignorable="w14 w15 wp14">
+  <w:footnote w:type="separator" w:id="0">
+    <w:p>
+      <w:pPr>
+        <w:spacing w:line="360" w:lineRule="auto"/>
+      </w:pPr>
+      <w:r>
+        <w:separator/>
+      </w:r>
+    </w:p>
+  </w:footnote>
+  <w:footnote w:type="continuationSeparator" w:id="1">
+    <w:p>
+      <w:pPr>
+        <w:spacing w:line="360" w:lineRule="auto"/>
+      </w:pPr>
+      <w:r>
+        <w:continuationSeparator/>
+      </w:r>
+    </w:p>
+  </w:footnote>
+</w:footnotes>
+</file>
+
 <file path=word/header1.xml><?xml version="1.0" encoding="utf-8"?>
-<w:hdr xmlns:wpc="http://schemas.microsoft.com/office/word/2010/wordprocessingCanvas" xmlns:mc="http://schemas.openxmlformats.org/markup-compatibility/2006" xmlns:o="urn:schemas-microsoft-com:office:office" xmlns:r="http://schemas.openxmlformats.org/officeDocument/2006/relationships" xmlns:m="http://schemas.openxmlformats.org/officeDocument/2006/math" xmlns:v="urn:schemas-microsoft-com:vml" xmlns:wp14="http://schemas.microsoft.com/office/word/2010/wordprocessingDrawing" xmlns:wp="http://schemas.openxmlformats.org/drawingml/2006/wordprocessingDrawing" xmlns:w10="urn:schemas-microsoft-com:office:word" xmlns:w="http://schemas.openxmlformats.org/wordprocessingml/2006/main" xmlns:w14="http://schemas.microsoft.com/office/word/2010/wordml" xmlns:w15="http://schemas.microsoft.com/office/word/2012/wordml" xmlns:wne="http://schemas.microsoft.com/office/word/2006/wordml" xmlns:wpg="http://schemas.microsoft.com/office/word/2010/wordprocessingGroup" xmlns:wpi="http://schemas.microsoft.com/office/word/2010/wordprocessingInk" xmlns:wps="http://schemas.microsoft.com/office/word/2010/wordprocessingShape" mc:Ignorable="w14 w15 wp14">
+<w:hdr xmlns:wpc="http://schemas.microsoft.com/office/word/2010/wordprocessingCanvas" xmlns:mc="http://schemas.openxmlformats.org/markup-compatibility/2006" xmlns:o="urn:schemas-microsoft-com:office:office" xmlns:r="http://schemas.openxmlformats.org/officeDocument/2006/relationships" xmlns:m="http://schemas.openxmlformats.org/officeDocument/2006/math" xmlns:v="urn:schemas-microsoft-com:vml" xmlns:wp14="http://schemas.microsoft.com/office/word/2010/wordprocessingDrawing" xmlns:wp="http://schemas.openxmlformats.org/drawingml/2006/wordprocessingDrawing" xmlns:w10="urn:schemas-microsoft-com:office:word" xmlns:w="http://schemas.openxmlformats.org/wordprocessingml/2006/main" xmlns:w14="http://schemas.microsoft.com/office/word/2010/wordml" xmlns:w15="http://schemas.microsoft.com/office/word/2012/wordml" xmlns:wpg="http://schemas.microsoft.com/office/word/2010/wordprocessingGroup" xmlns:wpi="http://schemas.microsoft.com/office/word/2010/wordprocessingInk" xmlns:wne="http://schemas.microsoft.com/office/word/2006/wordml" xmlns:wps="http://schemas.microsoft.com/office/word/2010/wordprocessingShape" xmlns:wpsCustomData="http://www.wps.cn/officeDocument/2013/wpsCustomData" mc:Ignorable="w14 w15 wp14">
   <w:p>
     <w:pPr>
-      <w:pStyle w:val="Header"/>
+      <w:pStyle w:val="16"/>
       <w:pBdr>
-        <w:bottom w:val="single" w:sz="4" w:space="1" w:color="auto"/>
+        <w:bottom w:val="single" w:color="auto" w:sz="4" w:space="1"/>
       </w:pBdr>
       <w:jc w:val="right"/>
       <w:rPr>
-        <w:rFonts w:eastAsiaTheme="minorEastAsia" w:hint="eastAsia"/>
+        <w:rFonts w:hint="eastAsia" w:eastAsiaTheme="minorEastAsia"/>
         <w:lang w:eastAsia="zh-CN"/>
       </w:rPr>
     </w:pPr>
     <w:r>
       <w:rPr>
-        <w:rFonts w:eastAsiaTheme="minorEastAsia" w:hint="eastAsia"/>
+        <w:rFonts w:hint="eastAsia" w:eastAsiaTheme="minorEastAsia"/>
         <w:lang w:eastAsia="zh-CN"/>
       </w:rPr>
       <w:t>陕西益利德软件科技有限公司</w:t>
@@ -5554,15 +5625,15 @@
 </file>
 
 <file path=word/numbering.xml><?xml version="1.0" encoding="utf-8"?>
-<w:numbering xmlns:wpc="http://schemas.microsoft.com/office/word/2010/wordprocessingCanvas" xmlns:mc="http://schemas.openxmlformats.org/markup-compatibility/2006" xmlns:o="urn:schemas-microsoft-com:office:office" xmlns:r="http://schemas.openxmlformats.org/officeDocument/2006/relationships" xmlns:m="http://schemas.openxmlformats.org/officeDocument/2006/math" xmlns:v="urn:schemas-microsoft-com:vml" xmlns:wp14="http://schemas.microsoft.com/office/word/2010/wordprocessingDrawing" xmlns:wp="http://schemas.openxmlformats.org/drawingml/2006/wordprocessingDrawing" xmlns:w10="urn:schemas-microsoft-com:office:word" xmlns:w="http://schemas.openxmlformats.org/wordprocessingml/2006/main" xmlns:w14="http://schemas.microsoft.com/office/word/2010/wordml" xmlns:w15="http://schemas.microsoft.com/office/word/2012/wordml" xmlns:wne="http://schemas.microsoft.com/office/word/2006/wordml" xmlns:wpg="http://schemas.microsoft.com/office/word/2010/wordprocessingGroup" xmlns:wpi="http://schemas.microsoft.com/office/word/2010/wordprocessingInk" xmlns:wps="http://schemas.microsoft.com/office/word/2010/wordprocessingShape" mc:Ignorable="w14 w15 wp14">
+<w:numbering xmlns:wpc="http://schemas.microsoft.com/office/word/2010/wordprocessingCanvas" xmlns:mc="http://schemas.openxmlformats.org/markup-compatibility/2006" xmlns:o="urn:schemas-microsoft-com:office:office" xmlns:r="http://schemas.openxmlformats.org/officeDocument/2006/relationships" xmlns:m="http://schemas.openxmlformats.org/officeDocument/2006/math" xmlns:v="urn:schemas-microsoft-com:vml" xmlns:wp14="http://schemas.microsoft.com/office/word/2010/wordprocessingDrawing" xmlns:wp="http://schemas.openxmlformats.org/drawingml/2006/wordprocessingDrawing" xmlns:w10="urn:schemas-microsoft-com:office:word" xmlns:w="http://schemas.openxmlformats.org/wordprocessingml/2006/main" xmlns:w14="http://schemas.microsoft.com/office/word/2010/wordml" xmlns:wpg="http://schemas.microsoft.com/office/word/2010/wordprocessingGroup" xmlns:wpi="http://schemas.microsoft.com/office/word/2010/wordprocessingInk" xmlns:wne="http://schemas.microsoft.com/office/word/2006/wordml" xmlns:wps="http://schemas.microsoft.com/office/word/2010/wordprocessingShape" xmlns:wpsCustomData="http://www.wps.cn/officeDocument/2013/wpsCustomData" mc:Ignorable="w14 wp14">
   <w:abstractNum w:abstractNumId="0">
     <w:nsid w:val="8E964DCE"/>
     <w:multiLevelType w:val="multilevel"/>
     <w:tmpl w:val="8E964DCE"/>
-    <w:lvl w:ilvl="0">
+    <w:lvl w:ilvl="0" w:tentative="0">
       <w:start w:val="1"/>
       <w:numFmt w:val="decimal"/>
-      <w:pStyle w:val="Heading1"/>
+      <w:pStyle w:val="2"/>
       <w:lvlText w:val="%1."/>
       <w:lvlJc w:val="left"/>
       <w:pPr>
@@ -5572,10 +5643,10 @@
         <w:rFonts w:hint="default"/>
       </w:rPr>
     </w:lvl>
-    <w:lvl w:ilvl="1">
+    <w:lvl w:ilvl="1" w:tentative="0">
       <w:start w:val="1"/>
       <w:numFmt w:val="decimal"/>
-      <w:pStyle w:val="Heading2"/>
+      <w:pStyle w:val="3"/>
       <w:lvlText w:val="%1.%2."/>
       <w:lvlJc w:val="left"/>
       <w:pPr>
@@ -5585,10 +5656,10 @@
         <w:rFonts w:hint="default"/>
       </w:rPr>
     </w:lvl>
-    <w:lvl w:ilvl="2">
+    <w:lvl w:ilvl="2" w:tentative="0">
       <w:start w:val="1"/>
       <w:numFmt w:val="decimal"/>
-      <w:pStyle w:val="Heading3"/>
+      <w:pStyle w:val="4"/>
       <w:lvlText w:val="%1.%2.%3."/>
       <w:lvlJc w:val="left"/>
       <w:pPr>
@@ -5598,10 +5669,10 @@
         <w:rFonts w:hint="default"/>
       </w:rPr>
     </w:lvl>
-    <w:lvl w:ilvl="3">
+    <w:lvl w:ilvl="3" w:tentative="0">
       <w:start w:val="1"/>
       <w:numFmt w:val="decimal"/>
-      <w:pStyle w:val="Heading4"/>
+      <w:pStyle w:val="5"/>
       <w:lvlText w:val="%1.%2.%3.%4."/>
       <w:lvlJc w:val="left"/>
       <w:pPr>
@@ -5611,10 +5682,10 @@
         <w:rFonts w:hint="default"/>
       </w:rPr>
     </w:lvl>
-    <w:lvl w:ilvl="4">
+    <w:lvl w:ilvl="4" w:tentative="0">
       <w:start w:val="1"/>
       <w:numFmt w:val="decimal"/>
-      <w:pStyle w:val="Heading5"/>
+      <w:pStyle w:val="6"/>
       <w:lvlText w:val="%1.%2.%3.%4.%5."/>
       <w:lvlJc w:val="left"/>
       <w:pPr>
@@ -5624,10 +5695,10 @@
         <w:rFonts w:hint="default"/>
       </w:rPr>
     </w:lvl>
-    <w:lvl w:ilvl="5">
+    <w:lvl w:ilvl="5" w:tentative="0">
       <w:start w:val="1"/>
       <w:numFmt w:val="decimal"/>
-      <w:pStyle w:val="Heading6"/>
+      <w:pStyle w:val="7"/>
       <w:lvlText w:val="%1.%2.%3.%4.%5.%6."/>
       <w:lvlJc w:val="left"/>
       <w:pPr>
@@ -5637,10 +5708,10 @@
         <w:rFonts w:hint="default"/>
       </w:rPr>
     </w:lvl>
-    <w:lvl w:ilvl="6">
+    <w:lvl w:ilvl="6" w:tentative="0">
       <w:start w:val="1"/>
       <w:numFmt w:val="decimal"/>
-      <w:pStyle w:val="Heading7"/>
+      <w:pStyle w:val="8"/>
       <w:lvlText w:val="%1.%2.%3.%4.%5.%6.%7."/>
       <w:lvlJc w:val="left"/>
       <w:pPr>
@@ -5650,10 +5721,10 @@
         <w:rFonts w:hint="default"/>
       </w:rPr>
     </w:lvl>
-    <w:lvl w:ilvl="7">
+    <w:lvl w:ilvl="7" w:tentative="0">
       <w:start w:val="1"/>
       <w:numFmt w:val="decimal"/>
-      <w:pStyle w:val="Heading8"/>
+      <w:pStyle w:val="9"/>
       <w:lvlText w:val="%1.%2.%3.%4.%5.%6.%7.%8."/>
       <w:lvlJc w:val="left"/>
       <w:pPr>
@@ -5663,10 +5734,10 @@
         <w:rFonts w:hint="default"/>
       </w:rPr>
     </w:lvl>
-    <w:lvl w:ilvl="8">
+    <w:lvl w:ilvl="8" w:tentative="0">
       <w:start w:val="1"/>
       <w:numFmt w:val="decimal"/>
-      <w:pStyle w:val="Heading9"/>
+      <w:pStyle w:val="10"/>
       <w:lvlText w:val="%1.%2.%3.%4.%5.%6.%7.%8.%9."/>
       <w:lvlJc w:val="left"/>
       <w:pPr>
@@ -5681,7 +5752,7 @@
     <w:nsid w:val="9FB84DF6"/>
     <w:multiLevelType w:val="singleLevel"/>
     <w:tmpl w:val="9FB84DF6"/>
-    <w:lvl w:ilvl="0">
+    <w:lvl w:ilvl="0" w:tentative="0">
       <w:start w:val="1"/>
       <w:numFmt w:val="decimal"/>
       <w:lvlText w:val="%1."/>
@@ -5698,7 +5769,7 @@
     <w:nsid w:val="EDBA23F1"/>
     <w:multiLevelType w:val="singleLevel"/>
     <w:tmpl w:val="EDBA23F1"/>
-    <w:lvl w:ilvl="0">
+    <w:lvl w:ilvl="0" w:tentative="0">
       <w:start w:val="1"/>
       <w:numFmt w:val="decimal"/>
       <w:lvlText w:val="%1."/>
@@ -5715,7 +5786,7 @@
     <w:nsid w:val="F1557598"/>
     <w:multiLevelType w:val="singleLevel"/>
     <w:tmpl w:val="F1557598"/>
-    <w:lvl w:ilvl="0">
+    <w:lvl w:ilvl="0" w:tentative="0">
       <w:start w:val="1"/>
       <w:numFmt w:val="decimal"/>
       <w:lvlText w:val="%1."/>
@@ -5732,7 +5803,7 @@
     <w:nsid w:val="F54452EE"/>
     <w:multiLevelType w:val="singleLevel"/>
     <w:tmpl w:val="F54452EE"/>
-    <w:lvl w:ilvl="0">
+    <w:lvl w:ilvl="0" w:tentative="0">
       <w:start w:val="1"/>
       <w:numFmt w:val="decimal"/>
       <w:lvlText w:val="%1."/>
@@ -5749,7 +5820,7 @@
     <w:nsid w:val="F9539CF3"/>
     <w:multiLevelType w:val="singleLevel"/>
     <w:tmpl w:val="F9539CF3"/>
-    <w:lvl w:ilvl="0">
+    <w:lvl w:ilvl="0" w:tentative="0">
       <w:start w:val="1"/>
       <w:numFmt w:val="decimal"/>
       <w:lvlText w:val="%1."/>
@@ -5766,7 +5837,7 @@
     <w:nsid w:val="08DB2521"/>
     <w:multiLevelType w:val="singleLevel"/>
     <w:tmpl w:val="08DB2521"/>
-    <w:lvl w:ilvl="0">
+    <w:lvl w:ilvl="0" w:tentative="0">
       <w:start w:val="1"/>
       <w:numFmt w:val="decimal"/>
       <w:lvlText w:val="%1."/>
@@ -5783,7 +5854,7 @@
     <w:nsid w:val="602D4418"/>
     <w:multiLevelType w:val="singleLevel"/>
     <w:tmpl w:val="602D4418"/>
-    <w:lvl w:ilvl="0">
+    <w:lvl w:ilvl="0" w:tentative="0">
       <w:start w:val="1"/>
       <w:numFmt w:val="decimal"/>
       <w:lvlText w:val="%1."/>
@@ -5800,7 +5871,7 @@
     <w:nsid w:val="739021FE"/>
     <w:multiLevelType w:val="singleLevel"/>
     <w:tmpl w:val="739021FE"/>
-    <w:lvl w:ilvl="0">
+    <w:lvl w:ilvl="0" w:tentative="0">
       <w:start w:val="1"/>
       <w:numFmt w:val="decimal"/>
       <w:lvlText w:val="%1."/>
@@ -5844,267 +5915,269 @@
 </file>
 
 <file path=word/styles.xml><?xml version="1.0" encoding="utf-8"?>
-<w:styles xmlns:mc="http://schemas.openxmlformats.org/markup-compatibility/2006" xmlns:r="http://schemas.openxmlformats.org/officeDocument/2006/relationships" xmlns:w="http://schemas.openxmlformats.org/wordprocessingml/2006/main" xmlns:w14="http://schemas.microsoft.com/office/word/2010/wordml" xmlns:w15="http://schemas.microsoft.com/office/word/2012/wordml" mc:Ignorable="w14 w15">
+<w:styles xmlns:mc="http://schemas.openxmlformats.org/markup-compatibility/2006" xmlns:o="urn:schemas-microsoft-com:office:office" xmlns:r="http://schemas.openxmlformats.org/officeDocument/2006/relationships" xmlns:m="http://schemas.openxmlformats.org/officeDocument/2006/math" xmlns:v="urn:schemas-microsoft-com:vml" xmlns:w="http://schemas.openxmlformats.org/wordprocessingml/2006/main" xmlns:w14="http://schemas.microsoft.com/office/word/2010/wordml" xmlns:w10="urn:schemas-microsoft-com:office:word" xmlns:sl="http://schemas.openxmlformats.org/schemaLibrary/2006/main" xmlns:wpsCustomData="http://www.wps.cn/officeDocument/2013/wpsCustomData" mc:Ignorable="w14">
   <w:docDefaults>
     <w:rPrDefault>
       <w:rPr>
-        <w:rFonts w:ascii="Times New Roman" w:eastAsia="宋体" w:hAnsi="Times New Roman" w:cs="Times New Roman"/>
+        <w:rFonts w:ascii="Times New Roman" w:hAnsi="Times New Roman" w:eastAsia="宋体" w:cs="Times New Roman"/>
       </w:rPr>
     </w:rPrDefault>
     <w:pPrDefault/>
   </w:docDefaults>
-  <w:latentStyles w:defLockedState="0" w:defUIPriority="99" w:defSemiHidden="1" w:defUnhideWhenUsed="1" w:defQFormat="0" w:count="260">
-    <w:lsdException w:name="Normal" w:semiHidden="0" w:uiPriority="0" w:unhideWhenUsed="0" w:qFormat="1"/>
-    <w:lsdException w:name="heading 1" w:semiHidden="0" w:uiPriority="0" w:unhideWhenUsed="0" w:qFormat="1"/>
-    <w:lsdException w:name="heading 2" w:semiHidden="0" w:uiPriority="0" w:qFormat="1"/>
-    <w:lsdException w:name="heading 3" w:uiPriority="0" w:qFormat="1"/>
-    <w:lsdException w:name="heading 4" w:semiHidden="0" w:uiPriority="0" w:qFormat="1"/>
-    <w:lsdException w:name="heading 5" w:uiPriority="0" w:qFormat="1"/>
-    <w:lsdException w:name="heading 6" w:uiPriority="0" w:qFormat="1"/>
-    <w:lsdException w:name="heading 7" w:uiPriority="0" w:qFormat="1"/>
-    <w:lsdException w:name="heading 8" w:uiPriority="0" w:qFormat="1"/>
-    <w:lsdException w:name="heading 9" w:uiPriority="0" w:qFormat="1"/>
-    <w:lsdException w:name="index 1" w:semiHidden="0" w:uiPriority="0" w:unhideWhenUsed="0"/>
-    <w:lsdException w:name="index 2" w:semiHidden="0" w:uiPriority="0" w:unhideWhenUsed="0"/>
-    <w:lsdException w:name="index 3" w:semiHidden="0" w:uiPriority="0" w:unhideWhenUsed="0"/>
-    <w:lsdException w:name="index 4" w:semiHidden="0" w:uiPriority="0" w:unhideWhenUsed="0"/>
-    <w:lsdException w:name="index 5" w:semiHidden="0" w:uiPriority="0" w:unhideWhenUsed="0"/>
-    <w:lsdException w:name="index 6" w:semiHidden="0" w:uiPriority="0" w:unhideWhenUsed="0"/>
-    <w:lsdException w:name="index 7" w:semiHidden="0" w:uiPriority="0" w:unhideWhenUsed="0"/>
-    <w:lsdException w:name="index 8" w:semiHidden="0" w:uiPriority="0" w:unhideWhenUsed="0"/>
-    <w:lsdException w:name="index 9" w:semiHidden="0" w:uiPriority="0" w:unhideWhenUsed="0"/>
-    <w:lsdException w:name="toc 1" w:semiHidden="0" w:uiPriority="0" w:unhideWhenUsed="0" w:qFormat="1"/>
-    <w:lsdException w:name="toc 2" w:semiHidden="0" w:uiPriority="0" w:unhideWhenUsed="0" w:qFormat="1"/>
-    <w:lsdException w:name="toc 3" w:semiHidden="0" w:uiPriority="0" w:unhideWhenUsed="0" w:qFormat="1"/>
-    <w:lsdException w:name="toc 4" w:semiHidden="0" w:uiPriority="0" w:unhideWhenUsed="0"/>
-    <w:lsdException w:name="toc 5" w:semiHidden="0" w:uiPriority="0" w:unhideWhenUsed="0"/>
-    <w:lsdException w:name="toc 6" w:semiHidden="0" w:uiPriority="0" w:unhideWhenUsed="0"/>
-    <w:lsdException w:name="toc 7" w:semiHidden="0" w:uiPriority="0" w:unhideWhenUsed="0"/>
-    <w:lsdException w:name="toc 8" w:semiHidden="0" w:uiPriority="0" w:unhideWhenUsed="0"/>
-    <w:lsdException w:name="toc 9" w:semiHidden="0" w:uiPriority="0" w:unhideWhenUsed="0"/>
-    <w:lsdException w:name="Normal Indent" w:semiHidden="0" w:uiPriority="0" w:unhideWhenUsed="0"/>
-    <w:lsdException w:name="footnote text" w:semiHidden="0" w:uiPriority="0" w:unhideWhenUsed="0"/>
-    <w:lsdException w:name="annotation text" w:semiHidden="0" w:uiPriority="0" w:unhideWhenUsed="0" w:qFormat="1"/>
-    <w:lsdException w:name="header" w:semiHidden="0" w:uiPriority="0" w:unhideWhenUsed="0" w:qFormat="1"/>
-    <w:lsdException w:name="footer" w:semiHidden="0" w:uiPriority="0" w:unhideWhenUsed="0" w:qFormat="1"/>
-    <w:lsdException w:name="index heading" w:semiHidden="0" w:uiPriority="0" w:unhideWhenUsed="0"/>
-    <w:lsdException w:name="caption" w:uiPriority="0" w:qFormat="1"/>
-    <w:lsdException w:name="table of figures" w:semiHidden="0" w:uiPriority="0" w:unhideWhenUsed="0"/>
-    <w:lsdException w:name="envelope address" w:semiHidden="0" w:uiPriority="0" w:unhideWhenUsed="0"/>
-    <w:lsdException w:name="envelope return" w:semiHidden="0" w:uiPriority="0" w:unhideWhenUsed="0"/>
-    <w:lsdException w:name="footnote reference" w:semiHidden="0" w:uiPriority="0" w:unhideWhenUsed="0"/>
-    <w:lsdException w:name="annotation reference" w:semiHidden="0" w:uiPriority="0" w:unhideWhenUsed="0"/>
-    <w:lsdException w:name="line number" w:semiHidden="0" w:uiPriority="0" w:unhideWhenUsed="0"/>
-    <w:lsdException w:name="page number" w:semiHidden="0" w:uiPriority="0" w:unhideWhenUsed="0"/>
-    <w:lsdException w:name="endnote reference" w:semiHidden="0" w:uiPriority="0" w:unhideWhenUsed="0"/>
-    <w:lsdException w:name="endnote text" w:semiHidden="0" w:uiPriority="0" w:unhideWhenUsed="0"/>
-    <w:lsdException w:name="table of authorities" w:semiHidden="0" w:uiPriority="0" w:unhideWhenUsed="0"/>
-    <w:lsdException w:name="macro" w:semiHidden="0" w:uiPriority="0" w:unhideWhenUsed="0"/>
-    <w:lsdException w:name="toa heading" w:semiHidden="0" w:uiPriority="0" w:unhideWhenUsed="0"/>
-    <w:lsdException w:name="List" w:semiHidden="0" w:uiPriority="0" w:unhideWhenUsed="0"/>
-    <w:lsdException w:name="List Bullet" w:semiHidden="0" w:uiPriority="0" w:unhideWhenUsed="0"/>
-    <w:lsdException w:name="List Number" w:semiHidden="0" w:uiPriority="0" w:unhideWhenUsed="0"/>
-    <w:lsdException w:name="List 2" w:semiHidden="0" w:uiPriority="0" w:unhideWhenUsed="0"/>
-    <w:lsdException w:name="List 3" w:semiHidden="0" w:uiPriority="0" w:unhideWhenUsed="0"/>
-    <w:lsdException w:name="List 4" w:semiHidden="0" w:uiPriority="0" w:unhideWhenUsed="0"/>
-    <w:lsdException w:name="List 5" w:semiHidden="0" w:uiPriority="0" w:unhideWhenUsed="0"/>
-    <w:lsdException w:name="List Bullet 2" w:semiHidden="0" w:uiPriority="0" w:unhideWhenUsed="0"/>
-    <w:lsdException w:name="List Bullet 3" w:semiHidden="0" w:uiPriority="0" w:unhideWhenUsed="0"/>
-    <w:lsdException w:name="List Bullet 4" w:semiHidden="0" w:uiPriority="0" w:unhideWhenUsed="0"/>
-    <w:lsdException w:name="List Bullet 5" w:semiHidden="0" w:uiPriority="0" w:unhideWhenUsed="0"/>
-    <w:lsdException w:name="List Number 2" w:semiHidden="0" w:uiPriority="0" w:unhideWhenUsed="0"/>
-    <w:lsdException w:name="List Number 3" w:semiHidden="0" w:uiPriority="0" w:unhideWhenUsed="0"/>
-    <w:lsdException w:name="List Number 4" w:semiHidden="0" w:uiPriority="0" w:unhideWhenUsed="0"/>
-    <w:lsdException w:name="List Number 5" w:semiHidden="0" w:uiPriority="0" w:unhideWhenUsed="0"/>
-    <w:lsdException w:name="Title" w:semiHidden="0" w:uiPriority="0" w:unhideWhenUsed="0" w:qFormat="1"/>
-    <w:lsdException w:name="Closing" w:semiHidden="0" w:uiPriority="0" w:unhideWhenUsed="0"/>
-    <w:lsdException w:name="Signature" w:semiHidden="0" w:uiPriority="0" w:unhideWhenUsed="0"/>
-    <w:lsdException w:name="Default Paragraph Font" w:uiPriority="0" w:unhideWhenUsed="0" w:qFormat="1"/>
-    <w:lsdException w:name="Body Text" w:uiPriority="0" w:unhideWhenUsed="0" w:qFormat="1"/>
-    <w:lsdException w:name="Body Text Indent" w:semiHidden="0" w:uiPriority="0" w:unhideWhenUsed="0"/>
-    <w:lsdException w:name="List Continue" w:semiHidden="0" w:uiPriority="0" w:unhideWhenUsed="0"/>
-    <w:lsdException w:name="List Continue 2" w:semiHidden="0" w:uiPriority="0" w:unhideWhenUsed="0"/>
-    <w:lsdException w:name="List Continue 3" w:semiHidden="0" w:uiPriority="0" w:unhideWhenUsed="0"/>
-    <w:lsdException w:name="List Continue 4" w:semiHidden="0" w:uiPriority="0" w:unhideWhenUsed="0"/>
-    <w:lsdException w:name="List Continue 5" w:semiHidden="0" w:uiPriority="0" w:unhideWhenUsed="0"/>
-    <w:lsdException w:name="Message Header" w:semiHidden="0" w:uiPriority="0" w:unhideWhenUsed="0"/>
-    <w:lsdException w:name="Subtitle" w:semiHidden="0" w:uiPriority="0" w:unhideWhenUsed="0" w:qFormat="1"/>
-    <w:lsdException w:name="Salutation" w:semiHidden="0" w:uiPriority="0" w:unhideWhenUsed="0"/>
-    <w:lsdException w:name="Date" w:semiHidden="0" w:uiPriority="0" w:unhideWhenUsed="0"/>
-    <w:lsdException w:name="Body Text First Indent" w:semiHidden="0" w:uiPriority="0" w:unhideWhenUsed="0"/>
-    <w:lsdException w:name="Body Text First Indent 2" w:semiHidden="0" w:uiPriority="0" w:unhideWhenUsed="0"/>
-    <w:lsdException w:name="Body Text 2" w:semiHidden="0" w:uiPriority="0" w:unhideWhenUsed="0"/>
-    <w:lsdException w:name="Body Text 3" w:semiHidden="0" w:uiPriority="0" w:unhideWhenUsed="0"/>
-    <w:lsdException w:name="Body Text Indent 2" w:semiHidden="0" w:uiPriority="0" w:unhideWhenUsed="0"/>
-    <w:lsdException w:name="Body Text Indent 3" w:semiHidden="0" w:uiPriority="0" w:unhideWhenUsed="0"/>
-    <w:lsdException w:name="Block Text" w:semiHidden="0" w:uiPriority="0" w:unhideWhenUsed="0"/>
-    <w:lsdException w:name="Hyperlink" w:semiHidden="0" w:uiPriority="0" w:unhideWhenUsed="0"/>
-    <w:lsdException w:name="FollowedHyperlink" w:semiHidden="0" w:uiPriority="0" w:unhideWhenUsed="0"/>
-    <w:lsdException w:name="Strong" w:semiHidden="0" w:uiPriority="0" w:unhideWhenUsed="0" w:qFormat="1"/>
-    <w:lsdException w:name="Emphasis" w:semiHidden="0" w:uiPriority="0" w:unhideWhenUsed="0" w:qFormat="1"/>
-    <w:lsdException w:name="Document Map" w:semiHidden="0" w:uiPriority="0" w:unhideWhenUsed="0"/>
-    <w:lsdException w:name="Plain Text" w:semiHidden="0" w:uiPriority="0" w:unhideWhenUsed="0"/>
-    <w:lsdException w:name="E-mail Signature" w:semiHidden="0" w:uiPriority="0" w:unhideWhenUsed="0"/>
-    <w:lsdException w:name="Normal (Web)" w:semiHidden="0" w:uiPriority="0" w:unhideWhenUsed="0" w:qFormat="1"/>
-    <w:lsdException w:name="HTML Acronym" w:semiHidden="0" w:uiPriority="0" w:unhideWhenUsed="0"/>
-    <w:lsdException w:name="HTML Address" w:semiHidden="0" w:uiPriority="0" w:unhideWhenUsed="0"/>
-    <w:lsdException w:name="HTML Cite" w:semiHidden="0" w:uiPriority="0" w:unhideWhenUsed="0"/>
-    <w:lsdException w:name="HTML Code" w:semiHidden="0" w:uiPriority="0" w:unhideWhenUsed="0"/>
-    <w:lsdException w:name="HTML Definition" w:semiHidden="0" w:uiPriority="0" w:unhideWhenUsed="0"/>
-    <w:lsdException w:name="HTML Keyboard" w:semiHidden="0" w:uiPriority="0" w:unhideWhenUsed="0"/>
-    <w:lsdException w:name="HTML Preformatted" w:semiHidden="0" w:uiPriority="0" w:unhideWhenUsed="0"/>
-    <w:lsdException w:name="HTML Sample" w:semiHidden="0" w:uiPriority="0" w:unhideWhenUsed="0"/>
-    <w:lsdException w:name="HTML Typewriter" w:semiHidden="0" w:uiPriority="0" w:unhideWhenUsed="0"/>
-    <w:lsdException w:name="HTML Variable" w:semiHidden="0" w:uiPriority="0" w:unhideWhenUsed="0"/>
-    <w:lsdException w:name="Normal Table" w:uiPriority="0" w:unhideWhenUsed="0" w:qFormat="1"/>
-    <w:lsdException w:name="annotation subject" w:semiHidden="0" w:uiPriority="0" w:unhideWhenUsed="0"/>
-    <w:lsdException w:name="Table Simple 1" w:semiHidden="0" w:uiPriority="0" w:unhideWhenUsed="0"/>
-    <w:lsdException w:name="Table Simple 2" w:semiHidden="0" w:uiPriority="0" w:unhideWhenUsed="0"/>
-    <w:lsdException w:name="Table Simple 3" w:semiHidden="0" w:uiPriority="0" w:unhideWhenUsed="0"/>
-    <w:lsdException w:name="Table Classic 1" w:semiHidden="0" w:uiPriority="0" w:unhideWhenUsed="0"/>
-    <w:lsdException w:name="Table Classic 2" w:semiHidden="0" w:uiPriority="0" w:unhideWhenUsed="0"/>
-    <w:lsdException w:name="Table Classic 3" w:semiHidden="0" w:uiPriority="0" w:unhideWhenUsed="0"/>
-    <w:lsdException w:name="Table Classic 4" w:semiHidden="0" w:uiPriority="0" w:unhideWhenUsed="0"/>
-    <w:lsdException w:name="Table Colorful 1" w:semiHidden="0" w:uiPriority="0" w:unhideWhenUsed="0"/>
-    <w:lsdException w:name="Table Colorful 2" w:semiHidden="0" w:uiPriority="0" w:unhideWhenUsed="0"/>
-    <w:lsdException w:name="Table Colorful 3" w:semiHidden="0" w:uiPriority="0" w:unhideWhenUsed="0"/>
-    <w:lsdException w:name="Table Columns 1" w:semiHidden="0" w:uiPriority="0" w:unhideWhenUsed="0"/>
-    <w:lsdException w:name="Table Columns 2" w:semiHidden="0" w:uiPriority="0" w:unhideWhenUsed="0"/>
-    <w:lsdException w:name="Table Columns 3" w:semiHidden="0" w:uiPriority="0" w:unhideWhenUsed="0"/>
-    <w:lsdException w:name="Table Columns 4" w:semiHidden="0" w:uiPriority="0" w:unhideWhenUsed="0"/>
-    <w:lsdException w:name="Table Columns 5" w:semiHidden="0" w:uiPriority="0" w:unhideWhenUsed="0"/>
-    <w:lsdException w:name="Table Grid 1" w:semiHidden="0" w:uiPriority="0" w:unhideWhenUsed="0"/>
-    <w:lsdException w:name="Table Grid 2" w:semiHidden="0" w:uiPriority="0" w:unhideWhenUsed="0"/>
-    <w:lsdException w:name="Table Grid 3" w:semiHidden="0" w:uiPriority="0" w:unhideWhenUsed="0"/>
-    <w:lsdException w:name="Table Grid 4" w:semiHidden="0" w:uiPriority="0" w:unhideWhenUsed="0"/>
-    <w:lsdException w:name="Table Grid 5" w:semiHidden="0" w:uiPriority="0" w:unhideWhenUsed="0"/>
-    <w:lsdException w:name="Table Grid 6" w:semiHidden="0" w:uiPriority="0" w:unhideWhenUsed="0"/>
-    <w:lsdException w:name="Table Grid 7" w:semiHidden="0" w:uiPriority="0" w:unhideWhenUsed="0"/>
-    <w:lsdException w:name="Table Grid 8" w:semiHidden="0" w:uiPriority="0" w:unhideWhenUsed="0"/>
-    <w:lsdException w:name="Table List 1" w:semiHidden="0" w:uiPriority="0" w:unhideWhenUsed="0"/>
-    <w:lsdException w:name="Table List 2" w:semiHidden="0" w:uiPriority="0" w:unhideWhenUsed="0"/>
-    <w:lsdException w:name="Table List 3" w:semiHidden="0" w:uiPriority="0" w:unhideWhenUsed="0"/>
-    <w:lsdException w:name="Table List 4" w:semiHidden="0" w:uiPriority="0" w:unhideWhenUsed="0"/>
-    <w:lsdException w:name="Table List 5" w:semiHidden="0" w:uiPriority="0" w:unhideWhenUsed="0"/>
-    <w:lsdException w:name="Table List 6" w:semiHidden="0" w:uiPriority="0" w:unhideWhenUsed="0"/>
-    <w:lsdException w:name="Table List 7" w:semiHidden="0" w:uiPriority="0" w:unhideWhenUsed="0"/>
-    <w:lsdException w:name="Table List 8" w:semiHidden="0" w:uiPriority="0" w:unhideWhenUsed="0"/>
-    <w:lsdException w:name="Table 3D effects 1" w:semiHidden="0" w:uiPriority="0" w:unhideWhenUsed="0"/>
-    <w:lsdException w:name="Table 3D effects 2" w:semiHidden="0" w:uiPriority="0" w:unhideWhenUsed="0"/>
-    <w:lsdException w:name="Table 3D effects 3" w:semiHidden="0" w:uiPriority="0" w:unhideWhenUsed="0"/>
-    <w:lsdException w:name="Table Contemporary" w:semiHidden="0" w:uiPriority="0" w:unhideWhenUsed="0"/>
-    <w:lsdException w:name="Table Elegant" w:semiHidden="0" w:uiPriority="0" w:unhideWhenUsed="0"/>
-    <w:lsdException w:name="Table Professional" w:semiHidden="0" w:uiPriority="0" w:unhideWhenUsed="0"/>
-    <w:lsdException w:name="Table Subtle 1" w:semiHidden="0" w:uiPriority="0" w:unhideWhenUsed="0"/>
-    <w:lsdException w:name="Table Subtle 2" w:semiHidden="0" w:uiPriority="0" w:unhideWhenUsed="0"/>
-    <w:lsdException w:name="Table Web 1" w:semiHidden="0" w:uiPriority="0" w:unhideWhenUsed="0"/>
-    <w:lsdException w:name="Table Web 2" w:semiHidden="0" w:uiPriority="0" w:unhideWhenUsed="0"/>
-    <w:lsdException w:name="Table Web 3" w:semiHidden="0" w:uiPriority="0" w:unhideWhenUsed="0"/>
-    <w:lsdException w:name="Balloon Text" w:semiHidden="0" w:uiPriority="0" w:unhideWhenUsed="0"/>
-    <w:lsdException w:name="Table Grid" w:semiHidden="0" w:uiPriority="0" w:unhideWhenUsed="0" w:qFormat="1"/>
-    <w:lsdException w:name="Table Theme" w:semiHidden="0" w:uiPriority="0" w:unhideWhenUsed="0"/>
-    <w:lsdException w:name="Light Shading" w:semiHidden="0" w:uiPriority="60" w:unhideWhenUsed="0"/>
-    <w:lsdException w:name="Light List" w:semiHidden="0" w:uiPriority="61" w:unhideWhenUsed="0"/>
-    <w:lsdException w:name="Light Grid" w:semiHidden="0" w:uiPriority="62" w:unhideWhenUsed="0"/>
-    <w:lsdException w:name="Medium Shading 1" w:semiHidden="0" w:uiPriority="63" w:unhideWhenUsed="0"/>
-    <w:lsdException w:name="Medium Shading 2" w:semiHidden="0" w:uiPriority="64" w:unhideWhenUsed="0"/>
-    <w:lsdException w:name="Medium List 1" w:semiHidden="0" w:uiPriority="65" w:unhideWhenUsed="0"/>
-    <w:lsdException w:name="Medium List 2" w:semiHidden="0" w:uiPriority="66" w:unhideWhenUsed="0"/>
-    <w:lsdException w:name="Medium Grid 1" w:semiHidden="0" w:uiPriority="67" w:unhideWhenUsed="0"/>
-    <w:lsdException w:name="Medium Grid 2" w:semiHidden="0" w:uiPriority="68" w:unhideWhenUsed="0"/>
-    <w:lsdException w:name="Medium Grid 3" w:semiHidden="0" w:uiPriority="69" w:unhideWhenUsed="0"/>
-    <w:lsdException w:name="Dark List" w:semiHidden="0" w:uiPriority="70" w:unhideWhenUsed="0"/>
-    <w:lsdException w:name="Colorful Shading" w:semiHidden="0" w:uiPriority="71" w:unhideWhenUsed="0"/>
-    <w:lsdException w:name="Colorful List" w:semiHidden="0" w:uiPriority="72" w:unhideWhenUsed="0"/>
-    <w:lsdException w:name="Colorful Grid" w:semiHidden="0" w:uiPriority="73" w:unhideWhenUsed="0"/>
-    <w:lsdException w:name="Light Shading Accent 1" w:semiHidden="0" w:uiPriority="60" w:unhideWhenUsed="0"/>
-    <w:lsdException w:name="Light List Accent 1" w:semiHidden="0" w:uiPriority="61" w:unhideWhenUsed="0"/>
-    <w:lsdException w:name="Light Grid Accent 1" w:semiHidden="0" w:uiPriority="62" w:unhideWhenUsed="0"/>
-    <w:lsdException w:name="Medium Shading 1 Accent 1" w:semiHidden="0" w:uiPriority="63" w:unhideWhenUsed="0"/>
-    <w:lsdException w:name="Medium Shading 2 Accent 1" w:semiHidden="0" w:uiPriority="64" w:unhideWhenUsed="0"/>
-    <w:lsdException w:name="Medium List 1 Accent 1" w:semiHidden="0" w:uiPriority="65" w:unhideWhenUsed="0"/>
-    <w:lsdException w:name="Medium List 2 Accent 1" w:semiHidden="0" w:uiPriority="66" w:unhideWhenUsed="0"/>
-    <w:lsdException w:name="Medium Grid 1 Accent 1" w:semiHidden="0" w:uiPriority="67" w:unhideWhenUsed="0"/>
-    <w:lsdException w:name="Medium Grid 2 Accent 1" w:semiHidden="0" w:uiPriority="68" w:unhideWhenUsed="0"/>
-    <w:lsdException w:name="Medium Grid 3 Accent 1" w:semiHidden="0" w:uiPriority="69" w:unhideWhenUsed="0"/>
-    <w:lsdException w:name="Dark List Accent 1" w:semiHidden="0" w:uiPriority="70" w:unhideWhenUsed="0"/>
-    <w:lsdException w:name="Colorful Shading Accent 1" w:semiHidden="0" w:uiPriority="71" w:unhideWhenUsed="0"/>
-    <w:lsdException w:name="Colorful List Accent 1" w:semiHidden="0" w:uiPriority="72" w:unhideWhenUsed="0"/>
-    <w:lsdException w:name="Colorful Grid Accent 1" w:semiHidden="0" w:uiPriority="73" w:unhideWhenUsed="0"/>
-    <w:lsdException w:name="Light Shading Accent 2" w:semiHidden="0" w:uiPriority="60" w:unhideWhenUsed="0"/>
-    <w:lsdException w:name="Light List Accent 2" w:semiHidden="0" w:uiPriority="61" w:unhideWhenUsed="0"/>
-    <w:lsdException w:name="Light Grid Accent 2" w:semiHidden="0" w:uiPriority="62" w:unhideWhenUsed="0"/>
-    <w:lsdException w:name="Medium Shading 1 Accent 2" w:semiHidden="0" w:uiPriority="63" w:unhideWhenUsed="0"/>
-    <w:lsdException w:name="Medium Shading 2 Accent 2" w:semiHidden="0" w:uiPriority="64" w:unhideWhenUsed="0"/>
-    <w:lsdException w:name="Medium List 1 Accent 2" w:semiHidden="0" w:uiPriority="65" w:unhideWhenUsed="0"/>
-    <w:lsdException w:name="Medium List 2 Accent 2" w:semiHidden="0" w:uiPriority="66" w:unhideWhenUsed="0"/>
-    <w:lsdException w:name="Medium Grid 1 Accent 2" w:semiHidden="0" w:uiPriority="67" w:unhideWhenUsed="0"/>
-    <w:lsdException w:name="Medium Grid 2 Accent 2" w:semiHidden="0" w:uiPriority="68" w:unhideWhenUsed="0"/>
-    <w:lsdException w:name="Medium Grid 3 Accent 2" w:semiHidden="0" w:uiPriority="69" w:unhideWhenUsed="0"/>
-    <w:lsdException w:name="Dark List Accent 2" w:semiHidden="0" w:uiPriority="70" w:unhideWhenUsed="0"/>
-    <w:lsdException w:name="Colorful Shading Accent 2" w:semiHidden="0" w:uiPriority="71" w:unhideWhenUsed="0"/>
-    <w:lsdException w:name="Colorful List Accent 2" w:semiHidden="0" w:uiPriority="72" w:unhideWhenUsed="0"/>
-    <w:lsdException w:name="Colorful Grid Accent 2" w:semiHidden="0" w:uiPriority="73" w:unhideWhenUsed="0"/>
-    <w:lsdException w:name="Light Shading Accent 3" w:semiHidden="0" w:uiPriority="60" w:unhideWhenUsed="0"/>
-    <w:lsdException w:name="Light List Accent 3" w:semiHidden="0" w:uiPriority="61" w:unhideWhenUsed="0"/>
-    <w:lsdException w:name="Light Grid Accent 3" w:semiHidden="0" w:uiPriority="62" w:unhideWhenUsed="0"/>
-    <w:lsdException w:name="Medium Shading 1 Accent 3" w:semiHidden="0" w:uiPriority="63" w:unhideWhenUsed="0"/>
-    <w:lsdException w:name="Medium Shading 2 Accent 3" w:semiHidden="0" w:uiPriority="64" w:unhideWhenUsed="0"/>
-    <w:lsdException w:name="Medium List 1 Accent 3" w:semiHidden="0" w:uiPriority="65" w:unhideWhenUsed="0"/>
-    <w:lsdException w:name="Medium List 2 Accent 3" w:semiHidden="0" w:uiPriority="66" w:unhideWhenUsed="0"/>
-    <w:lsdException w:name="Medium Grid 1 Accent 3" w:semiHidden="0" w:uiPriority="67" w:unhideWhenUsed="0"/>
-    <w:lsdException w:name="Medium Grid 2 Accent 3" w:semiHidden="0" w:uiPriority="68" w:unhideWhenUsed="0"/>
-    <w:lsdException w:name="Medium Grid 3 Accent 3" w:semiHidden="0" w:uiPriority="69" w:unhideWhenUsed="0"/>
-    <w:lsdException w:name="Dark List Accent 3" w:semiHidden="0" w:uiPriority="70" w:unhideWhenUsed="0"/>
-    <w:lsdException w:name="Colorful Shading Accent 3" w:semiHidden="0" w:uiPriority="71" w:unhideWhenUsed="0"/>
-    <w:lsdException w:name="Colorful List Accent 3" w:semiHidden="0" w:uiPriority="72" w:unhideWhenUsed="0"/>
-    <w:lsdException w:name="Colorful Grid Accent 3" w:semiHidden="0" w:uiPriority="73" w:unhideWhenUsed="0"/>
-    <w:lsdException w:name="Light Shading Accent 4" w:semiHidden="0" w:uiPriority="60" w:unhideWhenUsed="0"/>
-    <w:lsdException w:name="Light List Accent 4" w:semiHidden="0" w:uiPriority="61" w:unhideWhenUsed="0"/>
-    <w:lsdException w:name="Light Grid Accent 4" w:semiHidden="0" w:uiPriority="62" w:unhideWhenUsed="0"/>
-    <w:lsdException w:name="Medium Shading 1 Accent 4" w:semiHidden="0" w:uiPriority="63" w:unhideWhenUsed="0"/>
-    <w:lsdException w:name="Medium Shading 2 Accent 4" w:semiHidden="0" w:uiPriority="64" w:unhideWhenUsed="0"/>
-    <w:lsdException w:name="Medium List 1 Accent 4" w:semiHidden="0" w:uiPriority="65" w:unhideWhenUsed="0"/>
-    <w:lsdException w:name="Medium List 2 Accent 4" w:semiHidden="0" w:uiPriority="66" w:unhideWhenUsed="0"/>
-    <w:lsdException w:name="Medium Grid 1 Accent 4" w:semiHidden="0" w:uiPriority="67" w:unhideWhenUsed="0"/>
-    <w:lsdException w:name="Medium Grid 2 Accent 4" w:semiHidden="0" w:uiPriority="68" w:unhideWhenUsed="0"/>
-    <w:lsdException w:name="Medium Grid 3 Accent 4" w:semiHidden="0" w:uiPriority="69" w:unhideWhenUsed="0"/>
-    <w:lsdException w:name="Dark List Accent 4" w:semiHidden="0" w:uiPriority="70" w:unhideWhenUsed="0"/>
-    <w:lsdException w:name="Colorful Shading Accent 4" w:semiHidden="0" w:uiPriority="71" w:unhideWhenUsed="0"/>
-    <w:lsdException w:name="Colorful List Accent 4" w:semiHidden="0" w:uiPriority="72" w:unhideWhenUsed="0"/>
-    <w:lsdException w:name="Colorful Grid Accent 4" w:semiHidden="0" w:uiPriority="73" w:unhideWhenUsed="0"/>
-    <w:lsdException w:name="Light Shading Accent 5" w:semiHidden="0" w:uiPriority="60" w:unhideWhenUsed="0"/>
-    <w:lsdException w:name="Light List Accent 5" w:semiHidden="0" w:uiPriority="61" w:unhideWhenUsed="0"/>
-    <w:lsdException w:name="Light Grid Accent 5" w:semiHidden="0" w:uiPriority="62" w:unhideWhenUsed="0"/>
-    <w:lsdException w:name="Medium Shading 1 Accent 5" w:semiHidden="0" w:uiPriority="63" w:unhideWhenUsed="0"/>
-    <w:lsdException w:name="Medium Shading 2 Accent 5" w:semiHidden="0" w:uiPriority="64" w:unhideWhenUsed="0"/>
-    <w:lsdException w:name="Medium List 1 Accent 5" w:semiHidden="0" w:uiPriority="65" w:unhideWhenUsed="0"/>
-    <w:lsdException w:name="Medium List 2 Accent 5" w:semiHidden="0" w:uiPriority="66" w:unhideWhenUsed="0"/>
-    <w:lsdException w:name="Medium Grid 1 Accent 5" w:semiHidden="0" w:uiPriority="67" w:unhideWhenUsed="0"/>
-    <w:lsdException w:name="Medium Grid 2 Accent 5" w:semiHidden="0" w:uiPriority="68" w:unhideWhenUsed="0"/>
-    <w:lsdException w:name="Medium Grid 3 Accent 5" w:semiHidden="0" w:uiPriority="69" w:unhideWhenUsed="0"/>
-    <w:lsdException w:name="Dark List Accent 5" w:semiHidden="0" w:uiPriority="70" w:unhideWhenUsed="0"/>
-    <w:lsdException w:name="Colorful Shading Accent 5" w:semiHidden="0" w:uiPriority="71" w:unhideWhenUsed="0"/>
-    <w:lsdException w:name="Colorful List Accent 5" w:semiHidden="0" w:uiPriority="72" w:unhideWhenUsed="0"/>
-    <w:lsdException w:name="Colorful Grid Accent 5" w:semiHidden="0" w:uiPriority="73" w:unhideWhenUsed="0"/>
-    <w:lsdException w:name="Light Shading Accent 6" w:semiHidden="0" w:uiPriority="60" w:unhideWhenUsed="0"/>
-    <w:lsdException w:name="Light List Accent 6" w:semiHidden="0" w:uiPriority="61" w:unhideWhenUsed="0"/>
-    <w:lsdException w:name="Light Grid Accent 6" w:semiHidden="0" w:uiPriority="62" w:unhideWhenUsed="0"/>
-    <w:lsdException w:name="Medium Shading 1 Accent 6" w:semiHidden="0" w:uiPriority="63" w:unhideWhenUsed="0"/>
-    <w:lsdException w:name="Medium Shading 2 Accent 6" w:semiHidden="0" w:uiPriority="64" w:unhideWhenUsed="0"/>
-    <w:lsdException w:name="Medium List 1 Accent 6" w:semiHidden="0" w:uiPriority="65" w:unhideWhenUsed="0"/>
-    <w:lsdException w:name="Medium List 2 Accent 6" w:semiHidden="0" w:uiPriority="66" w:unhideWhenUsed="0"/>
-    <w:lsdException w:name="Medium Grid 1 Accent 6" w:semiHidden="0" w:uiPriority="67" w:unhideWhenUsed="0"/>
-    <w:lsdException w:name="Medium Grid 2 Accent 6" w:semiHidden="0" w:uiPriority="68" w:unhideWhenUsed="0"/>
-    <w:lsdException w:name="Medium Grid 3 Accent 6" w:semiHidden="0" w:uiPriority="69" w:unhideWhenUsed="0"/>
-    <w:lsdException w:name="Dark List Accent 6" w:semiHidden="0" w:uiPriority="70" w:unhideWhenUsed="0"/>
-    <w:lsdException w:name="Colorful Shading Accent 6" w:semiHidden="0" w:uiPriority="71" w:unhideWhenUsed="0"/>
-    <w:lsdException w:name="Colorful List Accent 6" w:semiHidden="0" w:uiPriority="72" w:unhideWhenUsed="0"/>
-    <w:lsdException w:name="Colorful Grid Accent 6" w:semiHidden="0" w:uiPriority="73" w:unhideWhenUsed="0"/>
+  <w:latentStyles w:count="260" w:defQFormat="0" w:defUnhideWhenUsed="1" w:defSemiHidden="1" w:defUIPriority="99" w:defLockedState="0">
+    <w:lsdException w:qFormat="1" w:unhideWhenUsed="0" w:uiPriority="0" w:semiHidden="0" w:name="Normal"/>
+    <w:lsdException w:qFormat="1" w:unhideWhenUsed="0" w:uiPriority="0" w:semiHidden="0" w:name="heading 1"/>
+    <w:lsdException w:qFormat="1" w:uiPriority="0" w:semiHidden="0" w:name="heading 2"/>
+    <w:lsdException w:qFormat="1" w:uiPriority="0" w:name="heading 3"/>
+    <w:lsdException w:qFormat="1" w:uiPriority="0" w:semiHidden="0" w:name="heading 4"/>
+    <w:lsdException w:qFormat="1" w:uiPriority="0" w:name="heading 5"/>
+    <w:lsdException w:qFormat="1" w:uiPriority="0" w:name="heading 6"/>
+    <w:lsdException w:qFormat="1" w:uiPriority="0" w:name="heading 7"/>
+    <w:lsdException w:qFormat="1" w:uiPriority="0" w:name="heading 8"/>
+    <w:lsdException w:qFormat="1" w:uiPriority="0" w:name="heading 9"/>
+    <w:lsdException w:unhideWhenUsed="0" w:uiPriority="0" w:semiHidden="0" w:name="index 1"/>
+    <w:lsdException w:unhideWhenUsed="0" w:uiPriority="0" w:semiHidden="0" w:name="index 2"/>
+    <w:lsdException w:unhideWhenUsed="0" w:uiPriority="0" w:semiHidden="0" w:name="index 3"/>
+    <w:lsdException w:unhideWhenUsed="0" w:uiPriority="0" w:semiHidden="0" w:name="index 4"/>
+    <w:lsdException w:unhideWhenUsed="0" w:uiPriority="0" w:semiHidden="0" w:name="index 5"/>
+    <w:lsdException w:unhideWhenUsed="0" w:uiPriority="0" w:semiHidden="0" w:name="index 6"/>
+    <w:lsdException w:unhideWhenUsed="0" w:uiPriority="0" w:semiHidden="0" w:name="index 7"/>
+    <w:lsdException w:unhideWhenUsed="0" w:uiPriority="0" w:semiHidden="0" w:name="index 8"/>
+    <w:lsdException w:unhideWhenUsed="0" w:uiPriority="0" w:semiHidden="0" w:name="index 9"/>
+    <w:lsdException w:qFormat="1" w:unhideWhenUsed="0" w:uiPriority="0" w:semiHidden="0" w:name="toc 1"/>
+    <w:lsdException w:qFormat="1" w:unhideWhenUsed="0" w:uiPriority="0" w:semiHidden="0" w:name="toc 2"/>
+    <w:lsdException w:qFormat="1" w:unhideWhenUsed="0" w:uiPriority="0" w:semiHidden="0" w:name="toc 3"/>
+    <w:lsdException w:unhideWhenUsed="0" w:uiPriority="0" w:semiHidden="0" w:name="toc 4"/>
+    <w:lsdException w:unhideWhenUsed="0" w:uiPriority="0" w:semiHidden="0" w:name="toc 5"/>
+    <w:lsdException w:unhideWhenUsed="0" w:uiPriority="0" w:semiHidden="0" w:name="toc 6"/>
+    <w:lsdException w:unhideWhenUsed="0" w:uiPriority="0" w:semiHidden="0" w:name="toc 7"/>
+    <w:lsdException w:unhideWhenUsed="0" w:uiPriority="0" w:semiHidden="0" w:name="toc 8"/>
+    <w:lsdException w:unhideWhenUsed="0" w:uiPriority="0" w:semiHidden="0" w:name="toc 9"/>
+    <w:lsdException w:unhideWhenUsed="0" w:uiPriority="0" w:semiHidden="0" w:name="Normal Indent"/>
+    <w:lsdException w:unhideWhenUsed="0" w:uiPriority="0" w:semiHidden="0" w:name="footnote text"/>
+    <w:lsdException w:qFormat="1" w:unhideWhenUsed="0" w:uiPriority="0" w:semiHidden="0" w:name="annotation text"/>
+    <w:lsdException w:qFormat="1" w:unhideWhenUsed="0" w:uiPriority="0" w:semiHidden="0" w:name="header"/>
+    <w:lsdException w:qFormat="1" w:unhideWhenUsed="0" w:uiPriority="0" w:semiHidden="0" w:name="footer"/>
+    <w:lsdException w:unhideWhenUsed="0" w:uiPriority="0" w:semiHidden="0" w:name="index heading"/>
+    <w:lsdException w:qFormat="1" w:uiPriority="0" w:name="caption"/>
+    <w:lsdException w:unhideWhenUsed="0" w:uiPriority="0" w:semiHidden="0" w:name="table of figures"/>
+    <w:lsdException w:unhideWhenUsed="0" w:uiPriority="0" w:semiHidden="0" w:name="envelope address"/>
+    <w:lsdException w:unhideWhenUsed="0" w:uiPriority="0" w:semiHidden="0" w:name="envelope return"/>
+    <w:lsdException w:unhideWhenUsed="0" w:uiPriority="0" w:semiHidden="0" w:name="footnote reference"/>
+    <w:lsdException w:unhideWhenUsed="0" w:uiPriority="0" w:semiHidden="0" w:name="annotation reference"/>
+    <w:lsdException w:unhideWhenUsed="0" w:uiPriority="0" w:semiHidden="0" w:name="line number"/>
+    <w:lsdException w:unhideWhenUsed="0" w:uiPriority="0" w:semiHidden="0" w:name="page number"/>
+    <w:lsdException w:unhideWhenUsed="0" w:uiPriority="0" w:semiHidden="0" w:name="endnote reference"/>
+    <w:lsdException w:unhideWhenUsed="0" w:uiPriority="0" w:semiHidden="0" w:name="endnote text"/>
+    <w:lsdException w:unhideWhenUsed="0" w:uiPriority="0" w:semiHidden="0" w:name="table of authorities"/>
+    <w:lsdException w:unhideWhenUsed="0" w:uiPriority="0" w:semiHidden="0" w:name="macro"/>
+    <w:lsdException w:unhideWhenUsed="0" w:uiPriority="0" w:semiHidden="0" w:name="toa heading"/>
+    <w:lsdException w:unhideWhenUsed="0" w:uiPriority="0" w:semiHidden="0" w:name="List"/>
+    <w:lsdException w:unhideWhenUsed="0" w:uiPriority="0" w:semiHidden="0" w:name="List Bullet"/>
+    <w:lsdException w:unhideWhenUsed="0" w:uiPriority="0" w:semiHidden="0" w:name="List Number"/>
+    <w:lsdException w:unhideWhenUsed="0" w:uiPriority="0" w:semiHidden="0" w:name="List 2"/>
+    <w:lsdException w:unhideWhenUsed="0" w:uiPriority="0" w:semiHidden="0" w:name="List 3"/>
+    <w:lsdException w:unhideWhenUsed="0" w:uiPriority="0" w:semiHidden="0" w:name="List 4"/>
+    <w:lsdException w:unhideWhenUsed="0" w:uiPriority="0" w:semiHidden="0" w:name="List 5"/>
+    <w:lsdException w:unhideWhenUsed="0" w:uiPriority="0" w:semiHidden="0" w:name="List Bullet 2"/>
+    <w:lsdException w:unhideWhenUsed="0" w:uiPriority="0" w:semiHidden="0" w:name="List Bullet 3"/>
+    <w:lsdException w:unhideWhenUsed="0" w:uiPriority="0" w:semiHidden="0" w:name="List Bullet 4"/>
+    <w:lsdException w:unhideWhenUsed="0" w:uiPriority="0" w:semiHidden="0" w:name="List Bullet 5"/>
+    <w:lsdException w:unhideWhenUsed="0" w:uiPriority="0" w:semiHidden="0" w:name="List Number 2"/>
+    <w:lsdException w:unhideWhenUsed="0" w:uiPriority="0" w:semiHidden="0" w:name="List Number 3"/>
+    <w:lsdException w:unhideWhenUsed="0" w:uiPriority="0" w:semiHidden="0" w:name="List Number 4"/>
+    <w:lsdException w:unhideWhenUsed="0" w:uiPriority="0" w:semiHidden="0" w:name="List Number 5"/>
+    <w:lsdException w:qFormat="1" w:unhideWhenUsed="0" w:uiPriority="0" w:semiHidden="0" w:name="Title"/>
+    <w:lsdException w:unhideWhenUsed="0" w:uiPriority="0" w:semiHidden="0" w:name="Closing"/>
+    <w:lsdException w:unhideWhenUsed="0" w:uiPriority="0" w:semiHidden="0" w:name="Signature"/>
+    <w:lsdException w:qFormat="1" w:unhideWhenUsed="0" w:uiPriority="0" w:name="Default Paragraph Font"/>
+    <w:lsdException w:qFormat="1" w:unhideWhenUsed="0" w:uiPriority="0" w:name="Body Text"/>
+    <w:lsdException w:unhideWhenUsed="0" w:uiPriority="0" w:semiHidden="0" w:name="Body Text Indent"/>
+    <w:lsdException w:unhideWhenUsed="0" w:uiPriority="0" w:semiHidden="0" w:name="List Continue"/>
+    <w:lsdException w:unhideWhenUsed="0" w:uiPriority="0" w:semiHidden="0" w:name="List Continue 2"/>
+    <w:lsdException w:unhideWhenUsed="0" w:uiPriority="0" w:semiHidden="0" w:name="List Continue 3"/>
+    <w:lsdException w:unhideWhenUsed="0" w:uiPriority="0" w:semiHidden="0" w:name="List Continue 4"/>
+    <w:lsdException w:unhideWhenUsed="0" w:uiPriority="0" w:semiHidden="0" w:name="List Continue 5"/>
+    <w:lsdException w:unhideWhenUsed="0" w:uiPriority="0" w:semiHidden="0" w:name="Message Header"/>
+    <w:lsdException w:qFormat="1" w:unhideWhenUsed="0" w:uiPriority="0" w:semiHidden="0" w:name="Subtitle"/>
+    <w:lsdException w:unhideWhenUsed="0" w:uiPriority="0" w:semiHidden="0" w:name="Salutation"/>
+    <w:lsdException w:unhideWhenUsed="0" w:uiPriority="0" w:semiHidden="0" w:name="Date"/>
+    <w:lsdException w:unhideWhenUsed="0" w:uiPriority="0" w:semiHidden="0" w:name="Body Text First Indent"/>
+    <w:lsdException w:unhideWhenUsed="0" w:uiPriority="0" w:semiHidden="0" w:name="Body Text First Indent 2"/>
+    <w:lsdException w:uiPriority="99" w:name="Note Heading"/>
+    <w:lsdException w:unhideWhenUsed="0" w:uiPriority="0" w:semiHidden="0" w:name="Body Text 2"/>
+    <w:lsdException w:unhideWhenUsed="0" w:uiPriority="0" w:semiHidden="0" w:name="Body Text 3"/>
+    <w:lsdException w:unhideWhenUsed="0" w:uiPriority="0" w:semiHidden="0" w:name="Body Text Indent 2"/>
+    <w:lsdException w:unhideWhenUsed="0" w:uiPriority="0" w:semiHidden="0" w:name="Body Text Indent 3"/>
+    <w:lsdException w:unhideWhenUsed="0" w:uiPriority="0" w:semiHidden="0" w:name="Block Text"/>
+    <w:lsdException w:unhideWhenUsed="0" w:uiPriority="0" w:semiHidden="0" w:name="Hyperlink"/>
+    <w:lsdException w:unhideWhenUsed="0" w:uiPriority="0" w:semiHidden="0" w:name="FollowedHyperlink"/>
+    <w:lsdException w:qFormat="1" w:unhideWhenUsed="0" w:uiPriority="0" w:semiHidden="0" w:name="Strong"/>
+    <w:lsdException w:qFormat="1" w:unhideWhenUsed="0" w:uiPriority="0" w:semiHidden="0" w:name="Emphasis"/>
+    <w:lsdException w:unhideWhenUsed="0" w:uiPriority="0" w:semiHidden="0" w:name="Document Map"/>
+    <w:lsdException w:unhideWhenUsed="0" w:uiPriority="0" w:semiHidden="0" w:name="Plain Text"/>
+    <w:lsdException w:unhideWhenUsed="0" w:uiPriority="0" w:semiHidden="0" w:name="E-mail Signature"/>
+    <w:lsdException w:qFormat="1" w:unhideWhenUsed="0" w:uiPriority="0" w:semiHidden="0" w:name="Normal (Web)"/>
+    <w:lsdException w:unhideWhenUsed="0" w:uiPriority="0" w:semiHidden="0" w:name="HTML Acronym"/>
+    <w:lsdException w:unhideWhenUsed="0" w:uiPriority="0" w:semiHidden="0" w:name="HTML Address"/>
+    <w:lsdException w:unhideWhenUsed="0" w:uiPriority="0" w:semiHidden="0" w:name="HTML Cite"/>
+    <w:lsdException w:unhideWhenUsed="0" w:uiPriority="0" w:semiHidden="0" w:name="HTML Code"/>
+    <w:lsdException w:unhideWhenUsed="0" w:uiPriority="0" w:semiHidden="0" w:name="HTML Definition"/>
+    <w:lsdException w:unhideWhenUsed="0" w:uiPriority="0" w:semiHidden="0" w:name="HTML Keyboard"/>
+    <w:lsdException w:unhideWhenUsed="0" w:uiPriority="0" w:semiHidden="0" w:name="HTML Preformatted"/>
+    <w:lsdException w:unhideWhenUsed="0" w:uiPriority="0" w:semiHidden="0" w:name="HTML Sample"/>
+    <w:lsdException w:unhideWhenUsed="0" w:uiPriority="0" w:semiHidden="0" w:name="HTML Typewriter"/>
+    <w:lsdException w:unhideWhenUsed="0" w:uiPriority="0" w:semiHidden="0" w:name="HTML Variable"/>
+    <w:lsdException w:qFormat="1" w:unhideWhenUsed="0" w:uiPriority="0" w:name="Normal Table"/>
+    <w:lsdException w:unhideWhenUsed="0" w:uiPriority="0" w:semiHidden="0" w:name="annotation subject"/>
+    <w:lsdException w:unhideWhenUsed="0" w:uiPriority="0" w:semiHidden="0" w:name="Table Simple 1"/>
+    <w:lsdException w:unhideWhenUsed="0" w:uiPriority="0" w:semiHidden="0" w:name="Table Simple 2"/>
+    <w:lsdException w:unhideWhenUsed="0" w:uiPriority="0" w:semiHidden="0" w:name="Table Simple 3"/>
+    <w:lsdException w:unhideWhenUsed="0" w:uiPriority="0" w:semiHidden="0" w:name="Table Classic 1"/>
+    <w:lsdException w:unhideWhenUsed="0" w:uiPriority="0" w:semiHidden="0" w:name="Table Classic 2"/>
+    <w:lsdException w:unhideWhenUsed="0" w:uiPriority="0" w:semiHidden="0" w:name="Table Classic 3"/>
+    <w:lsdException w:unhideWhenUsed="0" w:uiPriority="0" w:semiHidden="0" w:name="Table Classic 4"/>
+    <w:lsdException w:unhideWhenUsed="0" w:uiPriority="0" w:semiHidden="0" w:name="Table Colorful 1"/>
+    <w:lsdException w:unhideWhenUsed="0" w:uiPriority="0" w:semiHidden="0" w:name="Table Colorful 2"/>
+    <w:lsdException w:unhideWhenUsed="0" w:uiPriority="0" w:semiHidden="0" w:name="Table Colorful 3"/>
+    <w:lsdException w:unhideWhenUsed="0" w:uiPriority="0" w:semiHidden="0" w:name="Table Columns 1"/>
+    <w:lsdException w:unhideWhenUsed="0" w:uiPriority="0" w:semiHidden="0" w:name="Table Columns 2"/>
+    <w:lsdException w:unhideWhenUsed="0" w:uiPriority="0" w:semiHidden="0" w:name="Table Columns 3"/>
+    <w:lsdException w:unhideWhenUsed="0" w:uiPriority="0" w:semiHidden="0" w:name="Table Columns 4"/>
+    <w:lsdException w:unhideWhenUsed="0" w:uiPriority="0" w:semiHidden="0" w:name="Table Columns 5"/>
+    <w:lsdException w:unhideWhenUsed="0" w:uiPriority="0" w:semiHidden="0" w:name="Table Grid 1"/>
+    <w:lsdException w:unhideWhenUsed="0" w:uiPriority="0" w:semiHidden="0" w:name="Table Grid 2"/>
+    <w:lsdException w:unhideWhenUsed="0" w:uiPriority="0" w:semiHidden="0" w:name="Table Grid 3"/>
+    <w:lsdException w:unhideWhenUsed="0" w:uiPriority="0" w:semiHidden="0" w:name="Table Grid 4"/>
+    <w:lsdException w:unhideWhenUsed="0" w:uiPriority="0" w:semiHidden="0" w:name="Table Grid 5"/>
+    <w:lsdException w:unhideWhenUsed="0" w:uiPriority="0" w:semiHidden="0" w:name="Table Grid 6"/>
+    <w:lsdException w:unhideWhenUsed="0" w:uiPriority="0" w:semiHidden="0" w:name="Table Grid 7"/>
+    <w:lsdException w:unhideWhenUsed="0" w:uiPriority="0" w:semiHidden="0" w:name="Table Grid 8"/>
+    <w:lsdException w:unhideWhenUsed="0" w:uiPriority="0" w:semiHidden="0" w:name="Table List 1"/>
+    <w:lsdException w:unhideWhenUsed="0" w:uiPriority="0" w:semiHidden="0" w:name="Table List 2"/>
+    <w:lsdException w:unhideWhenUsed="0" w:uiPriority="0" w:semiHidden="0" w:name="Table List 3"/>
+    <w:lsdException w:unhideWhenUsed="0" w:uiPriority="0" w:semiHidden="0" w:name="Table List 4"/>
+    <w:lsdException w:unhideWhenUsed="0" w:uiPriority="0" w:semiHidden="0" w:name="Table List 5"/>
+    <w:lsdException w:unhideWhenUsed="0" w:uiPriority="0" w:semiHidden="0" w:name="Table List 6"/>
+    <w:lsdException w:unhideWhenUsed="0" w:uiPriority="0" w:semiHidden="0" w:name="Table List 7"/>
+    <w:lsdException w:unhideWhenUsed="0" w:uiPriority="0" w:semiHidden="0" w:name="Table List 8"/>
+    <w:lsdException w:unhideWhenUsed="0" w:uiPriority="0" w:semiHidden="0" w:name="Table 3D effects 1"/>
+    <w:lsdException w:unhideWhenUsed="0" w:uiPriority="0" w:semiHidden="0" w:name="Table 3D effects 2"/>
+    <w:lsdException w:unhideWhenUsed="0" w:uiPriority="0" w:semiHidden="0" w:name="Table 3D effects 3"/>
+    <w:lsdException w:unhideWhenUsed="0" w:uiPriority="0" w:semiHidden="0" w:name="Table Contemporary"/>
+    <w:lsdException w:unhideWhenUsed="0" w:uiPriority="0" w:semiHidden="0" w:name="Table Elegant"/>
+    <w:lsdException w:unhideWhenUsed="0" w:uiPriority="0" w:semiHidden="0" w:name="Table Professional"/>
+    <w:lsdException w:unhideWhenUsed="0" w:uiPriority="0" w:semiHidden="0" w:name="Table Subtle 1"/>
+    <w:lsdException w:unhideWhenUsed="0" w:uiPriority="0" w:semiHidden="0" w:name="Table Subtle 2"/>
+    <w:lsdException w:unhideWhenUsed="0" w:uiPriority="0" w:semiHidden="0" w:name="Table Web 1"/>
+    <w:lsdException w:unhideWhenUsed="0" w:uiPriority="0" w:semiHidden="0" w:name="Table Web 2"/>
+    <w:lsdException w:unhideWhenUsed="0" w:uiPriority="0" w:semiHidden="0" w:name="Table Web 3"/>
+    <w:lsdException w:unhideWhenUsed="0" w:uiPriority="0" w:semiHidden="0" w:name="Balloon Text"/>
+    <w:lsdException w:qFormat="1" w:unhideWhenUsed="0" w:uiPriority="0" w:semiHidden="0" w:name="Table Grid"/>
+    <w:lsdException w:unhideWhenUsed="0" w:uiPriority="0" w:semiHidden="0" w:name="Table Theme"/>
+    <w:lsdException w:unhideWhenUsed="0" w:uiPriority="60" w:semiHidden="0" w:name="Light Shading"/>
+    <w:lsdException w:unhideWhenUsed="0" w:uiPriority="61" w:semiHidden="0" w:name="Light List"/>
+    <w:lsdException w:unhideWhenUsed="0" w:uiPriority="62" w:semiHidden="0" w:name="Light Grid"/>
+    <w:lsdException w:unhideWhenUsed="0" w:uiPriority="63" w:semiHidden="0" w:name="Medium Shading 1"/>
+    <w:lsdException w:unhideWhenUsed="0" w:uiPriority="64" w:semiHidden="0" w:name="Medium Shading 2"/>
+    <w:lsdException w:unhideWhenUsed="0" w:uiPriority="65" w:semiHidden="0" w:name="Medium List 1"/>
+    <w:lsdException w:unhideWhenUsed="0" w:uiPriority="66" w:semiHidden="0" w:name="Medium List 2"/>
+    <w:lsdException w:unhideWhenUsed="0" w:uiPriority="67" w:semiHidden="0" w:name="Medium Grid 1"/>
+    <w:lsdException w:unhideWhenUsed="0" w:uiPriority="68" w:semiHidden="0" w:name="Medium Grid 2"/>
+    <w:lsdException w:unhideWhenUsed="0" w:uiPriority="69" w:semiHidden="0" w:name="Medium Grid 3"/>
+    <w:lsdException w:unhideWhenUsed="0" w:uiPriority="70" w:semiHidden="0" w:name="Dark List"/>
+    <w:lsdException w:unhideWhenUsed="0" w:uiPriority="71" w:semiHidden="0" w:name="Colorful Shading"/>
+    <w:lsdException w:unhideWhenUsed="0" w:uiPriority="72" w:semiHidden="0" w:name="Colorful List"/>
+    <w:lsdException w:unhideWhenUsed="0" w:uiPriority="73" w:semiHidden="0" w:name="Colorful Grid"/>
+    <w:lsdException w:unhideWhenUsed="0" w:uiPriority="60" w:semiHidden="0" w:name="Light Shading Accent 1"/>
+    <w:lsdException w:unhideWhenUsed="0" w:uiPriority="61" w:semiHidden="0" w:name="Light List Accent 1"/>
+    <w:lsdException w:unhideWhenUsed="0" w:uiPriority="62" w:semiHidden="0" w:name="Light Grid Accent 1"/>
+    <w:lsdException w:unhideWhenUsed="0" w:uiPriority="63" w:semiHidden="0" w:name="Medium Shading 1 Accent 1"/>
+    <w:lsdException w:unhideWhenUsed="0" w:uiPriority="64" w:semiHidden="0" w:name="Medium Shading 2 Accent 1"/>
+    <w:lsdException w:unhideWhenUsed="0" w:uiPriority="65" w:semiHidden="0" w:name="Medium List 1 Accent 1"/>
+    <w:lsdException w:unhideWhenUsed="0" w:uiPriority="66" w:semiHidden="0" w:name="Medium List 2 Accent 1"/>
+    <w:lsdException w:unhideWhenUsed="0" w:uiPriority="67" w:semiHidden="0" w:name="Medium Grid 1 Accent 1"/>
+    <w:lsdException w:unhideWhenUsed="0" w:uiPriority="68" w:semiHidden="0" w:name="Medium Grid 2 Accent 1"/>
+    <w:lsdException w:unhideWhenUsed="0" w:uiPriority="69" w:semiHidden="0" w:name="Medium Grid 3 Accent 1"/>
+    <w:lsdException w:unhideWhenUsed="0" w:uiPriority="70" w:semiHidden="0" w:name="Dark List Accent 1"/>
+    <w:lsdException w:unhideWhenUsed="0" w:uiPriority="71" w:semiHidden="0" w:name="Colorful Shading Accent 1"/>
+    <w:lsdException w:unhideWhenUsed="0" w:uiPriority="72" w:semiHidden="0" w:name="Colorful List Accent 1"/>
+    <w:lsdException w:unhideWhenUsed="0" w:uiPriority="73" w:semiHidden="0" w:name="Colorful Grid Accent 1"/>
+    <w:lsdException w:unhideWhenUsed="0" w:uiPriority="60" w:semiHidden="0" w:name="Light Shading Accent 2"/>
+    <w:lsdException w:unhideWhenUsed="0" w:uiPriority="61" w:semiHidden="0" w:name="Light List Accent 2"/>
+    <w:lsdException w:unhideWhenUsed="0" w:uiPriority="62" w:semiHidden="0" w:name="Light Grid Accent 2"/>
+    <w:lsdException w:unhideWhenUsed="0" w:uiPriority="63" w:semiHidden="0" w:name="Medium Shading 1 Accent 2"/>
+    <w:lsdException w:unhideWhenUsed="0" w:uiPriority="64" w:semiHidden="0" w:name="Medium Shading 2 Accent 2"/>
+    <w:lsdException w:unhideWhenUsed="0" w:uiPriority="65" w:semiHidden="0" w:name="Medium List 1 Accent 2"/>
+    <w:lsdException w:unhideWhenUsed="0" w:uiPriority="66" w:semiHidden="0" w:name="Medium List 2 Accent 2"/>
+    <w:lsdException w:unhideWhenUsed="0" w:uiPriority="67" w:semiHidden="0" w:name="Medium Grid 1 Accent 2"/>
+    <w:lsdException w:unhideWhenUsed="0" w:uiPriority="68" w:semiHidden="0" w:name="Medium Grid 2 Accent 2"/>
+    <w:lsdException w:unhideWhenUsed="0" w:uiPriority="69" w:semiHidden="0" w:name="Medium Grid 3 Accent 2"/>
+    <w:lsdException w:unhideWhenUsed="0" w:uiPriority="70" w:semiHidden="0" w:name="Dark List Accent 2"/>
+    <w:lsdException w:unhideWhenUsed="0" w:uiPriority="71" w:semiHidden="0" w:name="Colorful Shading Accent 2"/>
+    <w:lsdException w:unhideWhenUsed="0" w:uiPriority="72" w:semiHidden="0" w:name="Colorful List Accent 2"/>
+    <w:lsdException w:unhideWhenUsed="0" w:uiPriority="73" w:semiHidden="0" w:name="Colorful Grid Accent 2"/>
+    <w:lsdException w:unhideWhenUsed="0" w:uiPriority="60" w:semiHidden="0" w:name="Light Shading Accent 3"/>
+    <w:lsdException w:unhideWhenUsed="0" w:uiPriority="61" w:semiHidden="0" w:name="Light List Accent 3"/>
+    <w:lsdException w:unhideWhenUsed="0" w:uiPriority="62" w:semiHidden="0" w:name="Light Grid Accent 3"/>
+    <w:lsdException w:unhideWhenUsed="0" w:uiPriority="63" w:semiHidden="0" w:name="Medium Shading 1 Accent 3"/>
+    <w:lsdException w:unhideWhenUsed="0" w:uiPriority="64" w:semiHidden="0" w:name="Medium Shading 2 Accent 3"/>
+    <w:lsdException w:unhideWhenUsed="0" w:uiPriority="65" w:semiHidden="0" w:name="Medium List 1 Accent 3"/>
+    <w:lsdException w:unhideWhenUsed="0" w:uiPriority="66" w:semiHidden="0" w:name="Medium List 2 Accent 3"/>
+    <w:lsdException w:unhideWhenUsed="0" w:uiPriority="67" w:semiHidden="0" w:name="Medium Grid 1 Accent 3"/>
+    <w:lsdException w:unhideWhenUsed="0" w:uiPriority="68" w:semiHidden="0" w:name="Medium Grid 2 Accent 3"/>
+    <w:lsdException w:unhideWhenUsed="0" w:uiPriority="69" w:semiHidden="0" w:name="Medium Grid 3 Accent 3"/>
+    <w:lsdException w:unhideWhenUsed="0" w:uiPriority="70" w:semiHidden="0" w:name="Dark List Accent 3"/>
+    <w:lsdException w:unhideWhenUsed="0" w:uiPriority="71" w:semiHidden="0" w:name="Colorful Shading Accent 3"/>
+    <w:lsdException w:unhideWhenUsed="0" w:uiPriority="72" w:semiHidden="0" w:name="Colorful List Accent 3"/>
+    <w:lsdException w:unhideWhenUsed="0" w:uiPriority="73" w:semiHidden="0" w:name="Colorful Grid Accent 3"/>
+    <w:lsdException w:unhideWhenUsed="0" w:uiPriority="60" w:semiHidden="0" w:name="Light Shading Accent 4"/>
+    <w:lsdException w:unhideWhenUsed="0" w:uiPriority="61" w:semiHidden="0" w:name="Light List Accent 4"/>
+    <w:lsdException w:unhideWhenUsed="0" w:uiPriority="62" w:semiHidden="0" w:name="Light Grid Accent 4"/>
+    <w:lsdException w:unhideWhenUsed="0" w:uiPriority="63" w:semiHidden="0" w:name="Medium Shading 1 Accent 4"/>
+    <w:lsdException w:unhideWhenUsed="0" w:uiPriority="64" w:semiHidden="0" w:name="Medium Shading 2 Accent 4"/>
+    <w:lsdException w:unhideWhenUsed="0" w:uiPriority="65" w:semiHidden="0" w:name="Medium List 1 Accent 4"/>
+    <w:lsdException w:unhideWhenUsed="0" w:uiPriority="66" w:semiHidden="0" w:name="Medium List 2 Accent 4"/>
+    <w:lsdException w:unhideWhenUsed="0" w:uiPriority="67" w:semiHidden="0" w:name="Medium Grid 1 Accent 4"/>
+    <w:lsdException w:unhideWhenUsed="0" w:uiPriority="68" w:semiHidden="0" w:name="Medium Grid 2 Accent 4"/>
+    <w:lsdException w:unhideWhenUsed="0" w:uiPriority="69" w:semiHidden="0" w:name="Medium Grid 3 Accent 4"/>
+    <w:lsdException w:unhideWhenUsed="0" w:uiPriority="70" w:semiHidden="0" w:name="Dark List Accent 4"/>
+    <w:lsdException w:unhideWhenUsed="0" w:uiPriority="71" w:semiHidden="0" w:name="Colorful Shading Accent 4"/>
+    <w:lsdException w:unhideWhenUsed="0" w:uiPriority="72" w:semiHidden="0" w:name="Colorful List Accent 4"/>
+    <w:lsdException w:unhideWhenUsed="0" w:uiPriority="73" w:semiHidden="0" w:name="Colorful Grid Accent 4"/>
+    <w:lsdException w:unhideWhenUsed="0" w:uiPriority="60" w:semiHidden="0" w:name="Light Shading Accent 5"/>
+    <w:lsdException w:unhideWhenUsed="0" w:uiPriority="61" w:semiHidden="0" w:name="Light List Accent 5"/>
+    <w:lsdException w:unhideWhenUsed="0" w:uiPriority="62" w:semiHidden="0" w:name="Light Grid Accent 5"/>
+    <w:lsdException w:unhideWhenUsed="0" w:uiPriority="63" w:semiHidden="0" w:name="Medium Shading 1 Accent 5"/>
+    <w:lsdException w:unhideWhenUsed="0" w:uiPriority="64" w:semiHidden="0" w:name="Medium Shading 2 Accent 5"/>
+    <w:lsdException w:unhideWhenUsed="0" w:uiPriority="65" w:semiHidden="0" w:name="Medium List 1 Accent 5"/>
+    <w:lsdException w:unhideWhenUsed="0" w:uiPriority="66" w:semiHidden="0" w:name="Medium List 2 Accent 5"/>
+    <w:lsdException w:unhideWhenUsed="0" w:uiPriority="67" w:semiHidden="0" w:name="Medium Grid 1 Accent 5"/>
+    <w:lsdException w:unhideWhenUsed="0" w:uiPriority="68" w:semiHidden="0" w:name="Medium Grid 2 Accent 5"/>
+    <w:lsdException w:unhideWhenUsed="0" w:uiPriority="69" w:semiHidden="0" w:name="Medium Grid 3 Accent 5"/>
+    <w:lsdException w:unhideWhenUsed="0" w:uiPriority="70" w:semiHidden="0" w:name="Dark List Accent 5"/>
+    <w:lsdException w:unhideWhenUsed="0" w:uiPriority="71" w:semiHidden="0" w:name="Colorful Shading Accent 5"/>
+    <w:lsdException w:unhideWhenUsed="0" w:uiPriority="72" w:semiHidden="0" w:name="Colorful List Accent 5"/>
+    <w:lsdException w:unhideWhenUsed="0" w:uiPriority="73" w:semiHidden="0" w:name="Colorful Grid Accent 5"/>
+    <w:lsdException w:unhideWhenUsed="0" w:uiPriority="60" w:semiHidden="0" w:name="Light Shading Accent 6"/>
+    <w:lsdException w:unhideWhenUsed="0" w:uiPriority="61" w:semiHidden="0" w:name="Light List Accent 6"/>
+    <w:lsdException w:unhideWhenUsed="0" w:uiPriority="62" w:semiHidden="0" w:name="Light Grid Accent 6"/>
+    <w:lsdException w:unhideWhenUsed="0" w:uiPriority="63" w:semiHidden="0" w:name="Medium Shading 1 Accent 6"/>
+    <w:lsdException w:unhideWhenUsed="0" w:uiPriority="64" w:semiHidden="0" w:name="Medium Shading 2 Accent 6"/>
+    <w:lsdException w:unhideWhenUsed="0" w:uiPriority="65" w:semiHidden="0" w:name="Medium List 1 Accent 6"/>
+    <w:lsdException w:unhideWhenUsed="0" w:uiPriority="66" w:semiHidden="0" w:name="Medium List 2 Accent 6"/>
+    <w:lsdException w:unhideWhenUsed="0" w:uiPriority="67" w:semiHidden="0" w:name="Medium Grid 1 Accent 6"/>
+    <w:lsdException w:unhideWhenUsed="0" w:uiPriority="68" w:semiHidden="0" w:name="Medium Grid 2 Accent 6"/>
+    <w:lsdException w:unhideWhenUsed="0" w:uiPriority="69" w:semiHidden="0" w:name="Medium Grid 3 Accent 6"/>
+    <w:lsdException w:unhideWhenUsed="0" w:uiPriority="70" w:semiHidden="0" w:name="Dark List Accent 6"/>
+    <w:lsdException w:unhideWhenUsed="0" w:uiPriority="71" w:semiHidden="0" w:name="Colorful Shading Accent 6"/>
+    <w:lsdException w:unhideWhenUsed="0" w:uiPriority="72" w:semiHidden="0" w:name="Colorful List Accent 6"/>
+    <w:lsdException w:unhideWhenUsed="0" w:uiPriority="73" w:semiHidden="0" w:name="Colorful Grid Accent 6"/>
   </w:latentStyles>
-  <w:style w:type="paragraph" w:default="1" w:styleId="Normal">
+  <w:style w:type="paragraph" w:default="1" w:styleId="1">
     <w:name w:val="Normal"/>
     <w:qFormat/>
+    <w:uiPriority w:val="0"/>
     <w:pPr>
       <w:kinsoku w:val="0"/>
       <w:autoSpaceDE w:val="0"/>
@@ -6116,7 +6189,7 @@
       <w:textAlignment w:val="baseline"/>
     </w:pPr>
     <w:rPr>
-      <w:rFonts w:ascii="Arial" w:eastAsia="宋体" w:hAnsi="Arial" w:cs="Arial"/>
+      <w:rFonts w:ascii="Arial" w:hAnsi="Arial" w:eastAsia="宋体" w:cs="Arial"/>
       <w:snapToGrid w:val="0"/>
       <w:color w:val="000000"/>
       <w:kern w:val="0"/>
@@ -6125,11 +6198,12 @@
       <w:lang w:val="en-US" w:eastAsia="en-US" w:bidi="ar-SA"/>
     </w:rPr>
   </w:style>
-  <w:style w:type="paragraph" w:styleId="Heading1">
+  <w:style w:type="paragraph" w:styleId="2">
     <w:name w:val="heading 1"/>
-    <w:basedOn w:val="Normal"/>
-    <w:next w:val="Normal"/>
+    <w:basedOn w:val="1"/>
+    <w:next w:val="1"/>
     <w:qFormat/>
+    <w:uiPriority w:val="0"/>
     <w:pPr>
       <w:keepNext/>
       <w:keepLines/>
@@ -6147,12 +6221,13 @@
       <w:sz w:val="44"/>
     </w:rPr>
   </w:style>
-  <w:style w:type="paragraph" w:styleId="Heading2">
+  <w:style w:type="paragraph" w:styleId="3">
     <w:name w:val="heading 2"/>
-    <w:basedOn w:val="Normal"/>
-    <w:next w:val="Normal"/>
+    <w:basedOn w:val="1"/>
+    <w:next w:val="1"/>
     <w:unhideWhenUsed/>
     <w:qFormat/>
+    <w:uiPriority w:val="0"/>
     <w:pPr>
       <w:keepNext/>
       <w:keepLines/>
@@ -6165,18 +6240,19 @@
       <w:outlineLvl w:val="1"/>
     </w:pPr>
     <w:rPr>
-      <w:rFonts w:ascii="Arial" w:eastAsia="黑体" w:hAnsi="Arial"/>
+      <w:rFonts w:ascii="Arial" w:hAnsi="Arial" w:eastAsia="黑体"/>
       <w:b/>
       <w:sz w:val="32"/>
     </w:rPr>
   </w:style>
-  <w:style w:type="paragraph" w:styleId="Heading3">
+  <w:style w:type="paragraph" w:styleId="4">
     <w:name w:val="heading 3"/>
-    <w:basedOn w:val="Normal"/>
-    <w:next w:val="Normal"/>
+    <w:basedOn w:val="1"/>
+    <w:next w:val="1"/>
     <w:semiHidden/>
     <w:unhideWhenUsed/>
     <w:qFormat/>
+    <w:uiPriority w:val="0"/>
     <w:pPr>
       <w:keepNext/>
       <w:keepLines/>
@@ -6193,12 +6269,13 @@
       <w:sz w:val="32"/>
     </w:rPr>
   </w:style>
-  <w:style w:type="paragraph" w:styleId="Heading4">
+  <w:style w:type="paragraph" w:styleId="5">
     <w:name w:val="heading 4"/>
-    <w:basedOn w:val="Normal"/>
-    <w:next w:val="Normal"/>
+    <w:basedOn w:val="1"/>
+    <w:next w:val="1"/>
     <w:unhideWhenUsed/>
     <w:qFormat/>
+    <w:uiPriority w:val="0"/>
     <w:pPr>
       <w:keepNext/>
       <w:keepLines/>
@@ -6211,18 +6288,19 @@
       <w:outlineLvl w:val="3"/>
     </w:pPr>
     <w:rPr>
-      <w:rFonts w:ascii="Arial" w:eastAsia="黑体" w:hAnsi="Arial"/>
+      <w:rFonts w:ascii="Arial" w:hAnsi="Arial" w:eastAsia="黑体"/>
       <w:b/>
       <w:sz w:val="28"/>
     </w:rPr>
   </w:style>
-  <w:style w:type="paragraph" w:styleId="Heading5">
+  <w:style w:type="paragraph" w:styleId="6">
     <w:name w:val="heading 5"/>
-    <w:basedOn w:val="Normal"/>
-    <w:next w:val="Normal"/>
+    <w:basedOn w:val="1"/>
+    <w:next w:val="1"/>
     <w:semiHidden/>
     <w:unhideWhenUsed/>
     <w:qFormat/>
+    <w:uiPriority w:val="0"/>
     <w:pPr>
       <w:keepNext/>
       <w:keepLines/>
@@ -6239,13 +6317,14 @@
       <w:sz w:val="28"/>
     </w:rPr>
   </w:style>
-  <w:style w:type="paragraph" w:styleId="Heading6">
+  <w:style w:type="paragraph" w:styleId="7">
     <w:name w:val="heading 6"/>
-    <w:basedOn w:val="Normal"/>
-    <w:next w:val="Normal"/>
+    <w:basedOn w:val="1"/>
+    <w:next w:val="1"/>
     <w:semiHidden/>
     <w:unhideWhenUsed/>
     <w:qFormat/>
+    <w:uiPriority w:val="0"/>
     <w:pPr>
       <w:keepNext/>
       <w:keepLines/>
@@ -6258,18 +6337,19 @@
       <w:outlineLvl w:val="5"/>
     </w:pPr>
     <w:rPr>
-      <w:rFonts w:ascii="Arial" w:eastAsia="黑体" w:hAnsi="Arial"/>
+      <w:rFonts w:ascii="Arial" w:hAnsi="Arial" w:eastAsia="黑体"/>
       <w:b/>
       <w:sz w:val="24"/>
     </w:rPr>
   </w:style>
-  <w:style w:type="paragraph" w:styleId="Heading7">
+  <w:style w:type="paragraph" w:styleId="8">
     <w:name w:val="heading 7"/>
-    <w:basedOn w:val="Normal"/>
-    <w:next w:val="Normal"/>
+    <w:basedOn w:val="1"/>
+    <w:next w:val="1"/>
     <w:semiHidden/>
     <w:unhideWhenUsed/>
     <w:qFormat/>
+    <w:uiPriority w:val="0"/>
     <w:pPr>
       <w:keepNext/>
       <w:keepLines/>
@@ -6286,13 +6366,14 @@
       <w:sz w:val="24"/>
     </w:rPr>
   </w:style>
-  <w:style w:type="paragraph" w:styleId="Heading8">
+  <w:style w:type="paragraph" w:styleId="9">
     <w:name w:val="heading 8"/>
-    <w:basedOn w:val="Normal"/>
-    <w:next w:val="Normal"/>
+    <w:basedOn w:val="1"/>
+    <w:next w:val="1"/>
     <w:semiHidden/>
     <w:unhideWhenUsed/>
     <w:qFormat/>
+    <w:uiPriority w:val="0"/>
     <w:pPr>
       <w:keepNext/>
       <w:keepLines/>
@@ -6305,17 +6386,18 @@
       <w:outlineLvl w:val="7"/>
     </w:pPr>
     <w:rPr>
-      <w:rFonts w:ascii="Arial" w:eastAsia="黑体" w:hAnsi="Arial"/>
+      <w:rFonts w:ascii="Arial" w:hAnsi="Arial" w:eastAsia="黑体"/>
       <w:sz w:val="24"/>
     </w:rPr>
   </w:style>
-  <w:style w:type="paragraph" w:styleId="Heading9">
+  <w:style w:type="paragraph" w:styleId="10">
     <w:name w:val="heading 9"/>
-    <w:basedOn w:val="Normal"/>
-    <w:next w:val="Normal"/>
+    <w:basedOn w:val="1"/>
+    <w:next w:val="1"/>
     <w:semiHidden/>
     <w:unhideWhenUsed/>
     <w:qFormat/>
+    <w:uiPriority w:val="0"/>
     <w:pPr>
       <w:keepNext/>
       <w:keepLines/>
@@ -6328,19 +6410,21 @@
       <w:outlineLvl w:val="8"/>
     </w:pPr>
     <w:rPr>
-      <w:rFonts w:ascii="Arial" w:eastAsia="黑体" w:hAnsi="Arial"/>
+      <w:rFonts w:ascii="Arial" w:hAnsi="Arial" w:eastAsia="黑体"/>
       <w:sz w:val="21"/>
     </w:rPr>
   </w:style>
-  <w:style w:type="character" w:default="1" w:styleId="DefaultParagraphFont">
+  <w:style w:type="character" w:default="1" w:styleId="23">
     <w:name w:val="Default Paragraph Font"/>
     <w:semiHidden/>
     <w:qFormat/>
+    <w:uiPriority w:val="0"/>
   </w:style>
-  <w:style w:type="table" w:default="1" w:styleId="TableNormal">
+  <w:style w:type="table" w:default="1" w:styleId="21">
     <w:name w:val="Normal Table"/>
     <w:semiHidden/>
     <w:qFormat/>
+    <w:uiPriority w:val="0"/>
     <w:tblPr>
       <w:tblCellMar>
         <w:top w:w="0" w:type="dxa"/>
@@ -6350,51 +6434,56 @@
       </w:tblCellMar>
     </w:tblPr>
   </w:style>
-  <w:style w:type="paragraph" w:styleId="Caption">
+  <w:style w:type="paragraph" w:styleId="11">
     <w:name w:val="caption"/>
-    <w:basedOn w:val="Normal"/>
-    <w:next w:val="Normal"/>
+    <w:basedOn w:val="1"/>
+    <w:next w:val="1"/>
     <w:semiHidden/>
     <w:unhideWhenUsed/>
     <w:qFormat/>
+    <w:uiPriority w:val="0"/>
     <w:rPr>
-      <w:rFonts w:ascii="Arial" w:eastAsia="黑体" w:hAnsi="Arial"/>
+      <w:rFonts w:ascii="Arial" w:hAnsi="Arial" w:eastAsia="黑体"/>
       <w:sz w:val="20"/>
     </w:rPr>
   </w:style>
-  <w:style w:type="paragraph" w:styleId="CommentText">
+  <w:style w:type="paragraph" w:styleId="12">
     <w:name w:val="annotation text"/>
-    <w:basedOn w:val="Normal"/>
+    <w:basedOn w:val="1"/>
     <w:qFormat/>
+    <w:uiPriority w:val="0"/>
     <w:pPr>
       <w:jc w:val="left"/>
     </w:pPr>
   </w:style>
-  <w:style w:type="paragraph" w:styleId="BodyText">
+  <w:style w:type="paragraph" w:styleId="13">
     <w:name w:val="Body Text"/>
-    <w:basedOn w:val="Normal"/>
+    <w:basedOn w:val="1"/>
     <w:semiHidden/>
     <w:qFormat/>
+    <w:uiPriority w:val="0"/>
     <w:rPr>
-      <w:rFonts w:ascii="Arial" w:eastAsia="Arial" w:hAnsi="Arial" w:cs="Arial"/>
+      <w:rFonts w:ascii="Arial" w:hAnsi="Arial" w:eastAsia="Arial" w:cs="Arial"/>
       <w:sz w:val="21"/>
       <w:szCs w:val="21"/>
       <w:lang w:val="en-US" w:eastAsia="en-US" w:bidi="ar-SA"/>
     </w:rPr>
   </w:style>
-  <w:style w:type="paragraph" w:styleId="TOC3">
+  <w:style w:type="paragraph" w:styleId="14">
     <w:name w:val="toc 3"/>
-    <w:basedOn w:val="Normal"/>
-    <w:next w:val="Normal"/>
+    <w:basedOn w:val="1"/>
+    <w:next w:val="1"/>
     <w:qFormat/>
+    <w:uiPriority w:val="0"/>
     <w:pPr>
       <w:ind w:left="840" w:leftChars="400"/>
     </w:pPr>
   </w:style>
-  <w:style w:type="paragraph" w:styleId="Footer">
+  <w:style w:type="paragraph" w:styleId="15">
     <w:name w:val="footer"/>
-    <w:basedOn w:val="Normal"/>
+    <w:basedOn w:val="1"/>
     <w:qFormat/>
+    <w:uiPriority w:val="0"/>
     <w:pPr>
       <w:tabs>
         <w:tab w:val="center" w:pos="4153"/>
@@ -6407,16 +6496,17 @@
       <w:sz w:val="18"/>
     </w:rPr>
   </w:style>
-  <w:style w:type="paragraph" w:styleId="Header">
+  <w:style w:type="paragraph" w:styleId="16">
     <w:name w:val="header"/>
-    <w:basedOn w:val="Normal"/>
+    <w:basedOn w:val="1"/>
     <w:qFormat/>
+    <w:uiPriority w:val="0"/>
     <w:pPr>
       <w:pBdr>
-        <w:top w:val="nil"/>
-        <w:left w:val="nil"/>
-        <w:bottom w:val="nil"/>
-        <w:right w:val="nil"/>
+        <w:top w:val="none" w:color="auto" w:sz="0" w:space="0"/>
+        <w:left w:val="none" w:color="auto" w:sz="0" w:space="0"/>
+        <w:bottom w:val="none" w:color="auto" w:sz="0" w:space="0"/>
+        <w:right w:val="none" w:color="auto" w:sz="0" w:space="0"/>
       </w:pBdr>
       <w:tabs>
         <w:tab w:val="center" w:pos="4153"/>
@@ -6431,37 +6521,41 @@
       <w:sz w:val="18"/>
     </w:rPr>
   </w:style>
-  <w:style w:type="paragraph" w:styleId="TOC1">
+  <w:style w:type="paragraph" w:styleId="17">
     <w:name w:val="toc 1"/>
-    <w:basedOn w:val="Normal"/>
-    <w:next w:val="Normal"/>
+    <w:basedOn w:val="1"/>
+    <w:next w:val="1"/>
     <w:qFormat/>
+    <w:uiPriority w:val="0"/>
     <w:rPr>
-      <w:rFonts w:ascii="Arial" w:eastAsia="Microsoft JhengHei" w:hAnsi="Arial"/>
+      <w:rFonts w:ascii="Arial" w:hAnsi="Arial" w:eastAsia="Microsoft JhengHei"/>
       <w:sz w:val="24"/>
     </w:rPr>
   </w:style>
-  <w:style w:type="paragraph" w:styleId="TOC2">
+  <w:style w:type="paragraph" w:styleId="18">
     <w:name w:val="toc 2"/>
-    <w:basedOn w:val="Normal"/>
-    <w:next w:val="Normal"/>
+    <w:basedOn w:val="1"/>
+    <w:next w:val="1"/>
     <w:qFormat/>
+    <w:uiPriority w:val="0"/>
     <w:pPr>
       <w:ind w:left="420" w:leftChars="200"/>
     </w:pPr>
   </w:style>
-  <w:style w:type="paragraph" w:styleId="NormalWeb">
+  <w:style w:type="paragraph" w:styleId="19">
     <w:name w:val="Normal (Web)"/>
-    <w:basedOn w:val="Normal"/>
+    <w:basedOn w:val="1"/>
     <w:qFormat/>
+    <w:uiPriority w:val="0"/>
     <w:rPr>
       <w:sz w:val="24"/>
     </w:rPr>
   </w:style>
-  <w:style w:type="paragraph" w:styleId="Title">
+  <w:style w:type="paragraph" w:styleId="20">
     <w:name w:val="Title"/>
-    <w:basedOn w:val="Normal"/>
+    <w:basedOn w:val="1"/>
     <w:qFormat/>
+    <w:uiPriority w:val="0"/>
     <w:pPr>
       <w:spacing w:before="240" w:beforeLines="0" w:beforeAutospacing="0" w:after="60" w:afterLines="0" w:afterAutospacing="0"/>
       <w:jc w:val="center"/>
@@ -6473,68 +6567,73 @@
       <w:sz w:val="32"/>
     </w:rPr>
   </w:style>
-  <w:style w:type="table" w:styleId="TableGrid">
+  <w:style w:type="table" w:styleId="22">
     <w:name w:val="Table Grid"/>
-    <w:basedOn w:val="TableNormal"/>
+    <w:basedOn w:val="21"/>
     <w:qFormat/>
+    <w:uiPriority w:val="0"/>
     <w:pPr>
       <w:widowControl w:val="0"/>
       <w:jc w:val="both"/>
     </w:pPr>
     <w:tblPr>
       <w:tblBorders>
-        <w:top w:val="single" w:sz="4" w:space="0" w:color="auto"/>
-        <w:left w:val="single" w:sz="4" w:space="0" w:color="auto"/>
-        <w:bottom w:val="single" w:sz="4" w:space="0" w:color="auto"/>
-        <w:right w:val="single" w:sz="4" w:space="0" w:color="auto"/>
-        <w:insideH w:val="single" w:sz="4" w:space="0" w:color="auto"/>
-        <w:insideV w:val="single" w:sz="4" w:space="0" w:color="auto"/>
+        <w:top w:val="single" w:color="auto" w:sz="4" w:space="0"/>
+        <w:left w:val="single" w:color="auto" w:sz="4" w:space="0"/>
+        <w:bottom w:val="single" w:color="auto" w:sz="4" w:space="0"/>
+        <w:right w:val="single" w:color="auto" w:sz="4" w:space="0"/>
+        <w:insideH w:val="single" w:color="auto" w:sz="4" w:space="0"/>
+        <w:insideV w:val="single" w:color="auto" w:sz="4" w:space="0"/>
       </w:tblBorders>
     </w:tblPr>
   </w:style>
-  <w:style w:type="character" w:styleId="Strong">
+  <w:style w:type="character" w:styleId="24">
     <w:name w:val="Strong"/>
-    <w:basedOn w:val="DefaultParagraphFont"/>
+    <w:basedOn w:val="23"/>
     <w:qFormat/>
+    <w:uiPriority w:val="0"/>
     <w:rPr>
       <w:b/>
     </w:rPr>
   </w:style>
-  <w:style w:type="paragraph" w:customStyle="1" w:styleId="a">
+  <w:style w:type="paragraph" w:customStyle="1" w:styleId="25">
     <w:name w:val="柴_公司名"/>
-    <w:basedOn w:val="Title"/>
+    <w:basedOn w:val="20"/>
     <w:qFormat/>
+    <w:uiPriority w:val="0"/>
     <w:pPr>
       <w:spacing w:after="600" w:afterLines="600"/>
     </w:pPr>
     <w:rPr>
-      <w:rFonts w:ascii="宋体" w:eastAsia="宋体" w:hAnsi="宋体" w:cs="宋体" w:hint="eastAsia"/>
+      <w:rFonts w:hint="eastAsia" w:ascii="宋体" w:hAnsi="宋体" w:eastAsia="宋体" w:cs="宋体"/>
       <w:bCs/>
       <w:spacing w:val="-6"/>
       <w:sz w:val="52"/>
       <w:szCs w:val="52"/>
     </w:rPr>
   </w:style>
-  <w:style w:type="paragraph" w:customStyle="1" w:styleId="a0">
+  <w:style w:type="paragraph" w:customStyle="1" w:styleId="26">
     <w:name w:val="柴_文档名"/>
-    <w:basedOn w:val="Title"/>
+    <w:basedOn w:val="20"/>
     <w:qFormat/>
+    <w:uiPriority w:val="0"/>
     <w:pPr>
       <w:spacing w:after="900" w:afterLines="900"/>
     </w:pPr>
     <w:rPr>
-      <w:rFonts w:ascii="黑体" w:eastAsia="黑体" w:hAnsi="黑体" w:cs="黑体"/>
+      <w:rFonts w:ascii="黑体" w:hAnsi="黑体" w:eastAsia="黑体" w:cs="黑体"/>
       <w:bCs/>
       <w:spacing w:val="-7"/>
       <w:sz w:val="52"/>
       <w:szCs w:val="52"/>
     </w:rPr>
   </w:style>
-  <w:style w:type="table" w:customStyle="1" w:styleId="TableNormal0">
+  <w:style w:type="table" w:customStyle="1" w:styleId="27">
     <w:name w:val="Table Normal_0"/>
     <w:semiHidden/>
     <w:unhideWhenUsed/>
     <w:qFormat/>
+    <w:uiPriority w:val="0"/>
     <w:tblPr>
       <w:tblCellMar>
         <w:top w:w="0" w:type="dxa"/>
@@ -6544,81 +6643,87 @@
       </w:tblCellMar>
     </w:tblPr>
   </w:style>
-  <w:style w:type="paragraph" w:customStyle="1" w:styleId="TableText">
+  <w:style w:type="paragraph" w:customStyle="1" w:styleId="28">
     <w:name w:val="Table Text"/>
-    <w:basedOn w:val="Normal"/>
+    <w:basedOn w:val="1"/>
     <w:semiHidden/>
     <w:qFormat/>
+    <w:uiPriority w:val="0"/>
     <w:rPr>
-      <w:rFonts w:ascii="宋体" w:eastAsia="宋体" w:hAnsi="宋体" w:cs="宋体"/>
+      <w:rFonts w:ascii="宋体" w:hAnsi="宋体" w:eastAsia="宋体" w:cs="宋体"/>
       <w:sz w:val="21"/>
       <w:szCs w:val="21"/>
       <w:lang w:val="en-US" w:eastAsia="en-US" w:bidi="ar-SA"/>
     </w:rPr>
   </w:style>
-  <w:style w:type="paragraph" w:customStyle="1" w:styleId="1">
+  <w:style w:type="paragraph" w:customStyle="1" w:styleId="29">
     <w:name w:val="柴_标题1"/>
-    <w:basedOn w:val="Heading1"/>
-    <w:next w:val="a1"/>
-    <w:link w:val="1Char"/>
+    <w:basedOn w:val="2"/>
+    <w:next w:val="30"/>
+    <w:link w:val="39"/>
     <w:qFormat/>
+    <w:uiPriority w:val="0"/>
     <w:pPr>
       <w:spacing w:before="100" w:after="90" w:line="360" w:lineRule="auto"/>
     </w:pPr>
     <w:rPr>
-      <w:rFonts w:ascii="Arial" w:eastAsia="宋体" w:hAnsi="Arial"/>
+      <w:rFonts w:ascii="Arial" w:hAnsi="Arial" w:eastAsia="宋体"/>
       <w:sz w:val="32"/>
     </w:rPr>
   </w:style>
-  <w:style w:type="paragraph" w:customStyle="1" w:styleId="a1">
+  <w:style w:type="paragraph" w:customStyle="1" w:styleId="30">
     <w:name w:val="柴_正文"/>
-    <w:basedOn w:val="BodyText"/>
-    <w:link w:val="Char"/>
+    <w:basedOn w:val="13"/>
+    <w:link w:val="44"/>
     <w:qFormat/>
+    <w:uiPriority w:val="0"/>
     <w:pPr>
       <w:spacing w:line="360" w:lineRule="auto"/>
       <w:ind w:firstLine="470" w:firstLineChars="200"/>
     </w:pPr>
     <w:rPr>
-      <w:rFonts w:ascii="Arial" w:eastAsia="宋体" w:hAnsi="Arial"/>
+      <w:rFonts w:ascii="Arial" w:hAnsi="Arial" w:eastAsia="宋体"/>
       <w:sz w:val="24"/>
       <w:lang w:eastAsia="zh-CN"/>
     </w:rPr>
   </w:style>
-  <w:style w:type="paragraph" w:customStyle="1" w:styleId="2">
+  <w:style w:type="paragraph" w:customStyle="1" w:styleId="31">
     <w:name w:val="柴_标题2"/>
-    <w:basedOn w:val="Heading2"/>
-    <w:next w:val="a1"/>
+    <w:basedOn w:val="3"/>
+    <w:next w:val="30"/>
     <w:qFormat/>
+    <w:uiPriority w:val="0"/>
     <w:pPr>
       <w:spacing w:line="360" w:lineRule="auto"/>
     </w:pPr>
     <w:rPr>
-      <w:rFonts w:ascii="Arial" w:eastAsia="宋体" w:hAnsi="Arial"/>
+      <w:rFonts w:ascii="Arial" w:hAnsi="Arial" w:eastAsia="宋体"/>
       <w:sz w:val="28"/>
     </w:rPr>
   </w:style>
-  <w:style w:type="paragraph" w:customStyle="1" w:styleId="3">
+  <w:style w:type="paragraph" w:customStyle="1" w:styleId="32">
     <w:name w:val="柴_标题3"/>
-    <w:basedOn w:val="Heading3"/>
-    <w:next w:val="a1"/>
+    <w:basedOn w:val="4"/>
+    <w:next w:val="30"/>
     <w:qFormat/>
+    <w:uiPriority w:val="0"/>
     <w:pPr>
       <w:spacing w:line="360" w:lineRule="auto"/>
       <w:ind w:left="0" w:firstLine="472" w:firstLineChars="200"/>
     </w:pPr>
     <w:rPr>
-      <w:rFonts w:ascii="宋体" w:eastAsia="宋体" w:hAnsi="宋体" w:cs="宋体"/>
+      <w:rFonts w:ascii="宋体" w:hAnsi="宋体" w:eastAsia="宋体" w:cs="宋体"/>
       <w:spacing w:val="-2"/>
       <w:sz w:val="24"/>
       <w:szCs w:val="24"/>
     </w:rPr>
   </w:style>
-  <w:style w:type="paragraph" w:customStyle="1" w:styleId="a2">
+  <w:style w:type="paragraph" w:customStyle="1" w:styleId="33">
     <w:name w:val="柴_目录"/>
-    <w:basedOn w:val="Normal"/>
-    <w:next w:val="BodyText"/>
+    <w:basedOn w:val="1"/>
+    <w:next w:val="13"/>
     <w:qFormat/>
+    <w:uiPriority w:val="0"/>
     <w:pPr>
       <w:tabs>
         <w:tab w:val="right" w:leader="dot" w:pos="8442"/>
@@ -6626,59 +6731,64 @@
       <w:ind w:left="0" w:leftChars="0"/>
     </w:pPr>
     <w:rPr>
-      <w:rFonts w:ascii="Arial" w:eastAsia="Microsoft JhengHei" w:hAnsi="Arial"/>
+      <w:rFonts w:ascii="Arial" w:hAnsi="Arial" w:eastAsia="Microsoft JhengHei"/>
       <w:sz w:val="24"/>
     </w:rPr>
   </w:style>
-  <w:style w:type="paragraph" w:customStyle="1" w:styleId="WPSOffice1">
+  <w:style w:type="paragraph" w:customStyle="1" w:styleId="34">
     <w:name w:val="WPSOffice手动目录 1"/>
     <w:qFormat/>
+    <w:uiPriority w:val="0"/>
     <w:pPr>
       <w:ind w:leftChars="0"/>
     </w:pPr>
     <w:rPr>
-      <w:rFonts w:ascii="Times New Roman" w:eastAsia="宋体" w:hAnsi="Times New Roman" w:cs="Times New Roman"/>
+      <w:rFonts w:ascii="Times New Roman" w:hAnsi="Times New Roman" w:eastAsia="宋体" w:cs="Times New Roman"/>
       <w:sz w:val="20"/>
       <w:szCs w:val="20"/>
     </w:rPr>
   </w:style>
-  <w:style w:type="paragraph" w:customStyle="1" w:styleId="WPSOffice2">
+  <w:style w:type="paragraph" w:customStyle="1" w:styleId="35">
     <w:name w:val="WPSOffice手动目录 2"/>
     <w:qFormat/>
+    <w:uiPriority w:val="0"/>
     <w:pPr>
       <w:ind w:leftChars="200"/>
     </w:pPr>
     <w:rPr>
-      <w:rFonts w:ascii="Times New Roman" w:eastAsia="宋体" w:hAnsi="Times New Roman" w:cs="Times New Roman"/>
+      <w:rFonts w:ascii="Times New Roman" w:hAnsi="Times New Roman" w:eastAsia="宋体" w:cs="Times New Roman"/>
       <w:sz w:val="20"/>
       <w:szCs w:val="20"/>
     </w:rPr>
   </w:style>
-  <w:style w:type="paragraph" w:customStyle="1" w:styleId="WPSOffice3">
+  <w:style w:type="paragraph" w:customStyle="1" w:styleId="36">
     <w:name w:val="WPSOffice手动目录 3"/>
     <w:qFormat/>
+    <w:uiPriority w:val="0"/>
     <w:pPr>
       <w:ind w:leftChars="400"/>
     </w:pPr>
     <w:rPr>
-      <w:rFonts w:ascii="Times New Roman" w:eastAsia="宋体" w:hAnsi="Times New Roman" w:cs="Times New Roman"/>
+      <w:rFonts w:ascii="Times New Roman" w:hAnsi="Times New Roman" w:eastAsia="宋体" w:cs="Times New Roman"/>
       <w:sz w:val="20"/>
       <w:szCs w:val="20"/>
     </w:rPr>
   </w:style>
-  <w:style w:type="paragraph" w:customStyle="1" w:styleId="Compact">
+  <w:style w:type="paragraph" w:customStyle="1" w:styleId="37">
     <w:name w:val="Compact"/>
-    <w:basedOn w:val="BodyText"/>
+    <w:basedOn w:val="13"/>
     <w:qFormat/>
+    <w:uiPriority w:val="0"/>
     <w:pPr>
       <w:spacing w:before="36" w:after="36"/>
     </w:pPr>
   </w:style>
-  <w:style w:type="table" w:customStyle="1" w:styleId="Table">
+  <w:style w:type="table" w:customStyle="1" w:styleId="38">
     <w:name w:val="Table"/>
     <w:semiHidden/>
     <w:unhideWhenUsed/>
     <w:qFormat/>
+    <w:uiPriority w:val="0"/>
     <w:tblPr>
       <w:tblCellMar>
         <w:top w:w="0" w:type="dxa"/>
@@ -6690,41 +6800,44 @@
     <w:tblStylePr w:type="firstRow">
       <w:tcPr>
         <w:tcBorders>
-          <w:bottom w:val="single" w:sz="0" w:space="0" w:color="auto"/>
+          <w:bottom w:val="single" w:color="auto" w:sz="0" w:space="0"/>
         </w:tcBorders>
         <w:vAlign w:val="bottom"/>
       </w:tcPr>
     </w:tblStylePr>
   </w:style>
-  <w:style w:type="character" w:customStyle="1" w:styleId="1Char">
+  <w:style w:type="character" w:customStyle="1" w:styleId="39">
     <w:name w:val="柴_标题1 Char"/>
-    <w:link w:val="1"/>
+    <w:link w:val="29"/>
     <w:qFormat/>
+    <w:uiPriority w:val="0"/>
     <w:rPr>
-      <w:rFonts w:ascii="Arial" w:eastAsia="宋体" w:hAnsi="Arial"/>
+      <w:rFonts w:ascii="Arial" w:hAnsi="Arial" w:eastAsia="宋体"/>
       <w:sz w:val="32"/>
     </w:rPr>
   </w:style>
-  <w:style w:type="paragraph" w:customStyle="1" w:styleId="a3">
+  <w:style w:type="paragraph" w:customStyle="1" w:styleId="40">
     <w:name w:val="柴_表头"/>
-    <w:basedOn w:val="Caption"/>
+    <w:basedOn w:val="11"/>
     <w:qFormat/>
+    <w:uiPriority w:val="0"/>
     <w:pPr>
       <w:spacing w:line="360" w:lineRule="auto"/>
       <w:ind w:firstLine="470" w:firstLineChars="200"/>
     </w:pPr>
     <w:rPr>
-      <w:rFonts w:ascii="Arial" w:eastAsia="宋体" w:hAnsi="Arial"/>
+      <w:rFonts w:ascii="Arial" w:hAnsi="Arial" w:eastAsia="宋体"/>
       <w:b/>
       <w:sz w:val="24"/>
       <w:lang w:eastAsia="zh-CN"/>
     </w:rPr>
   </w:style>
-  <w:style w:type="table" w:customStyle="1" w:styleId="TableNormal1">
+  <w:style w:type="table" w:customStyle="1" w:styleId="41">
     <w:name w:val="Table Normal_1"/>
     <w:semiHidden/>
     <w:unhideWhenUsed/>
     <w:qFormat/>
+    <w:uiPriority w:val="0"/>
     <w:tblPr>
       <w:tblCellMar>
         <w:top w:w="0" w:type="dxa"/>
@@ -6734,10 +6847,11 @@
       </w:tblCellMar>
     </w:tblPr>
   </w:style>
-  <w:style w:type="paragraph" w:customStyle="1" w:styleId="a4">
+  <w:style w:type="paragraph" w:customStyle="1" w:styleId="42">
     <w:name w:val="柴_正文_无缩进"/>
-    <w:basedOn w:val="Normal"/>
+    <w:basedOn w:val="1"/>
     <w:qFormat/>
+    <w:uiPriority w:val="0"/>
     <w:pPr>
       <w:ind w:firstLine="0" w:firstLineChars="0"/>
     </w:pPr>
@@ -6747,29 +6861,31 @@
       <w:lang w:eastAsia="zh-CN"/>
     </w:rPr>
   </w:style>
-  <w:style w:type="paragraph" w:customStyle="1" w:styleId="4">
+  <w:style w:type="paragraph" w:customStyle="1" w:styleId="43">
     <w:name w:val="柴_标题4"/>
-    <w:basedOn w:val="Heading4"/>
-    <w:next w:val="Normal"/>
+    <w:basedOn w:val="5"/>
+    <w:next w:val="1"/>
     <w:qFormat/>
+    <w:uiPriority w:val="0"/>
     <w:pPr>
       <w:widowControl w:val="0"/>
       <w:spacing w:before="160" w:line="360" w:lineRule="auto"/>
-      <w:ind w:left="981" w:hanging="862" w:leftChars="300"/>
+      <w:ind w:left="981" w:leftChars="300" w:hanging="862"/>
     </w:pPr>
     <w:rPr>
-      <w:rFonts w:ascii="Calibri" w:eastAsia="宋体" w:hAnsi="Calibri" w:cs="宋体" w:hint="eastAsia"/>
+      <w:rFonts w:hint="eastAsia" w:ascii="Calibri" w:hAnsi="Calibri" w:eastAsia="宋体" w:cs="宋体"/>
       <w:sz w:val="24"/>
       <w:szCs w:val="24"/>
       <w:lang w:eastAsia="zh-CN" w:bidi="zh-CN"/>
     </w:rPr>
   </w:style>
-  <w:style w:type="character" w:customStyle="1" w:styleId="Char">
+  <w:style w:type="character" w:customStyle="1" w:styleId="44">
     <w:name w:val="柴_正文 Char"/>
-    <w:link w:val="a1"/>
+    <w:link w:val="30"/>
     <w:qFormat/>
+    <w:uiPriority w:val="0"/>
     <w:rPr>
-      <w:rFonts w:ascii="Arial" w:eastAsia="宋体" w:hAnsi="Arial"/>
+      <w:rFonts w:ascii="Arial" w:hAnsi="Arial" w:eastAsia="宋体"/>
       <w:sz w:val="24"/>
       <w:lang w:eastAsia="zh-CN"/>
     </w:rPr>
